--- a/Job-Hunting-Tool-Suite.docx
+++ b/Job-Hunting-Tool-Suite.docx
@@ -148,103 +148,7 @@
         <w:pStyle w:val="BodyText"/>
       </w:pPr>
       <w:r>
-        <w:t xml:space="preserve">August 10, 2026 (Target Company Prompt Builder section updated August</w:t>
-      </w:r>
-      <w:r>
-        <w:t xml:space="preserve"> </w:t>
-      </w:r>
-      <w:r>
-        <w:t xml:space="preserve">11-12, 2026 for its Bulk Company Pull step, competitor-cascade discovery</w:t>
-      </w:r>
-      <w:r>
-        <w:t xml:space="preserve"> </w:t>
-      </w:r>
-      <w:r>
-        <w:t xml:space="preserve">method, and NAICS-search reference link, and August 13, 2026 to remove</w:t>
-      </w:r>
-      <w:r>
-        <w:t xml:space="preserve"> </w:t>
-      </w:r>
-      <w:r>
-        <w:t xml:space="preserve">the Templates feature (session-only saving was confusing users into</w:t>
-      </w:r>
-      <w:r>
-        <w:t xml:space="preserve"> </w:t>
-      </w:r>
-      <w:r>
-        <w:t xml:space="preserve">thinking it persisted); Outreach Message Builder and Recruiter Message</w:t>
-      </w:r>
-      <w:r>
-        <w:t xml:space="preserve"> </w:t>
-      </w:r>
-      <w:r>
-        <w:t xml:space="preserve">Sanity Check sections updated August 12, 2026 for Message Goal/Context</w:t>
-      </w:r>
-      <w:r>
-        <w:t xml:space="preserve"> </w:t>
-      </w:r>
-      <w:r>
-        <w:t xml:space="preserve">Notes and the new Job Posting mode, respectively; Interview Prep Guide</w:t>
-      </w:r>
-      <w:r>
-        <w:t xml:space="preserve"> </w:t>
-      </w:r>
-      <w:r>
-        <w:t xml:space="preserve">Builder added as Step 4 and Steps 3a/3b renumbering applied August 12,</w:t>
-      </w:r>
-      <w:r>
-        <w:t xml:space="preserve"> </w:t>
-      </w:r>
-      <w:r>
-        <w:t xml:space="preserve">2026; Salary Negotiator added as Step 5 August 12-13, 2026; Career Path</w:t>
-      </w:r>
-      <w:r>
-        <w:t xml:space="preserve"> </w:t>
-      </w:r>
-      <w:r>
-        <w:t xml:space="preserve">Discovery Prompt Builder added as Step 0 August 17, 2026, with Pivot</w:t>
-      </w:r>
-      <w:r>
-        <w:t xml:space="preserve"> </w:t>
-      </w:r>
-      <w:r>
-        <w:t xml:space="preserve">Positioning Notes added to Resume &amp; Cover Letter Tailoring and Objection</w:t>
-      </w:r>
-      <w:r>
-        <w:t xml:space="preserve"> </w:t>
-      </w:r>
-      <w:r>
-        <w:t xml:space="preserve">Reframing added to Interview Prep Guide Builder the same day; LinkedIn</w:t>
-      </w:r>
-      <w:r>
-        <w:t xml:space="preserve"> </w:t>
-      </w:r>
-      <w:r>
-        <w:t xml:space="preserve">Profile Builder added as a third ongoing tool August 17, 2026; Target</w:t>
-      </w:r>
-      <w:r>
-        <w:t xml:space="preserve"> </w:t>
-      </w:r>
-      <w:r>
-        <w:t xml:space="preserve">Company Prompt Builder section updated August 18, 2026 to add the</w:t>
-      </w:r>
-      <w:r>
-        <w:t xml:space="preserve"> </w:t>
-      </w:r>
-      <w:r>
-        <w:t xml:space="preserve">Department Contact Finder step; Interview Prep Guide Builder section</w:t>
-      </w:r>
-      <w:r>
-        <w:t xml:space="preserve"> </w:t>
-      </w:r>
-      <w:r>
-        <w:t xml:space="preserve">updated September 1, 2026 to add the Candidate SWOT Analysis and the</w:t>
-      </w:r>
-      <w:r>
-        <w:t xml:space="preserve"> </w:t>
-      </w:r>
-      <w:r>
-        <w:t xml:space="preserve">optional STAR Stories field)</w:t>
+        <w:t xml:space="preserve">August 10, 2026 (Target Company Prompt Builder section updated August 11-12, 2026 for its Bulk Company Pull step, competitor-cascade discovery method, and NAICS-search reference link, and August 13, 2026 to remove the Templates feature (session-only saving was confusing users into thinking it persisted); Outreach Message Builder and Recruiter Message Sanity Check sections updated August 12, 2026 for Message Goal/Context Notes and the new Job Posting mode, respectively; Interview Prep Guide Builder added as Step 4 and Steps 3a/3b renumbering applied August 12, 2026; Salary Negotiator added as Step 5 August 12-13, 2026; Career Path Discovery Prompt Builder added as Step 0 August 17, 2026, with Pivot Positioning Notes added to Resume &amp; Cover Letter Tailoring and Objection Reframing added to Interview Prep Guide Builder the same day; LinkedIn Profile Builder added as a third ongoing tool August 17, 2026; Target Company Prompt Builder section updated August 18, 2026 to add the Department Contact Finder step; Interview Prep Guide Builder section updated September 1, 2026 to add the Candidate SWOT Analysis and the optional STAR Stories field; a Load .txt to edit button added to all nine prompt-building tools September 18, 2026, so a previously downloaded prompt can be read back into the form and edited instead of retyped from scratch)</w:t>
       </w:r>
     </w:p>
     <w:p>
@@ -264,10 +168,7 @@
         <w:pStyle w:val="BlockText"/>
       </w:pPr>
       <w:r>
-        <w:t xml:space="preserve">In Claude, go to</w:t>
-      </w:r>
-      <w:r>
-        <w:t xml:space="preserve"> </w:t>
+        <w:t xml:space="preserve">In Claude, go to </w:t>
       </w:r>
       <w:r>
         <w:rPr>
@@ -277,40 +178,17 @@
         <w:t xml:space="preserve">Settings → Capabilities</w:t>
       </w:r>
       <w:r>
-        <w:t xml:space="preserve"> </w:t>
-      </w:r>
-      <w:r>
-        <w:t xml:space="preserve">and toggle</w:t>
-      </w:r>
-      <w:r>
-        <w:t xml:space="preserve"> </w:t>
+        <w:t xml:space="preserve"> and toggle </w:t>
       </w:r>
       <w:r>
         <w:rPr>
           <w:bCs/>
           <w:b/>
         </w:rPr>
-        <w:t xml:space="preserve">“</w:t>
-      </w:r>
-      <w:r>
-        <w:rPr>
-          <w:bCs/>
-          <w:b/>
-        </w:rPr>
-        <w:t xml:space="preserve">Code execution and file creation</w:t>
-      </w:r>
-      <w:r>
-        <w:rPr>
-          <w:bCs/>
-          <w:b/>
-        </w:rPr>
-        <w:t xml:space="preserve">”</w:t>
-      </w:r>
-      <w:r>
-        <w:t xml:space="preserve"> </w:t>
-      </w:r>
-      <w:r>
-        <w:t xml:space="preserve">on. This is what lets Claude actually build the Excel or Word file a tool asks for, instead of just describing it in the chat. Available on Free, Pro, Max, Team, and Enterprise plans — on web, desktop, and mobile. (Web search is the other setting you’ll need; see the full settings table below.)</w:t>
+        <w:t xml:space="preserve">“Code execution and file creation”</w:t>
+      </w:r>
+      <w:r>
+        <w:t xml:space="preserve"> on. This is what lets Claude actually build the Excel or Word file a tool asks for, instead of just describing it in the chat. Available on Free, Pro, Max, Team, and Enterprise plans — on web, desktop, and mobile. (Web search is the other setting you’ll need; see the full settings table below.)</w:t>
       </w:r>
     </w:p>
     <w:p>
@@ -369,7 +247,7 @@
           <w:rPr>
             <w:rStyle w:val="Hyperlink"/>
           </w:rPr>
-          <w:t xml:space="preserve">How Eight of the Ten Tools Work</w:t>
+          <w:t xml:space="preserve">How Nine of the Ten Tools Work</w:t>
         </w:r>
       </w:hyperlink>
     </w:p>
@@ -574,91 +452,7 @@
         <w:pStyle w:val="FirstParagraph"/>
       </w:pPr>
       <w:r>
-        <w:t xml:space="preserve">This is a set of ten free, standalone web tools that turn a job search</w:t>
-      </w:r>
-      <w:r>
-        <w:t xml:space="preserve"> </w:t>
-      </w:r>
-      <w:r>
-        <w:t xml:space="preserve">— or just staying visible in your field, or protecting yourself from</w:t>
-      </w:r>
-      <w:r>
-        <w:t xml:space="preserve"> </w:t>
-      </w:r>
-      <w:r>
-        <w:t xml:space="preserve">scams while you search — into a repeatable process instead of a blank</w:t>
-      </w:r>
-      <w:r>
-        <w:t xml:space="preserve"> </w:t>
-      </w:r>
-      <w:r>
-        <w:t xml:space="preserve">page every time. Seven of them cover the job-search funnel end to end:</w:t>
-      </w:r>
-      <w:r>
-        <w:t xml:space="preserve"> </w:t>
-      </w:r>
-      <w:r>
-        <w:t xml:space="preserve">figuring out which direction to target if you’re not sure yet, finding</w:t>
-      </w:r>
-      <w:r>
-        <w:t xml:space="preserve"> </w:t>
-      </w:r>
-      <w:r>
-        <w:t xml:space="preserve">and ranking the right companies, checking who’s actually hiring right</w:t>
-      </w:r>
-      <w:r>
-        <w:t xml:space="preserve"> </w:t>
-      </w:r>
-      <w:r>
-        <w:t xml:space="preserve">now, tailoring a resume and cover letter to a real posting, drafting the</w:t>
-      </w:r>
-      <w:r>
-        <w:t xml:space="preserve"> </w:t>
-      </w:r>
-      <w:r>
-        <w:t xml:space="preserve">outreach messages to actually reach someone, building a real prep guide</w:t>
-      </w:r>
-      <w:r>
-        <w:t xml:space="preserve"> </w:t>
-      </w:r>
-      <w:r>
-        <w:t xml:space="preserve">once an interview actually lands, and negotiating the actual offer once</w:t>
-      </w:r>
-      <w:r>
-        <w:t xml:space="preserve"> </w:t>
-      </w:r>
-      <w:r>
-        <w:t xml:space="preserve">one comes in. The remaining three are ongoing tools, independent of</w:t>
-      </w:r>
-      <w:r>
-        <w:t xml:space="preserve"> </w:t>
-      </w:r>
-      <w:r>
-        <w:t xml:space="preserve">where you are in the funnel: one optimizes your LinkedIn profile itself</w:t>
-      </w:r>
-      <w:r>
-        <w:t xml:space="preserve"> </w:t>
-      </w:r>
-      <w:r>
-        <w:t xml:space="preserve">for the job search, another finds and drafts on-brand articles to keep</w:t>
-      </w:r>
-      <w:r>
-        <w:t xml:space="preserve"> </w:t>
-      </w:r>
-      <w:r>
-        <w:t xml:space="preserve">you visible on LinkedIn, and the third screens incoming recruiter</w:t>
-      </w:r>
-      <w:r>
-        <w:t xml:space="preserve"> </w:t>
-      </w:r>
-      <w:r>
-        <w:t xml:space="preserve">messages or job postings for known scam patterns, since fake recruiter</w:t>
-      </w:r>
-      <w:r>
-        <w:t xml:space="preserve"> </w:t>
-      </w:r>
-      <w:r>
-        <w:t xml:space="preserve">outreach and fake job listings have both become common.</w:t>
+        <w:t xml:space="preserve">This is a set of ten free, standalone web tools that turn a job search — or just staying visible in your field, or protecting yourself from scams while you search — into a repeatable process instead of a blank page every time. Seven of them cover the job-search funnel end to end: figuring out which direction to target if you’re not sure yet, finding and ranking the right companies, checking who’s actually hiring right now, tailoring a resume and cover letter to a real posting, drafting the outreach messages to actually reach someone, building a real prep guide once an interview actually lands, and negotiating the actual offer once one comes in. The remaining three are ongoing tools, independent of where you are in the funnel: one optimizes your LinkedIn profile itself for the job search, another finds and drafts on-brand articles to keep you visible on LinkedIn, and the third screens incoming recruiter messages or job postings for known scam patterns, since fake recruiter outreach and fake job listings have both become common.</w:t>
       </w:r>
     </w:p>
     <w:p>
@@ -666,43 +460,7 @@
         <w:pStyle w:val="BodyText"/>
       </w:pPr>
       <w:r>
-        <w:t xml:space="preserve">Eight of the ten tools work the same simple way: you fill in a short</w:t>
-      </w:r>
-      <w:r>
-        <w:t xml:space="preserve"> </w:t>
-      </w:r>
-      <w:r>
-        <w:t xml:space="preserve">form on a web page, it builds a complete, ready-to-use prompt, you copy</w:t>
-      </w:r>
-      <w:r>
-        <w:t xml:space="preserve"> </w:t>
-      </w:r>
-      <w:r>
-        <w:t xml:space="preserve">that prompt into a conversation with Claude, and Claude does the actual</w:t>
-      </w:r>
-      <w:r>
-        <w:t xml:space="preserve"> </w:t>
-      </w:r>
-      <w:r>
-        <w:t xml:space="preserve">research, writing, or drafting. The tenth — Recruiter Message &amp; Job</w:t>
-      </w:r>
-      <w:r>
-        <w:t xml:space="preserve"> </w:t>
-      </w:r>
-      <w:r>
-        <w:t xml:space="preserve">Posting Sanity Check — is different on purpose: it runs the entire check</w:t>
-      </w:r>
-      <w:r>
-        <w:t xml:space="preserve"> </w:t>
-      </w:r>
-      <w:r>
-        <w:t xml:space="preserve">in your browser and hands you a finished result immediately, with no</w:t>
-      </w:r>
-      <w:r>
-        <w:t xml:space="preserve"> </w:t>
-      </w:r>
-      <w:r>
-        <w:t xml:space="preserve">separate Claude conversation required.</w:t>
+        <w:t xml:space="preserve">Nine of the ten tools work the same simple way: you fill in a short form on a web page, it builds a complete, ready-to-use prompt, you copy that prompt into a conversation with Claude, and Claude does the actual research, writing, or drafting. The tenth — Recruiter Message &amp; Job Posting Sanity Check — is different on purpose: it runs the entire check in your browser and hands you a finished result immediately, with no separate Claude conversation required.</w:t>
       </w:r>
     </w:p>
     <w:p>
@@ -717,64 +475,7 @@
         <w:t xml:space="preserve">Disclaimer:</w:t>
       </w:r>
       <w:r>
-        <w:t xml:space="preserve"> </w:t>
-      </w:r>
-      <w:r>
-        <w:t xml:space="preserve">These tools are aids, not authorities. The nine</w:t>
-      </w:r>
-      <w:r>
-        <w:t xml:space="preserve"> </w:t>
-      </w:r>
-      <w:r>
-        <w:t xml:space="preserve">prompt-building tools hand off to Claude for the actual research,</w:t>
-      </w:r>
-      <w:r>
-        <w:t xml:space="preserve"> </w:t>
-      </w:r>
-      <w:r>
-        <w:t xml:space="preserve">writing, or drafting — review every output before relying on it, since</w:t>
-      </w:r>
-      <w:r>
-        <w:t xml:space="preserve"> </w:t>
-      </w:r>
-      <w:r>
-        <w:t xml:space="preserve">researched facts (company details, job postings, interviewer</w:t>
-      </w:r>
-      <w:r>
-        <w:t xml:space="preserve"> </w:t>
-      </w:r>
-      <w:r>
-        <w:t xml:space="preserve">backgrounds, salary data, and similar) can be incomplete, outdated, or</w:t>
-      </w:r>
-      <w:r>
-        <w:t xml:space="preserve"> </w:t>
-      </w:r>
-      <w:r>
-        <w:t xml:space="preserve">wrong. The Recruiter Message &amp; Job Posting Sanity Check is a</w:t>
-      </w:r>
-      <w:r>
-        <w:t xml:space="preserve"> </w:t>
-      </w:r>
-      <w:r>
-        <w:t xml:space="preserve">pattern-matching screen only; it cannot verify anyone’s identity, a</w:t>
-      </w:r>
-      <w:r>
-        <w:t xml:space="preserve"> </w:t>
-      </w:r>
-      <w:r>
-        <w:t xml:space="preserve">company’s legitimacy, or a listing’s legitimacy, and neither a clean nor</w:t>
-      </w:r>
-      <w:r>
-        <w:t xml:space="preserve"> </w:t>
-      </w:r>
-      <w:r>
-        <w:t xml:space="preserve">a flagged result is a final answer. Treat every result across the suite</w:t>
-      </w:r>
-      <w:r>
-        <w:t xml:space="preserve"> </w:t>
-      </w:r>
-      <w:r>
-        <w:t xml:space="preserve">as a starting point for your own judgment, not a substitute for it.</w:t>
+        <w:t xml:space="preserve"> These tools are aids, not authorities. The nine prompt-building tools hand off to Claude for the actual research, writing, or drafting — review every output before relying on it, since researched facts (company details, job postings, interviewer backgrounds, salary data, and similar) can be incomplete, outdated, or wrong. The Recruiter Message &amp; Job Posting Sanity Check is a pattern-matching screen only; it cannot verify anyone’s identity, a company’s legitimacy, or a listing’s legitimacy, and neither a clean nor a flagged result is a final answer. Treat every result across the suite as a starting point for your own judgment, not a substitute for it.</w:t>
       </w:r>
     </w:p>
     <w:bookmarkEnd w:id="21"/>
@@ -802,13 +503,7 @@
         <w:pStyle w:val="FirstParagraph"/>
       </w:pPr>
       <w:r>
-        <w:t xml:space="preserve">Everything in this suite falls into one of two groups, and it helps to</w:t>
-      </w:r>
-      <w:r>
-        <w:t xml:space="preserve"> </w:t>
-      </w:r>
-      <w:r>
-        <w:t xml:space="preserve">know which before you open anything:</w:t>
+        <w:t xml:space="preserve">Everything in this suite falls into one of two groups, and it helps to know which before you open anything:</w:t>
       </w:r>
     </w:p>
     <w:p>
@@ -826,106 +521,7 @@
         <w:t xml:space="preserve">The 7-step funnel (Steps 0–5):</w:t>
       </w:r>
       <w:r>
-        <w:t xml:space="preserve"> </w:t>
-      </w:r>
-      <w:r>
-        <w:t xml:space="preserve">Career Path Discovery Prompt</w:t>
-      </w:r>
-      <w:r>
-        <w:t xml:space="preserve"> </w:t>
-      </w:r>
-      <w:r>
-        <w:t xml:space="preserve">Builder (Step 0, Discover) is optional and comes first only if you</w:t>
-      </w:r>
-      <w:r>
-        <w:t xml:space="preserve"> </w:t>
-      </w:r>
-      <w:r>
-        <w:t xml:space="preserve">need it — skip straight to Step 1 if you already know your target.</w:t>
-      </w:r>
-      <w:r>
-        <w:t xml:space="preserve"> </w:t>
-      </w:r>
-      <w:r>
-        <w:t xml:space="preserve">Target Company Prompt Builder (Step 1, Research) is where the funnel</w:t>
-      </w:r>
-      <w:r>
-        <w:t xml:space="preserve"> </w:t>
-      </w:r>
-      <w:r>
-        <w:t xml:space="preserve">actually starts for most people — everything downstream depends on the</w:t>
-      </w:r>
-      <w:r>
-        <w:t xml:space="preserve"> </w:t>
-      </w:r>
-      <w:r>
-        <w:t xml:space="preserve">ranked tracker it produces. Job Posting Finder (Step 2, Verify) needs</w:t>
-      </w:r>
-      <w:r>
-        <w:t xml:space="preserve"> </w:t>
-      </w:r>
-      <w:r>
-        <w:t xml:space="preserve">that tracker’s Suggested Priority Rank to know which companies are</w:t>
-      </w:r>
-      <w:r>
-        <w:t xml:space="preserve"> </w:t>
-      </w:r>
-      <w:r>
-        <w:t xml:space="preserve">worth searching. Resume &amp; Cover Letter Tailoring (Step 3a) and</w:t>
-      </w:r>
-      <w:r>
-        <w:t xml:space="preserve"> </w:t>
-      </w:r>
-      <w:r>
-        <w:t xml:space="preserve">Outreach Message Builder (Step 3b) — both Apply/Connect — have no</w:t>
-      </w:r>
-      <w:r>
-        <w:t xml:space="preserve"> </w:t>
-      </w:r>
-      <w:r>
-        <w:t xml:space="preserve">fixed order between them — network first and tailor your resume once a</w:t>
-      </w:r>
-      <w:r>
-        <w:t xml:space="preserve"> </w:t>
-      </w:r>
-      <w:r>
-        <w:t xml:space="preserve">real opening exists, or find a posting first and tailor immediately,</w:t>
-      </w:r>
-      <w:r>
-        <w:t xml:space="preserve"> </w:t>
-      </w:r>
-      <w:r>
-        <w:t xml:space="preserve">then follow up with outreach. Both are legitimate. Interview Prep</w:t>
-      </w:r>
-      <w:r>
-        <w:t xml:space="preserve"> </w:t>
-      </w:r>
-      <w:r>
-        <w:t xml:space="preserve">Guide Builder (Step 4, Interview) comes after Step 3 actually lands an</w:t>
-      </w:r>
-      <w:r>
-        <w:t xml:space="preserve"> </w:t>
-      </w:r>
-      <w:r>
-        <w:t xml:space="preserve">interview, whichever path got you there. Salary Negotiator (Step 5,</w:t>
-      </w:r>
-      <w:r>
-        <w:t xml:space="preserve"> </w:t>
-      </w:r>
-      <w:r>
-        <w:t xml:space="preserve">Negotiate) comes after Step 4 actually produces an offer — it’s the</w:t>
-      </w:r>
-      <w:r>
-        <w:t xml:space="preserve"> </w:t>
-      </w:r>
-      <w:r>
-        <w:t xml:space="preserve">direct sequel to the salary-range coaching in Interview Prep’s</w:t>
-      </w:r>
-      <w:r>
-        <w:t xml:space="preserve"> </w:t>
-      </w:r>
-      <w:r>
-        <w:t xml:space="preserve">Recruiter Screen mode, for once a real number is on the table.</w:t>
+        <w:t xml:space="preserve"> Career Path Discovery Prompt Builder (Step 0, Discover) is optional and comes first only if you need it — skip straight to Step 1 if you already know your target. Target Company Prompt Builder (Step 1, Research) is where the funnel actually starts for most people — everything downstream depends on the ranked tracker it produces. Job Posting Finder (Step 2, Verify) needs that tracker’s Suggested Priority Rank to know which companies are worth searching. Resume &amp; Cover Letter Tailoring (Step 3a) and Outreach Message Builder (Step 3b) — both Apply/Connect — have no fixed order between them — network first and tailor your resume once a real opening exists, or find a posting first and tailor immediately, then follow up with outreach. Both are legitimate. Interview Prep Guide Builder (Step 4, Interview) comes after Step 3 actually lands an interview, whichever path got you there. Salary Negotiator (Step 5, Negotiate) comes after Step 4 actually produces an offer — it’s the direct sequel to the salary-range coaching in Interview Prep’s Recruiter Screen mode, for once a real number is on the table.</w:t>
       </w:r>
     </w:p>
     <w:p>
@@ -943,34 +539,7 @@
         <w:t xml:space="preserve">The 3 ongoing tools:</w:t>
       </w:r>
       <w:r>
-        <w:t xml:space="preserve"> </w:t>
-      </w:r>
-      <w:r>
-        <w:t xml:space="preserve">LinkedIn Profile Builder (optimizing your</w:t>
-      </w:r>
-      <w:r>
-        <w:t xml:space="preserve"> </w:t>
-      </w:r>
-      <w:r>
-        <w:t xml:space="preserve">profile itself for the job search), LinkedIn Article Share Builder</w:t>
-      </w:r>
-      <w:r>
-        <w:t xml:space="preserve"> </w:t>
-      </w:r>
-      <w:r>
-        <w:t xml:space="preserve">(staying visible), and Recruiter Message &amp; Job Posting Sanity Check</w:t>
-      </w:r>
-      <w:r>
-        <w:t xml:space="preserve"> </w:t>
-      </w:r>
-      <w:r>
-        <w:t xml:space="preserve">(screening incoming messages or postings) aren’t steps in the funnel —</w:t>
-      </w:r>
-      <w:r>
-        <w:t xml:space="preserve"> </w:t>
-      </w:r>
-      <w:r>
-        <w:t xml:space="preserve">use them any time, whether or not you’re actively job hunting.</w:t>
+        <w:t xml:space="preserve"> LinkedIn Profile Builder (optimizing your profile itself for the job search), LinkedIn Article Share Builder (staying visible), and Recruiter Message &amp; Job Posting Sanity Check (screening incoming messages or postings) aren’t steps in the funnel — use them any time, whether or not you’re actively job hunting.</w:t>
       </w:r>
     </w:p>
     <w:bookmarkEnd w:id="23"/>
@@ -980,7 +549,7 @@
         <w:pStyle w:val="Heading2"/>
       </w:pPr>
       <w:r>
-        <w:t xml:space="preserve">How Eight of the Ten Tools Work</w:t>
+        <w:t xml:space="preserve">How Nine of the Ten Tools Work</w:t>
       </w:r>
     </w:p>
     <w:p>
@@ -988,19 +557,7 @@
         <w:pStyle w:val="FirstParagraph"/>
       </w:pPr>
       <w:r>
-        <w:t xml:space="preserve">Every tool except Recruiter Message &amp; Job Posting Sanity Check follows</w:t>
-      </w:r>
-      <w:r>
-        <w:t xml:space="preserve"> </w:t>
-      </w:r>
-      <w:r>
-        <w:t xml:space="preserve">the identical mechanical pattern, so it’s worth understanding once</w:t>
-      </w:r>
-      <w:r>
-        <w:t xml:space="preserve"> </w:t>
-      </w:r>
-      <w:r>
-        <w:t xml:space="preserve">rather than per tool:</w:t>
+        <w:t xml:space="preserve">Every tool except Recruiter Message &amp; Job Posting Sanity Check follows the identical mechanical pattern, so it’s worth understanding once rather than per tool:</w:t>
       </w:r>
     </w:p>
     <w:p>
@@ -1011,13 +568,7 @@
         </w:numPr>
       </w:pPr>
       <w:r>
-        <w:t xml:space="preserve">Open the tool’s .html file in any browser — no install, no account.</w:t>
-      </w:r>
-      <w:r>
-        <w:t xml:space="preserve"> </w:t>
-      </w:r>
-      <w:r>
-        <w:t xml:space="preserve">Fill in a short form.</w:t>
+        <w:t xml:space="preserve">Open the tool’s .html file in any browser — no install, no account. Fill in a short form.</w:t>
       </w:r>
     </w:p>
     <w:p>
@@ -1028,13 +579,7 @@
         </w:numPr>
       </w:pPr>
       <w:r>
-        <w:t xml:space="preserve">The tool assembles a complete, detailed prompt entirely in your</w:t>
-      </w:r>
-      <w:r>
-        <w:t xml:space="preserve"> </w:t>
-      </w:r>
-      <w:r>
-        <w:t xml:space="preserve">browser as you type — nothing you enter is sent anywhere.</w:t>
+        <w:t xml:space="preserve">The tool assembles a complete, detailed prompt entirely in your browser as you type — nothing you enter is sent anywhere.</w:t>
       </w:r>
     </w:p>
     <w:p>
@@ -1045,13 +590,7 @@
         </w:numPr>
       </w:pPr>
       <w:r>
-        <w:t xml:space="preserve">Click Copy prompt (or Download .txt), then paste it into a new Claude</w:t>
-      </w:r>
-      <w:r>
-        <w:t xml:space="preserve"> </w:t>
-      </w:r>
-      <w:r>
-        <w:t xml:space="preserve">conversation.</w:t>
+        <w:t xml:space="preserve">Click Copy prompt (or Download .txt), then paste it into a new Claude conversation.</w:t>
       </w:r>
     </w:p>
     <w:p>
@@ -1062,13 +601,16 @@
         </w:numPr>
       </w:pPr>
       <w:r>
-        <w:t xml:space="preserve">Claude executes the actual work — live web research, writing, or</w:t>
-      </w:r>
-      <w:r>
-        <w:t xml:space="preserve"> </w:t>
-      </w:r>
-      <w:r>
-        <w:t xml:space="preserve">file-building — and returns the result in that conversation.</w:t>
+        <w:t xml:space="preserve">Already have a prompt you downloaded earlier from that same tool and want to tweak one thing instead of retyping the whole form? Every one of these nine tools has a </w:t>
+      </w:r>
+      <w:r>
+        <w:rPr>
+          <w:b/>
+        </w:rPr>
+        <w:t xml:space="preserve">Load .txt to edit</w:t>
+      </w:r>
+      <w:r>
+        <w:t xml:space="preserve"> button next to Copy prompt / Download .txt — pick the file, and it reads the prompt back into every field, including which mode or toggles were selected where a tool has them (e.g. Interview Prep Guide Builder’s three modes, Job Posting Finder’s Standard/Triage/Deep Dive). Edit whatever you need, then regenerate. This only reliably reads a file that came from that tool’s own Download button — a heavily hand-edited file may leave a field or two blank rather than misreading it.</w:t>
       </w:r>
     </w:p>
     <w:p>
@@ -1079,49 +621,18 @@
         </w:numPr>
       </w:pPr>
       <w:r>
-        <w:t xml:space="preserve">Review the result before relying on it. Every generated prompt</w:t>
-      </w:r>
-      <w:r>
-        <w:t xml:space="preserve"> </w:t>
-      </w:r>
-      <w:r>
-        <w:t xml:space="preserve">includes an explicit</w:t>
-      </w:r>
-      <w:r>
-        <w:t xml:space="preserve"> </w:t>
-      </w:r>
-      <w:r>
-        <w:t xml:space="preserve">“</w:t>
-      </w:r>
-      <w:r>
-        <w:t xml:space="preserve">execute this directly, don’t ask clarifying</w:t>
-      </w:r>
-      <w:r>
-        <w:t xml:space="preserve"> </w:t>
-      </w:r>
-      <w:r>
-        <w:t xml:space="preserve">questions first</w:t>
-      </w:r>
-      <w:r>
-        <w:t xml:space="preserve">”</w:t>
-      </w:r>
-      <w:r>
-        <w:t xml:space="preserve"> </w:t>
-      </w:r>
-      <w:r>
-        <w:t xml:space="preserve">instruction, aimed at heading off tools (e.g.</w:t>
-      </w:r>
-      <w:r>
-        <w:t xml:space="preserve"> </w:t>
-      </w:r>
-      <w:r>
-        <w:t xml:space="preserve">ChatGPT) that sometimes respond with a plan or questions instead of</w:t>
-      </w:r>
-      <w:r>
-        <w:t xml:space="preserve"> </w:t>
-      </w:r>
-      <w:r>
-        <w:t xml:space="preserve">just running the task.</w:t>
+        <w:t xml:space="preserve">Claude executes the actual work — live web research, writing, or file-building — and returns the result in that conversation.</w:t>
+      </w:r>
+    </w:p>
+    <w:p>
+      <w:pPr>
+        <w:numPr>
+          <w:ilvl w:val="0"/>
+          <w:numId w:val="1002"/>
+        </w:numPr>
+      </w:pPr>
+      <w:r>
+        <w:t xml:space="preserve">Review the result before relying on it. Every generated prompt includes an explicit “execute this directly, don’t ask clarifying questions first” instruction, aimed at heading off tools (e.g. ChatGPT) that sometimes respond with a plan or questions instead of just running the task.</w:t>
       </w:r>
     </w:p>
     <w:p>
@@ -1133,49 +644,7 @@
           <w:iCs/>
           <w:i/>
         </w:rPr>
-        <w:t xml:space="preserve">Recruiter Message &amp; Job Posting Sanity Check breaks this pattern on</w:t>
-      </w:r>
-      <w:r>
-        <w:rPr>
-          <w:iCs/>
-          <w:i/>
-        </w:rPr>
-        <w:t xml:space="preserve"> </w:t>
-      </w:r>
-      <w:r>
-        <w:rPr>
-          <w:iCs/>
-          <w:i/>
-        </w:rPr>
-        <w:t xml:space="preserve">purpose — it runs the entire scan client-side and shows you a finished,</w:t>
-      </w:r>
-      <w:r>
-        <w:rPr>
-          <w:iCs/>
-          <w:i/>
-        </w:rPr>
-        <w:t xml:space="preserve"> </w:t>
-      </w:r>
-      <w:r>
-        <w:rPr>
-          <w:iCs/>
-          <w:i/>
-        </w:rPr>
-        <w:t xml:space="preserve">scored result immediately. No prompt, no Claude conversation, no</w:t>
-      </w:r>
-      <w:r>
-        <w:rPr>
-          <w:iCs/>
-          <w:i/>
-        </w:rPr>
-        <w:t xml:space="preserve"> </w:t>
-      </w:r>
-      <w:r>
-        <w:rPr>
-          <w:iCs/>
-          <w:i/>
-        </w:rPr>
-        <w:t xml:space="preserve">waiting.</w:t>
+        <w:t xml:space="preserve">Recruiter Message &amp; Job Posting Sanity Check breaks this pattern on purpose — it runs the entire scan client-side and shows you a finished, scored result immediately. No prompt, no Claude conversation, no waiting.</w:t>
       </w:r>
     </w:p>
     <w:bookmarkEnd w:id="24"/>
@@ -1193,13 +662,7 @@
         <w:pStyle w:val="FirstParagraph"/>
       </w:pPr>
       <w:r>
-        <w:t xml:space="preserve">Two Claude capabilities cover every requirement across all ten tools —</w:t>
-      </w:r>
-      <w:r>
-        <w:t xml:space="preserve"> </w:t>
-      </w:r>
-      <w:r>
-        <w:t xml:space="preserve">check this once rather than hunting per tool:</w:t>
+        <w:t xml:space="preserve">Two Claude capabilities cover every requirement across all ten tools — check this once rather than hunting per tool:</w:t>
       </w:r>
     </w:p>
     <w:tbl>
@@ -1333,10 +796,7 @@
               <w:t xml:space="preserve">Always needed</w:t>
             </w:r>
             <w:r>
-              <w:t xml:space="preserve"> </w:t>
-            </w:r>
-            <w:r>
-              <w:t xml:space="preserve">for eight of the ten tools — Job Posting Finder, Career Path Discovery Prompt Builder, Target Company Prompt Builder, Resume &amp; Cover Letter Tailoring, Outreach Message Builder, Interview Prep Guide Builder, Salary Negotiator, and LinkedIn Profile Builder all now return a downloadable Excel or Word file every time, with no chat-only option left. LinkedIn Article Share Builder needs it whenever artwork generation is on (the default). Recruiter Message &amp; Job Posting Sanity Check never needs it.</w:t>
+              <w:t xml:space="preserve"> for eight of the ten tools — Job Posting Finder, Career Path Discovery Prompt Builder, Target Company Prompt Builder, Resume &amp; Cover Letter Tailoring, Outreach Message Builder, Interview Prep Guide Builder, Salary Negotiator, and LinkedIn Profile Builder all now return a downloadable Excel or Word file every time, with no chat-only option left. LinkedIn Article Share Builder needs it whenever artwork generation is on (the default). Recruiter Message &amp; Job Posting Sanity Check never needs it.</w:t>
             </w:r>
           </w:p>
         </w:tc>
@@ -1407,13 +867,7 @@
         <w:pStyle w:val="FirstParagraph"/>
       </w:pPr>
       <w:r>
-        <w:t xml:space="preserve">If this is your first time through the suite, here’s the fastest path to</w:t>
-      </w:r>
-      <w:r>
-        <w:t xml:space="preserve"> </w:t>
-      </w:r>
-      <w:r>
-        <w:t xml:space="preserve">a genuinely useful result:</w:t>
+        <w:t xml:space="preserve">If this is your first time through the suite, here’s the fastest path to a genuinely useful result:</w:t>
       </w:r>
     </w:p>
     <w:p>
@@ -1424,19 +878,7 @@
         </w:numPr>
       </w:pPr>
       <w:r>
-        <w:t xml:space="preserve">Have ready: your target industry or a few companies you already know,</w:t>
-      </w:r>
-      <w:r>
-        <w:t xml:space="preserve"> </w:t>
-      </w:r>
-      <w:r>
-        <w:t xml:space="preserve">your resume text, and (optionally) a LinkedIn contacts export if you</w:t>
-      </w:r>
-      <w:r>
-        <w:t xml:space="preserve"> </w:t>
-      </w:r>
-      <w:r>
-        <w:t xml:space="preserve">want warm-introduction matching later.</w:t>
+        <w:t xml:space="preserve">Have ready: your target industry or a few companies you already know, your resume text, and (optionally) a LinkedIn contacts export if you want warm-introduction matching later.</w:t>
       </w:r>
     </w:p>
     <w:p>
@@ -1447,31 +889,7 @@
         </w:numPr>
       </w:pPr>
       <w:r>
-        <w:t xml:space="preserve">Not sure what to target yet? Start with Career Path Discovery Prompt</w:t>
-      </w:r>
-      <w:r>
-        <w:t xml:space="preserve"> </w:t>
-      </w:r>
-      <w:r>
-        <w:t xml:space="preserve">Builder instead — it analyzes your real background and surfaces</w:t>
-      </w:r>
-      <w:r>
-        <w:t xml:space="preserve"> </w:t>
-      </w:r>
-      <w:r>
-        <w:t xml:space="preserve">realistic alternative paths, then points you back to Step 1 once</w:t>
-      </w:r>
-      <w:r>
-        <w:t xml:space="preserve"> </w:t>
-      </w:r>
-      <w:r>
-        <w:t xml:space="preserve">you’ve picked one. Already know your target? Skip straight to the next</w:t>
-      </w:r>
-      <w:r>
-        <w:t xml:space="preserve"> </w:t>
-      </w:r>
-      <w:r>
-        <w:t xml:space="preserve">bullet.</w:t>
+        <w:t xml:space="preserve">Not sure what to target yet? Start with Career Path Discovery Prompt Builder instead — it analyzes your real background and surfaces realistic alternative paths, then points you back to Step 1 once you’ve picked one. Already know your target? Skip straight to the next bullet.</w:t>
       </w:r>
     </w:p>
     <w:p>
@@ -1482,19 +900,7 @@
         </w:numPr>
       </w:pPr>
       <w:r>
-        <w:t xml:space="preserve">Start with Target Company Prompt Builder. Fill in your starting point</w:t>
-      </w:r>
-      <w:r>
-        <w:t xml:space="preserve"> </w:t>
-      </w:r>
-      <w:r>
-        <w:t xml:space="preserve">and purpose, generate the prompt, run it in Claude with Web search on,</w:t>
-      </w:r>
-      <w:r>
-        <w:t xml:space="preserve"> </w:t>
-      </w:r>
-      <w:r>
-        <w:t xml:space="preserve">and save the resulting tracker.</w:t>
+        <w:t xml:space="preserve">Start with Target Company Prompt Builder. Fill in your starting point and purpose, generate the prompt, run it in Claude with Web search on, and save the resulting tracker.</w:t>
       </w:r>
     </w:p>
     <w:p>
@@ -1505,13 +911,7 @@
         </w:numPr>
       </w:pPr>
       <w:r>
-        <w:t xml:space="preserve">Open that tracker and look at the Suggested Priority Rank column —</w:t>
-      </w:r>
-      <w:r>
-        <w:t xml:space="preserve"> </w:t>
-      </w:r>
-      <w:r>
-        <w:t xml:space="preserve">that’s your shortlist for everything downstream.</w:t>
+        <w:t xml:space="preserve">Open that tracker and look at the Suggested Priority Rank column — that’s your shortlist for everything downstream.</w:t>
       </w:r>
     </w:p>
     <w:p>
@@ -1522,37 +922,7 @@
         </w:numPr>
       </w:pPr>
       <w:r>
-        <w:t xml:space="preserve">Take your top companies into Job Posting Finder to see who’s actually</w:t>
-      </w:r>
-      <w:r>
-        <w:t xml:space="preserve"> </w:t>
-      </w:r>
-      <w:r>
-        <w:t xml:space="preserve">hiring right now. Standard mode (title-driven search, the default)</w:t>
-      </w:r>
-      <w:r>
-        <w:t xml:space="preserve"> </w:t>
-      </w:r>
-      <w:r>
-        <w:t xml:space="preserve">works best at 15 companies or fewer; if you’re hunting Director-level</w:t>
-      </w:r>
-      <w:r>
-        <w:t xml:space="preserve"> </w:t>
-      </w:r>
-      <w:r>
-        <w:t xml:space="preserve">or above, turn on Senior/Executive Search instead — it runs a fast</w:t>
-      </w:r>
-      <w:r>
-        <w:t xml:space="preserve"> </w:t>
-      </w:r>
-      <w:r>
-        <w:t xml:space="preserve">broad Triage pass first (up to ~30 companies), then a focused Deep</w:t>
-      </w:r>
-      <w:r>
-        <w:t xml:space="preserve"> </w:t>
-      </w:r>
-      <w:r>
-        <w:t xml:space="preserve">Dive on the 5 or fewer companies worth the real effort.</w:t>
+        <w:t xml:space="preserve">Take your top companies into Job Posting Finder to see who’s actually hiring right now. Standard mode (title-driven search, the default) works best at 15 companies or fewer; if you’re hunting Director-level or above, turn on Senior/Executive Search instead — it runs a fast broad Triage pass first (up to ~30 companies), then a focused Deep Dive on the 5 or fewer companies worth the real effort.</w:t>
       </w:r>
     </w:p>
     <w:p>
@@ -1563,25 +933,7 @@
         </w:numPr>
       </w:pPr>
       <w:r>
-        <w:t xml:space="preserve">For a company with a real, current opening, use Resume &amp; Cover Letter</w:t>
-      </w:r>
-      <w:r>
-        <w:t xml:space="preserve"> </w:t>
-      </w:r>
-      <w:r>
-        <w:t xml:space="preserve">Tailoring (Step 3a) on that specific posting, and/or Outreach Message</w:t>
-      </w:r>
-      <w:r>
-        <w:t xml:space="preserve"> </w:t>
-      </w:r>
-      <w:r>
-        <w:t xml:space="preserve">Builder (Step 3b) to reach out using the Key Contact and Warm</w:t>
-      </w:r>
-      <w:r>
-        <w:t xml:space="preserve"> </w:t>
-      </w:r>
-      <w:r>
-        <w:t xml:space="preserve">Introduction Path your tracker already found.</w:t>
+        <w:t xml:space="preserve">For a company with a real, current opening, use Resume &amp; Cover Letter Tailoring (Step 3a) on that specific posting, and/or Outreach Message Builder (Step 3b) to reach out using the Key Contact and Warm Introduction Path your tracker already found.</w:t>
       </w:r>
     </w:p>
     <w:p>
@@ -1592,19 +944,7 @@
         </w:numPr>
       </w:pPr>
       <w:r>
-        <w:t xml:space="preserve">Once an interview actually lands, use Interview Prep Guide Builder</w:t>
-      </w:r>
-      <w:r>
-        <w:t xml:space="preserve"> </w:t>
-      </w:r>
-      <w:r>
-        <w:t xml:space="preserve">(Step 4) — pick whichever of its three modes matches the interview</w:t>
-      </w:r>
-      <w:r>
-        <w:t xml:space="preserve"> </w:t>
-      </w:r>
-      <w:r>
-        <w:t xml:space="preserve">you’re prepping for.</w:t>
+        <w:t xml:space="preserve">Once an interview actually lands, use Interview Prep Guide Builder (Step 4) — pick whichever of its three modes matches the interview you’re prepping for.</w:t>
       </w:r>
     </w:p>
     <w:p>
@@ -1615,19 +955,7 @@
         </w:numPr>
       </w:pPr>
       <w:r>
-        <w:t xml:space="preserve">Once a real offer actually comes in, use Salary Negotiator (Step 5) —</w:t>
-      </w:r>
-      <w:r>
-        <w:t xml:space="preserve"> </w:t>
-      </w:r>
-      <w:r>
-        <w:t xml:space="preserve">give it the offer details you actually have, and only fill in a</w:t>
-      </w:r>
-      <w:r>
-        <w:t xml:space="preserve"> </w:t>
-      </w:r>
-      <w:r>
-        <w:t xml:space="preserve">competing offer if you genuinely have one.</w:t>
+        <w:t xml:space="preserve">Once a real offer actually comes in, use Salary Negotiator (Step 5) — give it the offer details you actually have, and only fill in a competing offer if you genuinely have one.</w:t>
       </w:r>
     </w:p>
     <w:p>
@@ -1638,25 +966,7 @@
         </w:numPr>
       </w:pPr>
       <w:r>
-        <w:t xml:space="preserve">Whenever your LinkedIn profile itself needs work, or you want to post</w:t>
-      </w:r>
-      <w:r>
-        <w:t xml:space="preserve"> </w:t>
-      </w:r>
-      <w:r>
-        <w:t xml:space="preserve">something, or a recruiter message or job posting looks off, the three</w:t>
-      </w:r>
-      <w:r>
-        <w:t xml:space="preserve"> </w:t>
-      </w:r>
-      <w:r>
-        <w:t xml:space="preserve">ongoing tools are there independent of where you are in the funnel</w:t>
-      </w:r>
-      <w:r>
-        <w:t xml:space="preserve"> </w:t>
-      </w:r>
-      <w:r>
-        <w:t xml:space="preserve">above.</w:t>
+        <w:t xml:space="preserve">Whenever your LinkedIn profile itself needs work, or you want to post something, or a recruiter message or job posting looks off, the three ongoing tools are there independent of where you are in the funnel above.</w:t>
       </w:r>
     </w:p>
     <w:bookmarkEnd w:id="26"/>
@@ -1871,10 +1181,7 @@
               <w:jc w:val="left"/>
             </w:pPr>
             <w:r>
-              <w:t xml:space="preserve">Four linked prompts on one page: an optional wide-net</w:t>
-            </w:r>
-            <w:r>
-              <w:t xml:space="preserve"> </w:t>
+              <w:t xml:space="preserve">Four linked prompts on one page: an optional wide-net </w:t>
             </w:r>
             <w:r>
               <w:rPr>
@@ -1884,13 +1191,7 @@
               <w:t xml:space="preserve">Bulk Company Pull</w:t>
             </w:r>
             <w:r>
-              <w:t xml:space="preserve"> </w:t>
-            </w:r>
-            <w:r>
-              <w:t xml:space="preserve">(cheap, flat candidate list to prune by hand), the main</w:t>
-            </w:r>
-            <w:r>
-              <w:t xml:space="preserve"> </w:t>
+              <w:t xml:space="preserve"> (cheap, flat candidate list to prune by hand), the main </w:t>
             </w:r>
             <w:r>
               <w:rPr>
@@ -1900,13 +1201,7 @@
               <w:t xml:space="preserve">Full Research Tracker</w:t>
             </w:r>
             <w:r>
-              <w:t xml:space="preserve"> </w:t>
-            </w:r>
-            <w:r>
-              <w:t xml:space="preserve">(researches and ranks companies via a competitor-cascade discovery method — not NAICS-code search; builds a formatted Excel tracker, 31–36 columns, with a computed Suggested Priority Rank; optional manual two-tier output),</w:t>
-            </w:r>
-            <w:r>
-              <w:t xml:space="preserve"> </w:t>
+              <w:t xml:space="preserve"> (researches and ranks companies via a competitor-cascade discovery method — not NAICS-code search; builds a formatted Excel tracker, 31–36 columns, with a computed Suggested Priority Rank; optional manual two-tier output), </w:t>
             </w:r>
             <w:r>
               <w:rPr>
@@ -1916,13 +1211,7 @@
               <w:t xml:space="preserve">LinkedIn Contact Enrichment</w:t>
             </w:r>
             <w:r>
-              <w:t xml:space="preserve"> </w:t>
-            </w:r>
-            <w:r>
-              <w:t xml:space="preserve">for warm introduction paths, and</w:t>
-            </w:r>
-            <w:r>
-              <w:t xml:space="preserve"> </w:t>
+              <w:t xml:space="preserve"> for warm introduction paths, and </w:t>
             </w:r>
             <w:r>
               <w:rPr>
@@ -1932,10 +1221,7 @@
               <w:t xml:space="preserve">Department Contact Finder</w:t>
             </w:r>
             <w:r>
-              <w:t xml:space="preserve"> </w:t>
-            </w:r>
-            <w:r>
-              <w:t xml:space="preserve">for named, tier-ranked contacts at a company via live web search.</w:t>
+              <w:t xml:space="preserve"> for named, tier-ranked contacts at a company via live web search.</w:t>
             </w:r>
           </w:p>
         </w:tc>
@@ -2520,61 +1806,7 @@
         <w:pStyle w:val="BodyText"/>
       </w:pPr>
       <w:r>
-        <w:t xml:space="preserve">For when you’re not sure what to target yet — every other tool in the</w:t>
-      </w:r>
-      <w:r>
-        <w:t xml:space="preserve"> </w:t>
-      </w:r>
-      <w:r>
-        <w:t xml:space="preserve">suite assumes you already know the role you’re chasing. Paste your</w:t>
-      </w:r>
-      <w:r>
-        <w:t xml:space="preserve"> </w:t>
-      </w:r>
-      <w:r>
-        <w:t xml:space="preserve">career background, and the generated prompt asks Claude to analyze it</w:t>
-      </w:r>
-      <w:r>
-        <w:t xml:space="preserve"> </w:t>
-      </w:r>
-      <w:r>
-        <w:t xml:space="preserve">like a career strategist and executive recruiter would: identifying your</w:t>
-      </w:r>
-      <w:r>
-        <w:t xml:space="preserve"> </w:t>
-      </w:r>
-      <w:r>
-        <w:t xml:space="preserve">real strengths and transferable skills, then surfacing realistic</w:t>
-      </w:r>
-      <w:r>
-        <w:t xml:space="preserve"> </w:t>
-      </w:r>
-      <w:r>
-        <w:t xml:space="preserve">alternative career paths grounded in evidence, not generic advice. Once</w:t>
-      </w:r>
-      <w:r>
-        <w:t xml:space="preserve"> </w:t>
-      </w:r>
-      <w:r>
-        <w:t xml:space="preserve">you’ve picked a direction, it hands off cleanly to Step 1 — it doesn’t</w:t>
-      </w:r>
-      <w:r>
-        <w:t xml:space="preserve"> </w:t>
-      </w:r>
-      <w:r>
-        <w:t xml:space="preserve">try to also rewrite your resume or coach you through objections, since</w:t>
-      </w:r>
-      <w:r>
-        <w:t xml:space="preserve"> </w:t>
-      </w:r>
-      <w:r>
-        <w:t xml:space="preserve">Resume &amp; Cover Letter Tailoring and Interview Prep Guide Builder already</w:t>
-      </w:r>
-      <w:r>
-        <w:t xml:space="preserve"> </w:t>
-      </w:r>
-      <w:r>
-        <w:t xml:space="preserve">do that well.</w:t>
+        <w:t xml:space="preserve">For when you’re not sure what to target yet — every other tool in the suite assumes you already know the role you’re chasing. Paste your career background, and the generated prompt asks Claude to analyze it like a career strategist and executive recruiter would: identifying your real strengths and transferable skills, then surfacing realistic alternative career paths grounded in evidence, not generic advice. Once you’ve picked a direction, it hands off cleanly to Step 1 — it doesn’t try to also rewrite your resume or coach you through objections, since Resume &amp; Cover Letter Tailoring and Interview Prep Guide Builder already do that well.</w:t>
       </w:r>
     </w:p>
     <w:bookmarkStart w:id="28" w:name="fields"/>
@@ -2724,19 +1956,7 @@
               <w:jc w:val="left"/>
             </w:pPr>
             <w:r>
-              <w:t xml:space="preserve">Hard constraints (</w:t>
-            </w:r>
-            <w:r>
-              <w:t xml:space="preserve">“</w:t>
-            </w:r>
-            <w:r>
-              <w:t xml:space="preserve">anything off the table</w:t>
-            </w:r>
-            <w:r>
-              <w:t xml:space="preserve">”</w:t>
-            </w:r>
-            <w:r>
-              <w:t xml:space="preserve">)</w:t>
+              <w:t xml:space="preserve">Hard constraints (“anything off the table”)</w:t>
             </w:r>
           </w:p>
         </w:tc>
@@ -2836,37 +2056,7 @@
               <w:jc w:val="left"/>
             </w:pPr>
             <w:r>
-              <w:t xml:space="preserve">“</w:t>
-            </w:r>
-            <w:r>
-              <w:t xml:space="preserve">No</w:t>
-            </w:r>
-            <w:r>
-              <w:t xml:space="preserve">”</w:t>
-            </w:r>
-            <w:r>
-              <w:t xml:space="preserve"> </w:t>
-            </w:r>
-            <w:r>
-              <w:t xml:space="preserve">shows everything, including a full break into an unrelated industry.</w:t>
-            </w:r>
-            <w:r>
-              <w:t xml:space="preserve"> </w:t>
-            </w:r>
-            <w:r>
-              <w:t xml:space="preserve">“</w:t>
-            </w:r>
-            <w:r>
-              <w:t xml:space="preserve">Yes</w:t>
-            </w:r>
-            <w:r>
-              <w:t xml:space="preserve">”</w:t>
-            </w:r>
-            <w:r>
-              <w:t xml:space="preserve"> </w:t>
-            </w:r>
-            <w:r>
-              <w:t xml:space="preserve">restricts to adjacent roles in your current industry.</w:t>
+              <w:t xml:space="preserve">“No” shows everything, including a full break into an unrelated industry. “Yes” restricts to adjacent roles in your current industry.</w:t>
             </w:r>
           </w:p>
         </w:tc>
@@ -2904,37 +2094,7 @@
               <w:jc w:val="left"/>
             </w:pPr>
             <w:r>
-              <w:t xml:space="preserve">“</w:t>
-            </w:r>
-            <w:r>
-              <w:t xml:space="preserve">Yes</w:t>
-            </w:r>
-            <w:r>
-              <w:t xml:space="preserve">”</w:t>
-            </w:r>
-            <w:r>
-              <w:t xml:space="preserve"> </w:t>
-            </w:r>
-            <w:r>
-              <w:t xml:space="preserve">keeps the focus on paths you could realistically move into now, though an unusually compelling exception can still be flagged.</w:t>
-            </w:r>
-            <w:r>
-              <w:t xml:space="preserve"> </w:t>
-            </w:r>
-            <w:r>
-              <w:t xml:space="preserve">“</w:t>
-            </w:r>
-            <w:r>
-              <w:t xml:space="preserve">No</w:t>
-            </w:r>
-            <w:r>
-              <w:t xml:space="preserve">”</w:t>
-            </w:r>
-            <w:r>
-              <w:t xml:space="preserve"> </w:t>
-            </w:r>
-            <w:r>
-              <w:t xml:space="preserve">opens the door to paths requiring significant retraining, with that cost stated plainly.</w:t>
+              <w:t xml:space="preserve">“Yes” keeps the focus on paths you could realistically move into now, though an unusually compelling exception can still be flagged. “No” opens the door to paths requiring significant retraining, with that cost stated plainly.</w:t>
             </w:r>
           </w:p>
         </w:tc>
@@ -3020,25 +2180,7 @@
               <w:jc w:val="left"/>
             </w:pPr>
             <w:r>
-              <w:t xml:space="preserve">Include a</w:t>
-            </w:r>
-            <w:r>
-              <w:t xml:space="preserve"> </w:t>
-            </w:r>
-            <w:r>
-              <w:t xml:space="preserve">“</w:t>
-            </w:r>
-            <w:r>
-              <w:t xml:space="preserve">Hidden Opportunities</w:t>
-            </w:r>
-            <w:r>
-              <w:t xml:space="preserve">”</w:t>
-            </w:r>
-            <w:r>
-              <w:t xml:space="preserve"> </w:t>
-            </w:r>
-            <w:r>
-              <w:t xml:space="preserve">section?</w:t>
+              <w:t xml:space="preserve">Include a “Hidden Opportunities” section?</w:t>
             </w:r>
           </w:p>
         </w:tc>
@@ -3154,13 +2296,7 @@
         </w:numPr>
       </w:pPr>
       <w:r>
-        <w:t xml:space="preserve">Web search — recommended, not required, for checking current role and</w:t>
-      </w:r>
-      <w:r>
-        <w:t xml:space="preserve"> </w:t>
-      </w:r>
-      <w:r>
-        <w:t xml:space="preserve">salary norms</w:t>
+        <w:t xml:space="preserve">Web search — recommended, not required, for checking current role and salary norms</w:t>
       </w:r>
     </w:p>
     <w:p>
@@ -3171,13 +2307,7 @@
         </w:numPr>
       </w:pPr>
       <w:r>
-        <w:t xml:space="preserve">Code execution and file creation — required, since the output is</w:t>
-      </w:r>
-      <w:r>
-        <w:t xml:space="preserve"> </w:t>
-      </w:r>
-      <w:r>
-        <w:t xml:space="preserve">always a downloadable Word document</w:t>
+        <w:t xml:space="preserve">Code execution and file creation — required, since the output is always a downloadable Word document</w:t>
       </w:r>
     </w:p>
     <w:bookmarkEnd w:id="29"/>
@@ -3195,49 +2325,7 @@
         <w:pStyle w:val="FirstParagraph"/>
       </w:pPr>
       <w:r>
-        <w:t xml:space="preserve">A Career Profile Assessment and Career Capital breakdown grounded in</w:t>
-      </w:r>
-      <w:r>
-        <w:t xml:space="preserve"> </w:t>
-      </w:r>
-      <w:r>
-        <w:t xml:space="preserve">your pasted background, alternative career paths (1–4 by default,</w:t>
-      </w:r>
-      <w:r>
-        <w:t xml:space="preserve"> </w:t>
-      </w:r>
-      <w:r>
-        <w:t xml:space="preserve">adjustable — mixing adjacent moves, less-obvious transferable roles,</w:t>
-      </w:r>
-      <w:r>
-        <w:t xml:space="preserve"> </w:t>
-      </w:r>
-      <w:r>
-        <w:t xml:space="preserve">leadership and IC options, and paths outside your current industry</w:t>
-      </w:r>
-      <w:r>
-        <w:t xml:space="preserve"> </w:t>
-      </w:r>
-      <w:r>
-        <w:t xml:space="preserve">unless restricted), and — depending</w:t>
-      </w:r>
-      <w:r>
-        <w:t xml:space="preserve"> </w:t>
-      </w:r>
-      <w:r>
-        <w:t xml:space="preserve">on which toggles you left on — a ranked fit table, a Hidden Opportunities</w:t>
-      </w:r>
-      <w:r>
-        <w:t xml:space="preserve"> </w:t>
-      </w:r>
-      <w:r>
-        <w:t xml:space="preserve">section, a Final Recommendation summary, and a pointer for your top 3</w:t>
-      </w:r>
-      <w:r>
-        <w:t xml:space="preserve"> </w:t>
-      </w:r>
-      <w:r>
-        <w:t xml:space="preserve">paths toward the specific suite tool to run next.</w:t>
+        <w:t xml:space="preserve">A Career Profile Assessment and Career Capital breakdown grounded in your pasted background, alternative career paths (1–4 by default, adjustable — mixing adjacent moves, less-obvious transferable roles, leadership and IC options, and paths outside your current industry unless restricted), and — depending on which toggles you left on — a ranked fit table, a Hidden Opportunities section, a Final Recommendation summary, and a pointer for your top 3 paths toward the specific suite tool to run next.</w:t>
       </w:r>
     </w:p>
     <w:bookmarkEnd w:id="30"/>
@@ -3258,43 +2346,7 @@
         </w:numPr>
       </w:pPr>
       <w:r>
-        <w:t xml:space="preserve">This tool deliberately stops at</w:t>
-      </w:r>
-      <w:r>
-        <w:t xml:space="preserve"> </w:t>
-      </w:r>
-      <w:r>
-        <w:t xml:space="preserve">“</w:t>
-      </w:r>
-      <w:r>
-        <w:t xml:space="preserve">here’s what to go after and why</w:t>
-      </w:r>
-      <w:r>
-        <w:t xml:space="preserve">”</w:t>
-      </w:r>
-      <w:r>
-        <w:t xml:space="preserve"> </w:t>
-      </w:r>
-      <w:r>
-        <w:t xml:space="preserve">— it</w:t>
-      </w:r>
-      <w:r>
-        <w:t xml:space="preserve"> </w:t>
-      </w:r>
-      <w:r>
-        <w:t xml:space="preserve">doesn’t rewrite your resume or LinkedIn (that’s Resume &amp; Cover Letter</w:t>
-      </w:r>
-      <w:r>
-        <w:t xml:space="preserve"> </w:t>
-      </w:r>
-      <w:r>
-        <w:t xml:space="preserve">Tailoring) and doesn’t prep you for objections about a pivot (that’s</w:t>
-      </w:r>
-      <w:r>
-        <w:t xml:space="preserve"> </w:t>
-      </w:r>
-      <w:r>
-        <w:t xml:space="preserve">Interview Prep Guide Builder’s Objection Reframing).</w:t>
+        <w:t xml:space="preserve">This tool deliberately stops at “here’s what to go after and why” — it doesn’t rewrite your resume or LinkedIn (that’s Resume &amp; Cover Letter Tailoring) and doesn’t prep you for objections about a pivot (that’s Interview Prep Guide Builder’s Objection Reframing).</w:t>
       </w:r>
     </w:p>
     <w:p>
@@ -3305,25 +2357,7 @@
         </w:numPr>
       </w:pPr>
       <w:r>
-        <w:t xml:space="preserve">If a recommended path doesn’t trace back to specific evidence in what</w:t>
-      </w:r>
-      <w:r>
-        <w:t xml:space="preserve"> </w:t>
-      </w:r>
-      <w:r>
-        <w:t xml:space="preserve">you pasted, push back on it directly in the conversation — the</w:t>
-      </w:r>
-      <w:r>
-        <w:t xml:space="preserve"> </w:t>
-      </w:r>
-      <w:r>
-        <w:t xml:space="preserve">generated prompt instructs Claude to tie every recommendation to real</w:t>
-      </w:r>
-      <w:r>
-        <w:t xml:space="preserve"> </w:t>
-      </w:r>
-      <w:r>
-        <w:t xml:space="preserve">evidence, not generic career advice.</w:t>
+        <w:t xml:space="preserve">If a recommended path doesn’t trace back to specific evidence in what you pasted, push back on it directly in the conversation — the generated prompt instructs Claude to tie every recommendation to real evidence, not generic career advice.</w:t>
       </w:r>
     </w:p>
     <w:p>
@@ -3400,10 +2434,7 @@
         <w:pStyle w:val="BodyText"/>
       </w:pPr>
       <w:r>
-        <w:t xml:space="preserve">One page,</w:t>
-      </w:r>
-      <w:r>
-        <w:t xml:space="preserve"> </w:t>
+        <w:t xml:space="preserve">One page, </w:t>
       </w:r>
       <w:r>
         <w:rPr>
@@ -3413,31 +2444,7 @@
         <w:t xml:space="preserve">four linked prompts</w:t>
       </w:r>
       <w:r>
-        <w:t xml:space="preserve">, each with its own Copy/Download</w:t>
-      </w:r>
-      <w:r>
-        <w:t xml:space="preserve"> </w:t>
-      </w:r>
-      <w:r>
-        <w:t xml:space="preserve">buttons and output panel. They run in a logical order — cast a wide</w:t>
-      </w:r>
-      <w:r>
-        <w:t xml:space="preserve"> </w:t>
-      </w:r>
-      <w:r>
-        <w:t xml:space="preserve">net, narrow it down, research it in depth, then fill in the named</w:t>
-      </w:r>
-      <w:r>
-        <w:t xml:space="preserve"> </w:t>
-      </w:r>
-      <w:r>
-        <w:t xml:space="preserve">contacts — but each is independently useful and you can jump straight</w:t>
-      </w:r>
-      <w:r>
-        <w:t xml:space="preserve"> </w:t>
-      </w:r>
-      <w:r>
-        <w:t xml:space="preserve">to any one of them if that’s all you need:</w:t>
+        <w:t xml:space="preserve">, each with its own Copy/Download buttons and output panel. They run in a logical order — cast a wide net, narrow it down, research it in depth, then fill in the named contacts — but each is independently useful and you can jump straight to any one of them if that’s all you need:</w:t>
       </w:r>
     </w:p>
     <w:tbl>
@@ -3667,13 +2674,7 @@
         <w:pStyle w:val="BodyText"/>
       </w:pPr>
       <w:r>
-        <w:t xml:space="preserve">The Full Research Tracker’s output (a fully formatted Excel tracker) is</w:t>
-      </w:r>
-      <w:r>
-        <w:t xml:space="preserve"> </w:t>
-      </w:r>
-      <w:r>
-        <w:t xml:space="preserve">the foundation everything else in the funnel depends on.</w:t>
+        <w:t xml:space="preserve">The Full Research Tracker’s output (a fully formatted Excel tracker) is the foundation everything else in the funnel depends on.</w:t>
       </w:r>
     </w:p>
     <w:bookmarkStart w:id="36" w:name="shared-inputs"/>
@@ -3690,13 +2691,7 @@
         <w:pStyle w:val="FirstParagraph"/>
       </w:pPr>
       <w:r>
-        <w:t xml:space="preserve">These three fields sit at the top of the page and feed the Bulk</w:t>
-      </w:r>
-      <w:r>
-        <w:t xml:space="preserve"> </w:t>
-      </w:r>
-      <w:r>
-        <w:t xml:space="preserve">Company Pull and Full Research Tracker prompts:</w:t>
+        <w:t xml:space="preserve">These three fields sit at the top of the page and feed the Bulk Company Pull and Full Research Tracker prompts:</w:t>
       </w:r>
     </w:p>
     <w:tbl>
@@ -3823,10 +2818,7 @@
               <w:jc w:val="left"/>
             </w:pPr>
             <w:r>
-              <w:t xml:space="preserve">Free text. Links directly to the</w:t>
-            </w:r>
-            <w:r>
-              <w:t xml:space="preserve"> </w:t>
+              <w:t xml:space="preserve">Free text. Links directly to the </w:t>
             </w:r>
             <w:hyperlink r:id="rId35">
               <w:r>
@@ -3837,10 +2829,7 @@
               </w:r>
             </w:hyperlink>
             <w:r>
-              <w:t xml:space="preserve"> </w:t>
-            </w:r>
-            <w:r>
-              <w:t xml:space="preserve">if you want to borrow official industry wording rather than guess.</w:t>
+              <w:t xml:space="preserve"> if you want to borrow official industry wording rather than guess.</w:t>
             </w:r>
           </w:p>
         </w:tc>
@@ -3878,10 +2867,7 @@
               <w:jc w:val="left"/>
             </w:pPr>
             <w:r>
-              <w:t xml:space="preserve">Applied afterward as a classification tag (up to 5 codes per company) —</w:t>
-            </w:r>
-            <w:r>
-              <w:t xml:space="preserve"> </w:t>
+              <w:t xml:space="preserve">Applied afterward as a classification tag (up to 5 codes per company) — </w:t>
             </w:r>
             <w:r>
               <w:rPr>
@@ -3891,10 +2877,7 @@
               <w:t xml:space="preserve">not</w:t>
             </w:r>
             <w:r>
-              <w:t xml:space="preserve"> </w:t>
-            </w:r>
-            <w:r>
-              <w:t xml:space="preserve">the discovery engine. NAICS codes are too broad to filter by on their own, and the one government source that can (SAM.gov) blocks automated access.</w:t>
+              <w:t xml:space="preserve"> the discovery engine. NAICS codes are too broad to filter by on their own, and the one government source that can (SAM.gov) blocks automated access.</w:t>
             </w:r>
           </w:p>
         </w:tc>
@@ -3912,28 +2895,7 @@
         <w:t xml:space="preserve">How companies actually get discovered:</w:t>
       </w:r>
       <w:r>
-        <w:t xml:space="preserve"> </w:t>
-      </w:r>
-      <w:r>
-        <w:t xml:space="preserve">a competitor/alternative</w:t>
-      </w:r>
-      <w:r>
-        <w:t xml:space="preserve"> </w:t>
-      </w:r>
-      <w:r>
-        <w:t xml:space="preserve">cascade off your named companies, cross-checked against analyst and</w:t>
-      </w:r>
-      <w:r>
-        <w:t xml:space="preserve"> </w:t>
-      </w:r>
-      <w:r>
-        <w:t xml:space="preserve">category sources (Gartner, Forrester, G2), industry-conference</w:t>
-      </w:r>
-      <w:r>
-        <w:t xml:space="preserve"> </w:t>
-      </w:r>
-      <w:r>
-        <w:t xml:space="preserve">exhibitor lists, and live job postings — not a NAICS-code search.</w:t>
+        <w:t xml:space="preserve"> a competitor/alternative cascade off your named companies, cross-checked against analyst and category sources (Gartner, Forrester, G2), industry-conference exhibitor lists, and live job postings — not a NAICS-code search.</w:t>
       </w:r>
     </w:p>
     <w:p>
@@ -3950,10 +2912,7 @@
         <w:pStyle w:val="Heading3"/>
       </w:pPr>
       <w:r>
-        <w:t xml:space="preserve">1. Bulk Company Pull — the wide net</w:t>
-      </w:r>
-      <w:r>
-        <w:t xml:space="preserve"> </w:t>
+        <w:t xml:space="preserve">1. Bulk Company Pull — the wide net </w:t>
       </w:r>
       <w:r>
         <w:rPr>
@@ -3968,10 +2927,7 @@
         <w:pStyle w:val="FirstParagraph"/>
       </w:pPr>
       <w:r>
-        <w:t xml:space="preserve">A separate, cheap prompt for casting a wide net</w:t>
-      </w:r>
-      <w:r>
-        <w:t xml:space="preserve"> </w:t>
+        <w:t xml:space="preserve">A separate, cheap prompt for casting a wide net </w:t>
       </w:r>
       <w:r>
         <w:rPr>
@@ -3981,28 +2937,7 @@
         <w:t xml:space="preserve">before</w:t>
       </w:r>
       <w:r>
-        <w:t xml:space="preserve"> </w:t>
-      </w:r>
-      <w:r>
-        <w:t xml:space="preserve">committing</w:t>
-      </w:r>
-      <w:r>
-        <w:t xml:space="preserve"> </w:t>
-      </w:r>
-      <w:r>
-        <w:t xml:space="preserve">to full research on anyone. It reuses the Shared Inputs above and adds</w:t>
-      </w:r>
-      <w:r>
-        <w:t xml:space="preserve"> </w:t>
-      </w:r>
-      <w:r>
-        <w:t xml:space="preserve">no fields of its own — there’s nothing to configure beyond what’s</w:t>
-      </w:r>
-      <w:r>
-        <w:t xml:space="preserve"> </w:t>
-      </w:r>
-      <w:r>
-        <w:t xml:space="preserve">already at the top of the page.</w:t>
+        <w:t xml:space="preserve"> committing to full research on anyone. It reuses the Shared Inputs above and adds no fields of its own — there’s nothing to configure beyond what’s already at the top of the page.</w:t>
       </w:r>
     </w:p>
     <w:tbl>
@@ -4144,25 +3079,7 @@
               <w:jc w:val="left"/>
             </w:pPr>
             <w:r>
-              <w:t xml:space="preserve">Prune it by hand, then paste the survivors’ Company column into Shared Inputs and set Discovery scope (below) to</w:t>
-            </w:r>
-            <w:r>
-              <w:t xml:space="preserve"> </w:t>
-            </w:r>
-            <w:r>
-              <w:t xml:space="preserve">“</w:t>
-            </w:r>
-            <w:r>
-              <w:t xml:space="preserve">Just enrich these</w:t>
-            </w:r>
-            <w:r>
-              <w:t xml:space="preserve">”</w:t>
-            </w:r>
-            <w:r>
-              <w:t xml:space="preserve"> </w:t>
-            </w:r>
-            <w:r>
-              <w:t xml:space="preserve">for Prompt 2</w:t>
+              <w:t xml:space="preserve">Prune it by hand, then paste the survivors’ Company column into Shared Inputs and set Discovery scope (below) to “Just enrich these” for Prompt 2</w:t>
             </w:r>
           </w:p>
         </w:tc>
@@ -4173,10 +3090,7 @@
         <w:pStyle w:val="BodyText"/>
       </w:pPr>
       <w:r>
-        <w:t xml:space="preserve">This prompt is the</w:t>
-      </w:r>
-      <w:r>
-        <w:t xml:space="preserve"> </w:t>
+        <w:t xml:space="preserve">This prompt is the </w:t>
       </w:r>
       <w:r>
         <w:rPr>
@@ -4186,13 +3100,7 @@
         <w:t xml:space="preserve">wide, shallow</w:t>
       </w:r>
       <w:r>
-        <w:t xml:space="preserve"> </w:t>
-      </w:r>
-      <w:r>
-        <w:t xml:space="preserve">pass. It deliberately does</w:t>
-      </w:r>
-      <w:r>
-        <w:t xml:space="preserve"> </w:t>
+        <w:t xml:space="preserve"> pass. It deliberately does </w:t>
       </w:r>
       <w:r>
         <w:rPr>
@@ -4202,16 +3110,7 @@
         <w:t xml:space="preserve">not</w:t>
       </w:r>
       <w:r>
-        <w:t xml:space="preserve"> </w:t>
-      </w:r>
-      <w:r>
-        <w:t xml:space="preserve">do the deep research the next prompt does — that’s the point of</w:t>
-      </w:r>
-      <w:r>
-        <w:t xml:space="preserve"> </w:t>
-      </w:r>
-      <w:r>
-        <w:t xml:space="preserve">running it first.</w:t>
+        <w:t xml:space="preserve"> do the deep research the next prompt does — that’s the point of running it first.</w:t>
       </w:r>
     </w:p>
     <w:p>
@@ -4228,10 +3127,7 @@
         <w:pStyle w:val="Heading3"/>
       </w:pPr>
       <w:r>
-        <w:t xml:space="preserve">2. Full Research Tracker — the detailed company search</w:t>
-      </w:r>
-      <w:r>
-        <w:t xml:space="preserve"> </w:t>
+        <w:t xml:space="preserve">2. Full Research Tracker — the detailed company search </w:t>
       </w:r>
       <w:r>
         <w:rPr>
@@ -4246,19 +3142,7 @@
         <w:pStyle w:val="FirstParagraph"/>
       </w:pPr>
       <w:r>
-        <w:t xml:space="preserve">This is the deep, narrow pass — real per-company research on a list</w:t>
-      </w:r>
-      <w:r>
-        <w:t xml:space="preserve"> </w:t>
-      </w:r>
-      <w:r>
-        <w:t xml:space="preserve">you’ve already committed to (either typed directly into Shared Inputs,</w:t>
-      </w:r>
-      <w:r>
-        <w:t xml:space="preserve"> </w:t>
-      </w:r>
-      <w:r>
-        <w:t xml:space="preserve">or pruned from the Bulk Company Pull above).</w:t>
+        <w:t xml:space="preserve">This is the deep, narrow pass — real per-company research on a list you’ve already committed to (either typed directly into Shared Inputs, or pruned from the Bulk Company Pull above).</w:t>
       </w:r>
     </w:p>
     <w:tbl>
@@ -4351,57 +3235,20 @@
                 <w:bCs/>
                 <w:b/>
               </w:rPr>
-              <w:t xml:space="preserve">“</w:t>
+              <w:t xml:space="preserve">“Find new companies”</w:t>
+            </w:r>
+            <w:r>
+              <w:t xml:space="preserve"> lets Claude do its own modest discovery beyond your seed list. </w:t>
             </w:r>
             <w:r>
               <w:rPr>
                 <w:bCs/>
                 <w:b/>
               </w:rPr>
-              <w:t xml:space="preserve">Find new companies</w:t>
-            </w:r>
-            <w:r>
-              <w:rPr>
-                <w:bCs/>
-                <w:b/>
-              </w:rPr>
-              <w:t xml:space="preserve">”</w:t>
-            </w:r>
-            <w:r>
-              <w:t xml:space="preserve"> </w:t>
-            </w:r>
-            <w:r>
-              <w:t xml:space="preserve">lets Claude do its own modest discovery beyond your seed list.</w:t>
-            </w:r>
-            <w:r>
-              <w:t xml:space="preserve"> </w:t>
-            </w:r>
-            <w:r>
-              <w:rPr>
-                <w:bCs/>
-                <w:b/>
-              </w:rPr>
-              <w:t xml:space="preserve">“</w:t>
-            </w:r>
-            <w:r>
-              <w:rPr>
-                <w:bCs/>
-                <w:b/>
-              </w:rPr>
-              <w:t xml:space="preserve">Just enrich these</w:t>
-            </w:r>
-            <w:r>
-              <w:rPr>
-                <w:bCs/>
-                <w:b/>
-              </w:rPr>
-              <w:t xml:space="preserve">”</w:t>
-            </w:r>
-            <w:r>
-              <w:t xml:space="preserve"> </w:t>
-            </w:r>
-            <w:r>
-              <w:t xml:space="preserve">restricts research to only the exact companies you typed — this also hides every discovery-only field below, since none of them apply.</w:t>
+              <w:t xml:space="preserve">“Just enrich these”</w:t>
+            </w:r>
+            <w:r>
+              <w:t xml:space="preserve"> restricts research to only the exact companies you typed — this also hides every discovery-only field below, since none of them apply.</w:t>
             </w:r>
           </w:p>
         </w:tc>
@@ -4491,19 +3338,7 @@
               <w:jc w:val="left"/>
             </w:pPr>
             <w:r>
-              <w:t xml:space="preserve">Purpose —</w:t>
-            </w:r>
-            <w:r>
-              <w:t xml:space="preserve"> </w:t>
-            </w:r>
-            <w:r>
-              <w:t xml:space="preserve">“</w:t>
-            </w:r>
-            <w:r>
-              <w:t xml:space="preserve">what the list is for</w:t>
-            </w:r>
-            <w:r>
-              <w:t xml:space="preserve">”</w:t>
+              <w:t xml:space="preserve">Purpose — “what the list is for”</w:t>
             </w:r>
           </w:p>
         </w:tc>
@@ -4565,43 +3400,7 @@
               <w:jc w:val="left"/>
             </w:pPr>
             <w:r>
-              <w:t xml:space="preserve">Only takes effect when Discovery scope is</w:t>
-            </w:r>
-            <w:r>
-              <w:t xml:space="preserve"> </w:t>
-            </w:r>
-            <w:r>
-              <w:t xml:space="preserve">“</w:t>
-            </w:r>
-            <w:r>
-              <w:t xml:space="preserve">Find new companies</w:t>
-            </w:r>
-            <w:r>
-              <w:t xml:space="preserve">”</w:t>
-            </w:r>
-            <w:r>
-              <w:t xml:space="preserve"> </w:t>
-            </w:r>
-            <w:r>
-              <w:t xml:space="preserve">— hidden entirely in</w:t>
-            </w:r>
-            <w:r>
-              <w:t xml:space="preserve"> </w:t>
-            </w:r>
-            <w:r>
-              <w:t xml:space="preserve">“</w:t>
-            </w:r>
-            <w:r>
-              <w:t xml:space="preserve">Just enrich these</w:t>
-            </w:r>
-            <w:r>
-              <w:t xml:space="preserve">”</w:t>
-            </w:r>
-            <w:r>
-              <w:t xml:space="preserve"> </w:t>
-            </w:r>
-            <w:r>
-              <w:t xml:space="preserve">mode, since there’s no discovered pool to rank.</w:t>
+              <w:t xml:space="preserve">Only takes effect when Discovery scope is “Find new companies” — hidden entirely in “Just enrich these” mode, since there’s no discovered pool to rank.</w:t>
             </w:r>
           </w:p>
         </w:tc>
@@ -4695,46 +3494,7 @@
         <w:t xml:space="preserve">Output:</w:t>
       </w:r>
       <w:r>
-        <w:t xml:space="preserve"> </w:t>
-      </w:r>
-      <w:r>
-        <w:t xml:space="preserve">a fully formatted Excel workbook — one row per company,</w:t>
-      </w:r>
-      <w:r>
-        <w:t xml:space="preserve"> </w:t>
-      </w:r>
-      <w:r>
-        <w:t xml:space="preserve">31–36 research columns, a computed Suggested Priority Rank, plus</w:t>
-      </w:r>
-      <w:r>
-        <w:t xml:space="preserve"> </w:t>
-      </w:r>
-      <w:r>
-        <w:t xml:space="preserve">whichever optional tabs you selected — split into Tier 1 and Tier 2</w:t>
-      </w:r>
-      <w:r>
-        <w:t xml:space="preserve"> </w:t>
-      </w:r>
-      <w:r>
-        <w:t xml:space="preserve">sheets if two-tier output is on and Discovery scope is</w:t>
-      </w:r>
-      <w:r>
-        <w:t xml:space="preserve"> </w:t>
-      </w:r>
-      <w:r>
-        <w:t xml:space="preserve">“</w:t>
-      </w:r>
-      <w:r>
-        <w:t xml:space="preserve">Find new</w:t>
-      </w:r>
-      <w:r>
-        <w:t xml:space="preserve"> </w:t>
-      </w:r>
-      <w:r>
-        <w:t xml:space="preserve">companies.</w:t>
-      </w:r>
-      <w:r>
-        <w:t xml:space="preserve">”</w:t>
+        <w:t xml:space="preserve"> a fully formatted Excel workbook — one row per company, 31–36 research columns, a computed Suggested Priority Rank, plus whichever optional tabs you selected — split into Tier 1 and Tier 2 sheets if two-tier output is on and Discovery scope is “Find new companies.”</w:t>
       </w:r>
     </w:p>
     <w:p>
@@ -4742,49 +3502,7 @@
         <w:pStyle w:val="BodyText"/>
       </w:pPr>
       <w:r>
-        <w:t xml:space="preserve">There’s no automatic company cap or qualification pass — you control</w:t>
-      </w:r>
-      <w:r>
-        <w:t xml:space="preserve"> </w:t>
-      </w:r>
-      <w:r>
-        <w:t xml:space="preserve">research depth directly via Discovery scope and (optionally) Tier</w:t>
-      </w:r>
-      <w:r>
-        <w:t xml:space="preserve"> </w:t>
-      </w:r>
-      <w:r>
-        <w:t xml:space="preserve">1/Tier 2 sizes. As a practical guide, totals above roughly 50–75</w:t>
-      </w:r>
-      <w:r>
-        <w:t xml:space="preserve"> </w:t>
-      </w:r>
-      <w:r>
-        <w:t xml:space="preserve">companies in one run tend to come back thinner per company; use Bulk</w:t>
-      </w:r>
-      <w:r>
-        <w:t xml:space="preserve"> </w:t>
-      </w:r>
-      <w:r>
-        <w:t xml:space="preserve">Company Pull plus</w:t>
-      </w:r>
-      <w:r>
-        <w:t xml:space="preserve"> </w:t>
-      </w:r>
-      <w:r>
-        <w:t xml:space="preserve">“</w:t>
-      </w:r>
-      <w:r>
-        <w:t xml:space="preserve">Just enrich these</w:t>
-      </w:r>
-      <w:r>
-        <w:t xml:space="preserve">”</w:t>
-      </w:r>
-      <w:r>
-        <w:t xml:space="preserve"> </w:t>
-      </w:r>
-      <w:r>
-        <w:t xml:space="preserve">for anything larger.</w:t>
+        <w:t xml:space="preserve">There’s no automatic company cap or qualification pass — you control research depth directly via Discovery scope and (optionally) Tier 1/Tier 2 sizes. As a practical guide, totals above roughly 50–75 companies in one run tend to come back thinner per company; use Bulk Company Pull plus “Just enrich these” for anything larger.</w:t>
       </w:r>
     </w:p>
     <w:p>
@@ -4809,13 +3527,7 @@
         <w:pStyle w:val="FirstParagraph"/>
       </w:pPr>
       <w:r>
-        <w:t xml:space="preserve">The third prompt on the page. Doesn’t touch or require the main</w:t>
-      </w:r>
-      <w:r>
-        <w:t xml:space="preserve"> </w:t>
-      </w:r>
-      <w:r>
-        <w:t xml:space="preserve">tracker — run it as a follow-up once you have a shortlist.</w:t>
+        <w:t xml:space="preserve">The third prompt on the page. Doesn’t touch or require the main tracker — run it as a follow-up once you have a shortlist.</w:t>
       </w:r>
     </w:p>
     <w:tbl>
@@ -4960,22 +3672,7 @@
         <w:t xml:space="preserve">Output:</w:t>
       </w:r>
       <w:r>
-        <w:t xml:space="preserve"> </w:t>
-      </w:r>
-      <w:r>
-        <w:t xml:space="preserve">for each target company, any of your contacts who work</w:t>
-      </w:r>
-      <w:r>
-        <w:t xml:space="preserve"> </w:t>
-      </w:r>
-      <w:r>
-        <w:t xml:space="preserve">there (or are adjacent to it), surfaced as a possible warm</w:t>
-      </w:r>
-      <w:r>
-        <w:t xml:space="preserve"> </w:t>
-      </w:r>
-      <w:r>
-        <w:t xml:space="preserve">introduction path.</w:t>
+        <w:t xml:space="preserve"> for each target company, any of your contacts who work there (or are adjacent to it), surfaced as a possible warm introduction path.</w:t>
       </w:r>
     </w:p>
     <w:p>
@@ -5000,49 +3697,17 @@
         <w:pStyle w:val="FirstParagraph"/>
       </w:pPr>
       <w:r>
-        <w:t xml:space="preserve">The fourth prompt on the page. This is the fulfillment step for the</w:t>
-      </w:r>
-      <w:r>
-        <w:t xml:space="preserve"> </w:t>
-      </w:r>
-      <w:r>
-        <w:t xml:space="preserve">main tracker’s Key Contacts / Priority Titles column, which often</w:t>
-      </w:r>
-      <w:r>
-        <w:t xml:space="preserve"> </w:t>
-      </w:r>
-      <w:r>
-        <w:t xml:space="preserve">comes back as a placeholder rather than a real name — it finds</w:t>
-      </w:r>
-      <w:r>
-        <w:t xml:space="preserve"> </w:t>
+        <w:t xml:space="preserve">The fourth prompt on the page. This is the fulfillment step for the main tracker’s Key Contacts / Priority Titles column, which often comes back as a placeholder rather than a real name — it finds </w:t>
       </w:r>
       <w:r>
         <w:rPr>
           <w:iCs/>
           <w:i/>
         </w:rPr>
-        <w:t xml:space="preserve">named</w:t>
-      </w:r>
-      <w:r>
-        <w:rPr>
-          <w:iCs/>
-          <w:i/>
-        </w:rPr>
-        <w:t xml:space="preserve"> </w:t>
-      </w:r>
-      <w:r>
-        <w:rPr>
-          <w:iCs/>
-          <w:i/>
-        </w:rPr>
-        <w:t xml:space="preserve">individuals</w:t>
-      </w:r>
-      <w:r>
-        <w:t xml:space="preserve"> </w:t>
-      </w:r>
-      <w:r>
-        <w:t xml:space="preserve">via live web search, not from your own contacts.</w:t>
+        <w:t xml:space="preserve">named individuals</w:t>
+      </w:r>
+      <w:r>
+        <w:t xml:space="preserve"> via live web search, not from your own contacts.</w:t>
       </w:r>
     </w:p>
     <w:tbl>
@@ -5187,31 +3852,7 @@
         <w:t xml:space="preserve">Output:</w:t>
       </w:r>
       <w:r>
-        <w:t xml:space="preserve"> </w:t>
-      </w:r>
-      <w:r>
-        <w:t xml:space="preserve">a tiered table of named people — Company, Name, Title,</w:t>
-      </w:r>
-      <w:r>
-        <w:t xml:space="preserve"> </w:t>
-      </w:r>
-      <w:r>
-        <w:t xml:space="preserve">Department/Team, Match Tier, Source, and Confidence — laid out to</w:t>
-      </w:r>
-      <w:r>
-        <w:t xml:space="preserve"> </w:t>
-      </w:r>
-      <w:r>
-        <w:t xml:space="preserve">paste directly back into the main tracker’s Key Contacts / Priority</w:t>
-      </w:r>
-      <w:r>
-        <w:t xml:space="preserve"> </w:t>
-      </w:r>
-      <w:r>
-        <w:t xml:space="preserve">Titles column. Every result is labeled</w:t>
-      </w:r>
-      <w:r>
-        <w:t xml:space="preserve"> </w:t>
+        <w:t xml:space="preserve"> a tiered table of named people — Company, Name, Title, Department/Team, Match Tier, Source, and Confidence — laid out to paste directly back into the main tracker’s Key Contacts / Priority Titles column. Every result is labeled </w:t>
       </w:r>
       <w:r>
         <w:rPr>
@@ -5221,37 +3862,17 @@
         <w:t xml:space="preserve">Tier 1 (Exact)</w:t>
       </w:r>
       <w:r>
-        <w:t xml:space="preserve">,</w:t>
-      </w:r>
-      <w:r>
-        <w:t xml:space="preserve"> </w:t>
+        <w:t xml:space="preserve">, </w:t>
       </w:r>
       <w:r>
         <w:rPr>
           <w:bCs/>
           <w:b/>
         </w:rPr>
-        <w:t xml:space="preserve">Tier 2</w:t>
-      </w:r>
-      <w:r>
-        <w:rPr>
-          <w:bCs/>
-          <w:b/>
-        </w:rPr>
-        <w:t xml:space="preserve"> </w:t>
-      </w:r>
-      <w:r>
-        <w:rPr>
-          <w:bCs/>
-          <w:b/>
-        </w:rPr>
-        <w:t xml:space="preserve">(Adjacent)</w:t>
-      </w:r>
-      <w:r>
-        <w:t xml:space="preserve">, or</w:t>
-      </w:r>
-      <w:r>
-        <w:t xml:space="preserve"> </w:t>
+        <w:t xml:space="preserve">Tier 2 (Adjacent)</w:t>
+      </w:r>
+      <w:r>
+        <w:t xml:space="preserve">, or </w:t>
       </w:r>
       <w:r>
         <w:rPr>
@@ -5261,13 +3882,7 @@
         <w:t xml:space="preserve">Tier 3 (Umbrella)</w:t>
       </w:r>
       <w:r>
-        <w:t xml:space="preserve">, so a loosely-related match is</w:t>
-      </w:r>
-      <w:r>
-        <w:t xml:space="preserve"> </w:t>
-      </w:r>
-      <w:r>
-        <w:t xml:space="preserve">never presented as if it’s the exact team.</w:t>
+        <w:t xml:space="preserve">, so a loosely-related match is never presented as if it’s the exact team.</w:t>
       </w:r>
     </w:p>
     <w:p>
@@ -5308,13 +3923,7 @@
         <w:pStyle w:val="Compact"/>
       </w:pPr>
       <w:r>
-        <w:t xml:space="preserve">Code execution and file creation — to build the actual .xlsx</w:t>
-      </w:r>
-      <w:r>
-        <w:t xml:space="preserve"> </w:t>
-      </w:r>
-      <w:r>
-        <w:t xml:space="preserve">tracker(s)</w:t>
+        <w:t xml:space="preserve">Code execution and file creation — to build the actual .xlsx tracker(s)</w:t>
       </w:r>
     </w:p>
     <w:bookmarkEnd w:id="41"/>
@@ -5336,31 +3945,7 @@
         <w:pStyle w:val="Compact"/>
       </w:pPr>
       <w:r>
-        <w:t xml:space="preserve">The Job Post Finder tab is deliberately simple (no formulas, no</w:t>
-      </w:r>
-      <w:r>
-        <w:t xml:space="preserve"> </w:t>
-      </w:r>
-      <w:r>
-        <w:t xml:space="preserve">hardcoded job boards) — it exists so you can copy a company and its</w:t>
-      </w:r>
-      <w:r>
-        <w:t xml:space="preserve"> </w:t>
-      </w:r>
-      <w:r>
-        <w:t xml:space="preserve">keyword variants into whatever search tool you actually want to use,</w:t>
-      </w:r>
-      <w:r>
-        <w:t xml:space="preserve"> </w:t>
-      </w:r>
-      <w:r>
-        <w:t xml:space="preserve">complementing the link-based Quick Links tab rather than replacing</w:t>
-      </w:r>
-      <w:r>
-        <w:t xml:space="preserve"> </w:t>
-      </w:r>
-      <w:r>
-        <w:t xml:space="preserve">it.</w:t>
+        <w:t xml:space="preserve">The Job Post Finder tab is deliberately simple (no formulas, no hardcoded job boards) — it exists so you can copy a company and its keyword variants into whatever search tool you actually want to use, complementing the link-based Quick Links tab rather than replacing it.</w:t>
       </w:r>
     </w:p>
     <w:p>
@@ -5437,31 +4022,7 @@
         <w:pStyle w:val="BodyText"/>
       </w:pPr>
       <w:r>
-        <w:t xml:space="preserve">Takes a shortlist of companies — ideally your top few by Suggested</w:t>
-      </w:r>
-      <w:r>
-        <w:t xml:space="preserve"> </w:t>
-      </w:r>
-      <w:r>
-        <w:t xml:space="preserve">Priority Rank — and has Claude search live for real, current job</w:t>
-      </w:r>
-      <w:r>
-        <w:t xml:space="preserve"> </w:t>
-      </w:r>
-      <w:r>
-        <w:t xml:space="preserve">postings: real titles, real URLs, real posted dates. Built around an</w:t>
-      </w:r>
-      <w:r>
-        <w:t xml:space="preserve"> </w:t>
-      </w:r>
-      <w:r>
-        <w:t xml:space="preserve">explicit anti-hallucination guarantee: report fewer results honestly</w:t>
-      </w:r>
-      <w:r>
-        <w:t xml:space="preserve"> </w:t>
-      </w:r>
-      <w:r>
-        <w:t xml:space="preserve">rather than pad the list to look complete.</w:t>
+        <w:t xml:space="preserve">Takes a shortlist of companies — ideally your top few by Suggested Priority Rank — and has Claude search live for real, current job postings: real titles, real URLs, real posted dates. Built around an explicit anti-hallucination guarantee: report fewer results honestly rather than pad the list to look complete.</w:t>
       </w:r>
     </w:p>
     <w:bookmarkStart w:id="46" w:name="Xb1fc1c0726dd6af907b285fa69b9374ce7c3db6"/>
@@ -5478,10 +4039,7 @@
         <w:pStyle w:val="FirstParagraph"/>
       </w:pPr>
       <w:r>
-        <w:t xml:space="preserve">A single toggle at the top of the tool,</w:t>
-      </w:r>
-      <w:r>
-        <w:t xml:space="preserve"> </w:t>
+        <w:t xml:space="preserve">A single toggle at the top of the tool, </w:t>
       </w:r>
       <w:r>
         <w:rPr>
@@ -5491,31 +4049,7 @@
         <w:t xml:space="preserve">off by default</w:t>
       </w:r>
       <w:r>
-        <w:t xml:space="preserve">. It doesn’t</w:t>
-      </w:r>
-      <w:r>
-        <w:t xml:space="preserve"> </w:t>
-      </w:r>
-      <w:r>
-        <w:t xml:space="preserve">just add more depth — it switches the tool to a fundamentally</w:t>
-      </w:r>
-      <w:r>
-        <w:t xml:space="preserve"> </w:t>
-      </w:r>
-      <w:r>
-        <w:t xml:space="preserve">different search style, because senior roles and mid-level/IC roles</w:t>
-      </w:r>
-      <w:r>
-        <w:t xml:space="preserve"> </w:t>
-      </w:r>
-      <w:r>
-        <w:t xml:space="preserve">behave completely differently in the job market. Know which side of</w:t>
-      </w:r>
-      <w:r>
-        <w:t xml:space="preserve"> </w:t>
-      </w:r>
-      <w:r>
-        <w:t xml:space="preserve">this toggle you need before you fill in anything else:</w:t>
+        <w:t xml:space="preserve">. It doesn’t just add more depth — it switches the tool to a fundamentally different search style, because senior roles and mid-level/IC roles behave completely differently in the job market. Know which side of this toggle you need before you fill in anything else:</w:t>
       </w:r>
     </w:p>
     <w:tbl>
@@ -5691,25 +4225,19 @@
               <w:t xml:space="preserve">15 or fewer</w:t>
             </w:r>
             <w:r>
-              <w:t xml:space="preserve"> </w:t>
-            </w:r>
-            <w:r>
-              <w:t xml:space="preserve">— the tested working limit for real per-company depth</w:t>
-            </w:r>
-          </w:p>
-        </w:tc>
-        <w:tc>
-          <w:tcPr/>
-          <w:p>
-            <w:pPr>
-              <w:pStyle w:val="Compact"/>
-              <w:jc w:val="left"/>
-            </w:pPr>
-            <w:r>
-              <w:t xml:space="preserve">Triage:</w:t>
-            </w:r>
-            <w:r>
-              <w:t xml:space="preserve"> </w:t>
+              <w:t xml:space="preserve"> — the tested working limit for real per-company depth</w:t>
+            </w:r>
+          </w:p>
+        </w:tc>
+        <w:tc>
+          <w:tcPr/>
+          <w:p>
+            <w:pPr>
+              <w:pStyle w:val="Compact"/>
+              <w:jc w:val="left"/>
+            </w:pPr>
+            <w:r>
+              <w:t xml:space="preserve">Triage: </w:t>
             </w:r>
             <w:r>
               <w:rPr>
@@ -5719,10 +4247,7 @@
               <w:t xml:space="preserve">~30 companies</w:t>
             </w:r>
             <w:r>
-              <w:t xml:space="preserve">. Deep Dive:</w:t>
-            </w:r>
-            <w:r>
-              <w:t xml:space="preserve"> </w:t>
+              <w:t xml:space="preserve">. Deep Dive: </w:t>
             </w:r>
             <w:r>
               <w:rPr>
@@ -5732,10 +4257,7 @@
               <w:t xml:space="preserve">5 or fewer</w:t>
             </w:r>
             <w:r>
-              <w:t xml:space="preserve"> </w:t>
-            </w:r>
-            <w:r>
-              <w:t xml:space="preserve">— both tested numbers, not guesses</w:t>
+              <w:t xml:space="preserve"> — both tested numbers, not guesses</w:t>
             </w:r>
           </w:p>
         </w:tc>
@@ -5784,10 +4306,7 @@
               <w:t xml:space="preserve">Ignored</w:t>
             </w:r>
             <w:r>
-              <w:t xml:space="preserve"> </w:t>
-            </w:r>
-            <w:r>
-              <w:t xml:space="preserve">during Triage (status-only check); used during Deep Dive as category-matching hints (Seniority + Domain + Function), not literal phrases</w:t>
+              <w:t xml:space="preserve"> during Triage (status-only check); used during Deep Dive as category-matching hints (Seniority + Domain + Function), not literal phrases</w:t>
             </w:r>
           </w:p>
         </w:tc>
@@ -5847,82 +4366,7 @@
         <w:t xml:space="preserve">If you’re not sure which you need:</w:t>
       </w:r>
       <w:r>
-        <w:t xml:space="preserve"> </w:t>
-      </w:r>
-      <w:r>
-        <w:t xml:space="preserve">if the title you’re searching</w:t>
-      </w:r>
-      <w:r>
-        <w:t xml:space="preserve"> </w:t>
-      </w:r>
-      <w:r>
-        <w:t xml:space="preserve">for could plausibly show up verbatim in a job posting (e.g. </w:t>
-      </w:r>
-      <w:r>
-        <w:t xml:space="preserve">“</w:t>
-      </w:r>
-      <w:r>
-        <w:t xml:space="preserve">Senior</w:t>
-      </w:r>
-      <w:r>
-        <w:t xml:space="preserve"> </w:t>
-      </w:r>
-      <w:r>
-        <w:t xml:space="preserve">Financial Analyst,</w:t>
-      </w:r>
-      <w:r>
-        <w:t xml:space="preserve">”</w:t>
-      </w:r>
-      <w:r>
-        <w:t xml:space="preserve"> </w:t>
-      </w:r>
-      <w:r>
-        <w:t xml:space="preserve">“</w:t>
-      </w:r>
-      <w:r>
-        <w:t xml:space="preserve">Product Manager</w:t>
-      </w:r>
-      <w:r>
-        <w:t xml:space="preserve">”</w:t>
-      </w:r>
-      <w:r>
-        <w:t xml:space="preserve">), use Standard mode. If you’re</w:t>
-      </w:r>
-      <w:r>
-        <w:t xml:space="preserve"> </w:t>
-      </w:r>
-      <w:r>
-        <w:t xml:space="preserve">searching for something like</w:t>
-      </w:r>
-      <w:r>
-        <w:t xml:space="preserve"> </w:t>
-      </w:r>
-      <w:r>
-        <w:t xml:space="preserve">“</w:t>
-      </w:r>
-      <w:r>
-        <w:t xml:space="preserve">Director</w:t>
-      </w:r>
-      <w:r>
-        <w:t xml:space="preserve">”</w:t>
-      </w:r>
-      <w:r>
-        <w:t xml:space="preserve"> </w:t>
-      </w:r>
-      <w:r>
-        <w:t xml:space="preserve">or above where the real</w:t>
-      </w:r>
-      <w:r>
-        <w:t xml:space="preserve"> </w:t>
-      </w:r>
-      <w:r>
-        <w:t xml:space="preserve">opening — if one even exists — is unlikely to be posted with that</w:t>
-      </w:r>
-      <w:r>
-        <w:t xml:space="preserve"> </w:t>
-      </w:r>
-      <w:r>
-        <w:t xml:space="preserve">exact title, turn the toggle on.</w:t>
+        <w:t xml:space="preserve"> if the title you’re searching for could plausibly show up verbatim in a job posting (e.g. “Senior Financial Analyst,” “Product Manager”), use Standard mode. If you’re searching for something like “Director” or above where the real opening — if one even exists — is unlikely to be posted with that exact title, turn the toggle on.</w:t>
       </w:r>
     </w:p>
     <w:p>
@@ -5953,19 +4397,7 @@
         <w:t xml:space="preserve">Stage 1, Triage:</w:t>
       </w:r>
       <w:r>
-        <w:t xml:space="preserve"> </w:t>
-      </w:r>
-      <w:r>
-        <w:t xml:space="preserve">one fast, broad check per company — does this</w:t>
-      </w:r>
-      <w:r>
-        <w:t xml:space="preserve"> </w:t>
-      </w:r>
-      <w:r>
-        <w:t xml:space="preserve">company have</w:t>
-      </w:r>
-      <w:r>
-        <w:t xml:space="preserve"> </w:t>
+        <w:t xml:space="preserve"> one fast, broad check per company — does this company have </w:t>
       </w:r>
       <w:r>
         <w:rPr>
@@ -5975,16 +4407,7 @@
         <w:t xml:space="preserve">any</w:t>
       </w:r>
       <w:r>
-        <w:t xml:space="preserve"> </w:t>
-      </w:r>
-      <w:r>
-        <w:t xml:space="preserve">visible senior-level posting right now? Works up</w:t>
-      </w:r>
-      <w:r>
-        <w:t xml:space="preserve"> </w:t>
-      </w:r>
-      <w:r>
-        <w:t xml:space="preserve">to ~30 companies in one pass.</w:t>
+        <w:t xml:space="preserve"> visible senior-level posting right now? Works up to ~30 companies in one pass.</w:t>
       </w:r>
     </w:p>
     <w:p>
@@ -6003,28 +4426,7 @@
         <w:t xml:space="preserve">Stage 2, Deep Dive:</w:t>
       </w:r>
       <w:r>
-        <w:t xml:space="preserve"> </w:t>
-      </w:r>
-      <w:r>
-        <w:t xml:space="preserve">full-depth search on 5 companies or fewer.</w:t>
-      </w:r>
-      <w:r>
-        <w:t xml:space="preserve"> </w:t>
-      </w:r>
-      <w:r>
-        <w:t xml:space="preserve">Runs a real 4-query treatment per company (LinkedIn Jobs, the</w:t>
-      </w:r>
-      <w:r>
-        <w:t xml:space="preserve"> </w:t>
-      </w:r>
-      <w:r>
-        <w:t xml:space="preserve">company’s own careers site, Indeed/Glassdoor/ZipRecruiter, plus a</w:t>
-      </w:r>
-      <w:r>
-        <w:t xml:space="preserve"> </w:t>
-      </w:r>
-      <w:r>
-        <w:t xml:space="preserve">direct verification fetch on the best lead).</w:t>
+        <w:t xml:space="preserve"> full-depth search on 5 companies or fewer. Runs a real 4-query treatment per company (LinkedIn Jobs, the company’s own careers site, Indeed/Glassdoor/ZipRecruiter, plus a direct verification fetch on the best lead).</w:t>
       </w:r>
     </w:p>
     <w:bookmarkEnd w:id="46"/>
@@ -6042,13 +4444,7 @@
         <w:pStyle w:val="FirstParagraph"/>
       </w:pPr>
       <w:r>
-        <w:t xml:space="preserve">These apply the same way regardless of which mode the toggle above is</w:t>
-      </w:r>
-      <w:r>
-        <w:t xml:space="preserve"> </w:t>
-      </w:r>
-      <w:r>
-        <w:t xml:space="preserve">set to:</w:t>
+        <w:t xml:space="preserve">These apply the same way regardless of which mode the toggle above is set to:</w:t>
       </w:r>
     </w:p>
     <w:tbl>
@@ -6292,49 +4688,7 @@
         <w:pStyle w:val="BodyText"/>
       </w:pPr>
       <w:r>
-        <w:t xml:space="preserve">There’s no</w:t>
-      </w:r>
-      <w:r>
-        <w:t xml:space="preserve"> </w:t>
-      </w:r>
-      <w:r>
-        <w:t xml:space="preserve">“</w:t>
-      </w:r>
-      <w:r>
-        <w:t xml:space="preserve">which sources to check</w:t>
-      </w:r>
-      <w:r>
-        <w:t xml:space="preserve">”</w:t>
-      </w:r>
-      <w:r>
-        <w:t xml:space="preserve"> </w:t>
-      </w:r>
-      <w:r>
-        <w:t xml:space="preserve">toggle — every doable source</w:t>
-      </w:r>
-      <w:r>
-        <w:t xml:space="preserve"> </w:t>
-      </w:r>
-      <w:r>
-        <w:t xml:space="preserve">(LinkedIn Jobs, Indeed, each company’s own careers page, Google Jobs,</w:t>
-      </w:r>
-      <w:r>
-        <w:t xml:space="preserve"> </w:t>
-      </w:r>
-      <w:r>
-        <w:t xml:space="preserve">Glassdoor, ZipRecruiter) is checked by default, and the results say</w:t>
-      </w:r>
-      <w:r>
-        <w:t xml:space="preserve"> </w:t>
-      </w:r>
-      <w:r>
-        <w:t xml:space="preserve">plainly, per company, which were actually checked versus which</w:t>
-      </w:r>
-      <w:r>
-        <w:t xml:space="preserve"> </w:t>
-      </w:r>
-      <w:r>
-        <w:t xml:space="preserve">couldn’t be (login-gated, no public listings page, etc.).</w:t>
+        <w:t xml:space="preserve">There’s no “which sources to check” toggle — every doable source (LinkedIn Jobs, Indeed, each company’s own careers page, Google Jobs, Glassdoor, ZipRecruiter) is checked by default, and the results say plainly, per company, which were actually checked versus which couldn’t be (login-gated, no public listings page, etc.).</w:t>
       </w:r>
     </w:p>
     <w:p>
@@ -6349,22 +4703,7 @@
         <w:t xml:space="preserve">Output:</w:t>
       </w:r>
       <w:r>
-        <w:t xml:space="preserve"> </w:t>
-      </w:r>
-      <w:r>
-        <w:t xml:space="preserve">always a downloadable Excel file (.xlsx) with color-coded</w:t>
-      </w:r>
-      <w:r>
-        <w:t xml:space="preserve"> </w:t>
-      </w:r>
-      <w:r>
-        <w:t xml:space="preserve">recency and date-confidence — no chat-table option anymore. Triage</w:t>
-      </w:r>
-      <w:r>
-        <w:t xml:space="preserve"> </w:t>
-      </w:r>
-      <w:r>
-        <w:t xml:space="preserve">runs output a single status sheet instead of a postings list.</w:t>
+        <w:t xml:space="preserve"> always a downloadable Excel file (.xlsx) with color-coded recency and date-confidence — no chat-table option anymore. Triage runs output a single status sheet instead of a postings list.</w:t>
       </w:r>
     </w:p>
     <w:bookmarkEnd w:id="47"/>
@@ -6385,13 +4724,7 @@
         </w:numPr>
       </w:pPr>
       <w:r>
-        <w:t xml:space="preserve">Web search — required; without it there is no way to find anything</w:t>
-      </w:r>
-      <w:r>
-        <w:t xml:space="preserve"> </w:t>
-      </w:r>
-      <w:r>
-        <w:t xml:space="preserve">real</w:t>
+        <w:t xml:space="preserve">Web search — required; without it there is no way to find anything real</w:t>
       </w:r>
     </w:p>
     <w:p>
@@ -6402,13 +4735,7 @@
         </w:numPr>
       </w:pPr>
       <w:r>
-        <w:t xml:space="preserve">Code execution and file creation — required, since every mode’s</w:t>
-      </w:r>
-      <w:r>
-        <w:t xml:space="preserve"> </w:t>
-      </w:r>
-      <w:r>
-        <w:t xml:space="preserve">output is always a downloadable .xlsx</w:t>
+        <w:t xml:space="preserve">Code execution and file creation — required, since every mode’s output is always a downloadable .xlsx</w:t>
       </w:r>
     </w:p>
     <w:bookmarkEnd w:id="48"/>
@@ -6426,34 +4753,7 @@
         <w:pStyle w:val="FirstParagraph"/>
       </w:pPr>
       <w:r>
-        <w:t xml:space="preserve">A downloadable Excel workbook grouped by company, with every posting’s real</w:t>
-      </w:r>
-      <w:r>
-        <w:t xml:space="preserve"> </w:t>
-      </w:r>
-      <w:r>
-        <w:t xml:space="preserve">URL shown directly — required on every row, never summarized away.</w:t>
-      </w:r>
-      <w:r>
-        <w:t xml:space="preserve"> </w:t>
-      </w:r>
-      <w:r>
-        <w:t xml:space="preserve">Followed by a separate Near-Misses sheet listing postings that relate</w:t>
-      </w:r>
-      <w:r>
-        <w:t xml:space="preserve"> </w:t>
-      </w:r>
-      <w:r>
-        <w:t xml:space="preserve">to your search but don’t fully qualify, each with an explicit Reason, so</w:t>
-      </w:r>
-      <w:r>
-        <w:t xml:space="preserve"> </w:t>
-      </w:r>
-      <w:r>
-        <w:t xml:space="preserve">nothing just silently disappears. In Executive mode, near-misses are the</w:t>
-      </w:r>
-      <w:r>
-        <w:t xml:space="preserve"> </w:t>
+        <w:t xml:space="preserve">A downloadable Excel workbook grouped by company, with every posting’s real URL shown directly — required on every row, never summarized away. Followed by a separate Near-Misses sheet listing postings that relate to your search but don’t fully qualify, each with an explicit Reason, so nothing just silently disappears. In Executive mode, near-misses are the </w:t>
       </w:r>
       <w:r>
         <w:rPr>
@@ -6463,10 +4763,7 @@
         <w:t xml:space="preserve">expected majority</w:t>
       </w:r>
       <w:r>
-        <w:t xml:space="preserve"> </w:t>
-      </w:r>
-      <w:r>
-        <w:t xml:space="preserve">of what comes back, not a sign of a weak search.</w:t>
+        <w:t xml:space="preserve"> of what comes back, not a sign of a weak search.</w:t>
       </w:r>
     </w:p>
     <w:bookmarkEnd w:id="49"/>
@@ -6487,31 +4784,7 @@
         </w:numPr>
       </w:pPr>
       <w:r>
-        <w:t xml:space="preserve">A batch-size warning appears above the generated prompt once your</w:t>
-      </w:r>
-      <w:r>
-        <w:t xml:space="preserve"> </w:t>
-      </w:r>
-      <w:r>
-        <w:t xml:space="preserve">company count goes over the working ceiling for your current</w:t>
-      </w:r>
-      <w:r>
-        <w:t xml:space="preserve"> </w:t>
-      </w:r>
-      <w:r>
-        <w:t xml:space="preserve">mode/stage — 15 for Standard, ~30 for Triage, 5 for Deep Dive. It’s</w:t>
-      </w:r>
-      <w:r>
-        <w:t xml:space="preserve"> </w:t>
-      </w:r>
-      <w:r>
-        <w:t xml:space="preserve">informational only, nothing is truncated, but expect a larger batch to</w:t>
-      </w:r>
-      <w:r>
-        <w:t xml:space="preserve"> </w:t>
-      </w:r>
-      <w:r>
-        <w:t xml:space="preserve">run long or come back thinner per company.</w:t>
+        <w:t xml:space="preserve">A batch-size warning appears above the generated prompt once your company count goes over the working ceiling for your current mode/stage — 15 for Standard, ~30 for Triage, 5 for Deep Dive. It’s informational only, nothing is truncated, but expect a larger batch to run long or come back thinner per company.</w:t>
       </w:r>
     </w:p>
     <w:p>
@@ -6529,28 +4802,7 @@
         <w:t xml:space="preserve">Every mode now verifies before trusting a lead.</w:t>
       </w:r>
       <w:r>
-        <w:t xml:space="preserve"> </w:t>
-      </w:r>
-      <w:r>
-        <w:t xml:space="preserve">Any posting</w:t>
-      </w:r>
-      <w:r>
-        <w:t xml:space="preserve"> </w:t>
-      </w:r>
-      <w:r>
-        <w:t xml:space="preserve">specific enough to drive a real result gets a direct link check before</w:t>
-      </w:r>
-      <w:r>
-        <w:t xml:space="preserve"> </w:t>
-      </w:r>
-      <w:r>
-        <w:t xml:space="preserve">being reported — search snippets and aggregators frequently show</w:t>
-      </w:r>
-      <w:r>
-        <w:t xml:space="preserve"> </w:t>
-      </w:r>
-      <w:r>
-        <w:t xml:space="preserve">closed or stale postings as if they were current.</w:t>
+        <w:t xml:space="preserve"> Any posting specific enough to drive a real result gets a direct link check before being reported — search snippets and aggregators frequently show closed or stale postings as if they were current.</w:t>
       </w:r>
     </w:p>
     <w:p>
@@ -6568,34 +4820,7 @@
         <w:t xml:space="preserve">KPMG, Accenture, and EY get an automatic extra caution note</w:t>
       </w:r>
       <w:r>
-        <w:t xml:space="preserve"> </w:t>
-      </w:r>
-      <w:r>
-        <w:t xml:space="preserve">whenever they’re in your list. Specific leads for these three have</w:t>
-      </w:r>
-      <w:r>
-        <w:t xml:space="preserve"> </w:t>
-      </w:r>
-      <w:r>
-        <w:t xml:space="preserve">repeatedly turned out to be dead on direct verification across</w:t>
-      </w:r>
-      <w:r>
-        <w:t xml:space="preserve"> </w:t>
-      </w:r>
-      <w:r>
-        <w:t xml:space="preserve">multiple real runs, at every seniority level tested — not a judgment</w:t>
-      </w:r>
-      <w:r>
-        <w:t xml:space="preserve"> </w:t>
-      </w:r>
-      <w:r>
-        <w:t xml:space="preserve">on them as employers, just an operational heads-up about how their</w:t>
-      </w:r>
-      <w:r>
-        <w:t xml:space="preserve"> </w:t>
-      </w:r>
-      <w:r>
-        <w:t xml:space="preserve">career-site links get indexed and cached.</w:t>
+        <w:t xml:space="preserve"> whenever they’re in your list. Specific leads for these three have repeatedly turned out to be dead on direct verification across multiple real runs, at every seniority level tested — not a judgment on them as employers, just an operational heads-up about how their career-site links get indexed and cached.</w:t>
       </w:r>
     </w:p>
     <w:p>
@@ -6606,19 +4831,7 @@
         </w:numPr>
       </w:pPr>
       <w:r>
-        <w:t xml:space="preserve">Date Confidence (High/Medium/Low) is separate from Posted Date itself</w:t>
-      </w:r>
-      <w:r>
-        <w:t xml:space="preserve"> </w:t>
-      </w:r>
-      <w:r>
-        <w:t xml:space="preserve">— it tells you how certain the date actually is, since many aggregator</w:t>
-      </w:r>
-      <w:r>
-        <w:t xml:space="preserve"> </w:t>
-      </w:r>
-      <w:r>
-        <w:t xml:space="preserve">listings carry stale or ambiguous dates.</w:t>
+        <w:t xml:space="preserve">Date Confidence (High/Medium/Low) is separate from Posted Date itself — it tells you how certain the date actually is, since many aggregator listings carry stale or ambiguous dates.</w:t>
       </w:r>
     </w:p>
     <w:p>
@@ -6629,37 +4842,7 @@
         </w:numPr>
       </w:pPr>
       <w:r>
-        <w:t xml:space="preserve">Genuinely fresh, senior-level postings at large firms are often rarer</w:t>
-      </w:r>
-      <w:r>
-        <w:t xml:space="preserve"> </w:t>
-      </w:r>
-      <w:r>
-        <w:t xml:space="preserve">than expected — an honest</w:t>
-      </w:r>
-      <w:r>
-        <w:t xml:space="preserve"> </w:t>
-      </w:r>
-      <w:r>
-        <w:t xml:space="preserve">“</w:t>
-      </w:r>
-      <w:r>
-        <w:t xml:space="preserve">nothing qualified</w:t>
-      </w:r>
-      <w:r>
-        <w:t xml:space="preserve">”</w:t>
-      </w:r>
-      <w:r>
-        <w:t xml:space="preserve"> </w:t>
-      </w:r>
-      <w:r>
-        <w:t xml:space="preserve">result across several</w:t>
-      </w:r>
-      <w:r>
-        <w:t xml:space="preserve"> </w:t>
-      </w:r>
-      <w:r>
-        <w:t xml:space="preserve">companies is a real, useful outcome, not a sign the tool failed.</w:t>
+        <w:t xml:space="preserve">Genuinely fresh, senior-level postings at large firms are often rarer than expected — an honest “nothing qualified” result across several companies is a real, useful outcome, not a sign the tool failed.</w:t>
       </w:r>
     </w:p>
     <w:p>
@@ -6736,37 +4919,7 @@
         <w:pStyle w:val="BodyText"/>
       </w:pPr>
       <w:r>
-        <w:t xml:space="preserve">Takes a real job posting and your actual resume, and generates a</w:t>
-      </w:r>
-      <w:r>
-        <w:t xml:space="preserve"> </w:t>
-      </w:r>
-      <w:r>
-        <w:t xml:space="preserve">keyword/gap analysis, tailored bullet suggestions, a cover letter draft,</w:t>
-      </w:r>
-      <w:r>
-        <w:t xml:space="preserve"> </w:t>
-      </w:r>
-      <w:r>
-        <w:t xml:space="preserve">and/or a Qualifications Match Letter (T-Letter) — all grounded strictly</w:t>
-      </w:r>
-      <w:r>
-        <w:t xml:space="preserve"> </w:t>
-      </w:r>
-      <w:r>
-        <w:t xml:space="preserve">in what’s actually true about you. Nothing is invented: a real, honestly</w:t>
-      </w:r>
-      <w:r>
-        <w:t xml:space="preserve"> </w:t>
-      </w:r>
-      <w:r>
-        <w:t xml:space="preserve">named gap is a correct answer; a fabricated qualification is not</w:t>
-      </w:r>
-      <w:r>
-        <w:t xml:space="preserve"> </w:t>
-      </w:r>
-      <w:r>
-        <w:t xml:space="preserve">acceptable under any framing.</w:t>
+        <w:t xml:space="preserve">Takes a real job posting and your actual resume, and generates a keyword/gap analysis, tailored bullet suggestions, a cover letter draft, and/or a Qualifications Match Letter (T-Letter) — all grounded strictly in what’s actually true about you. Nothing is invented: a real, honestly named gap is a correct answer; a fabricated qualification is not acceptable under any framing.</w:t>
       </w:r>
     </w:p>
     <w:bookmarkStart w:id="54" w:name="fields-2"/>
@@ -7309,13 +5462,7 @@
         </w:numPr>
       </w:pPr>
       <w:r>
-        <w:t xml:space="preserve">Code execution and file creation — always needed, since every result</w:t>
-      </w:r>
-      <w:r>
-        <w:t xml:space="preserve"> </w:t>
-      </w:r>
-      <w:r>
-        <w:t xml:space="preserve">now comes back as a downloadable Word document</w:t>
+        <w:t xml:space="preserve">Code execution and file creation — always needed, since every result now comes back as a downloadable Word document</w:t>
       </w:r>
     </w:p>
     <w:bookmarkEnd w:id="55"/>
@@ -7333,31 +5480,7 @@
         <w:pStyle w:val="FirstParagraph"/>
       </w:pPr>
       <w:r>
-        <w:t xml:space="preserve">Real Word tables with a shaded header row (never plain dashes standing</w:t>
-      </w:r>
-      <w:r>
-        <w:t xml:space="preserve"> </w:t>
-      </w:r>
-      <w:r>
-        <w:t xml:space="preserve">in for one) for the Gap Analysis and Bullet Rewrites, genuine letter</w:t>
-      </w:r>
-      <w:r>
-        <w:t xml:space="preserve"> </w:t>
-      </w:r>
-      <w:r>
-        <w:t xml:space="preserve">formatting (date, salutation, paragraph breaks, closing) for any</w:t>
-      </w:r>
-      <w:r>
-        <w:t xml:space="preserve"> </w:t>
-      </w:r>
-      <w:r>
-        <w:t xml:space="preserve">letter, and — if selected — an updated resume with vetted changes</w:t>
-      </w:r>
-      <w:r>
-        <w:t xml:space="preserve"> </w:t>
-      </w:r>
-      <w:r>
-        <w:t xml:space="preserve">already applied.</w:t>
+        <w:t xml:space="preserve">Real Word tables with a shaded header row (never plain dashes standing in for one) for the Gap Analysis and Bullet Rewrites, genuine letter formatting (date, salutation, paragraph breaks, closing) for any letter, and — if selected — an updated resume with vetted changes already applied.</w:t>
       </w:r>
     </w:p>
     <w:bookmarkEnd w:id="56"/>
@@ -7378,19 +5501,7 @@
         </w:numPr>
       </w:pPr>
       <w:r>
-        <w:t xml:space="preserve">Always read every bullet rewrite side by side with your original</w:t>
-      </w:r>
-      <w:r>
-        <w:t xml:space="preserve"> </w:t>
-      </w:r>
-      <w:r>
-        <w:t xml:space="preserve">before using it — confirm you can genuinely stand behind each change</w:t>
-      </w:r>
-      <w:r>
-        <w:t xml:space="preserve"> </w:t>
-      </w:r>
-      <w:r>
-        <w:t xml:space="preserve">in an interview.</w:t>
+        <w:t xml:space="preserve">Always read every bullet rewrite side by side with your original before using it — confirm you can genuinely stand behind each change in an interview.</w:t>
       </w:r>
     </w:p>
     <w:p>
@@ -7401,19 +5512,7 @@
         </w:numPr>
       </w:pPr>
       <w:r>
-        <w:t xml:space="preserve">A named, honest gap in the analysis is useful information, not a</w:t>
-      </w:r>
-      <w:r>
-        <w:t xml:space="preserve"> </w:t>
-      </w:r>
-      <w:r>
-        <w:t xml:space="preserve">failure — don’t look for the tool to paper over something your resume</w:t>
-      </w:r>
-      <w:r>
-        <w:t xml:space="preserve"> </w:t>
-      </w:r>
-      <w:r>
-        <w:t xml:space="preserve">genuinely doesn’t support.</w:t>
+        <w:t xml:space="preserve">A named, honest gap in the analysis is useful information, not a failure — don’t look for the tool to paper over something your resume genuinely doesn’t support.</w:t>
       </w:r>
     </w:p>
     <w:p>
@@ -7424,31 +5523,7 @@
         </w:numPr>
       </w:pPr>
       <w:r>
-        <w:t xml:space="preserve">Tier 2 recruiter candidates are intentionally never auto-selected — a</w:t>
-      </w:r>
-      <w:r>
-        <w:t xml:space="preserve"> </w:t>
-      </w:r>
-      <w:r>
-        <w:t xml:space="preserve">fabricated or wrongly-guessed name in a real cover letter is a worse</w:t>
-      </w:r>
-      <w:r>
-        <w:t xml:space="preserve"> </w:t>
-      </w:r>
-      <w:r>
-        <w:t xml:space="preserve">outcome than an honest</w:t>
-      </w:r>
-      <w:r>
-        <w:t xml:space="preserve"> </w:t>
-      </w:r>
-      <w:r>
-        <w:t xml:space="preserve">“</w:t>
-      </w:r>
-      <w:r>
-        <w:t xml:space="preserve">Dear Hiring Team.</w:t>
-      </w:r>
-      <w:r>
-        <w:t xml:space="preserve">”</w:t>
+        <w:t xml:space="preserve">Tier 2 recruiter candidates are intentionally never auto-selected — a fabricated or wrongly-guessed name in a real cover letter is a worse outcome than an honest “Dear Hiring Team.”</w:t>
       </w:r>
     </w:p>
     <w:p>
@@ -7525,25 +5600,7 @@
         <w:pStyle w:val="BodyText"/>
       </w:pPr>
       <w:r>
-        <w:t xml:space="preserve">Takes your researched tracker rows — Company, Key Contacts, Warm</w:t>
-      </w:r>
-      <w:r>
-        <w:t xml:space="preserve"> </w:t>
-      </w:r>
-      <w:r>
-        <w:t xml:space="preserve">Introduction Path, and Category — and drafts the actual outreach</w:t>
-      </w:r>
-      <w:r>
-        <w:t xml:space="preserve"> </w:t>
-      </w:r>
-      <w:r>
-        <w:t xml:space="preserve">messages, tailored per company and per stage of the relationship, rather</w:t>
-      </w:r>
-      <w:r>
-        <w:t xml:space="preserve"> </w:t>
-      </w:r>
-      <w:r>
-        <w:t xml:space="preserve">than one generic template with the name swapped in.</w:t>
+        <w:t xml:space="preserve">Takes your researched tracker rows — Company, Key Contacts, Warm Introduction Path, and Category — and drafts the actual outreach messages, tailored per company and per stage of the relationship, rather than one generic template with the name swapped in.</w:t>
       </w:r>
     </w:p>
     <w:bookmarkStart w:id="61" w:name="fields-3"/>
@@ -7755,25 +5812,7 @@
               <w:jc w:val="left"/>
             </w:pPr>
             <w:r>
-              <w:t xml:space="preserve">Only appears once Message Goal is anything other than</w:t>
-            </w:r>
-            <w:r>
-              <w:t xml:space="preserve"> </w:t>
-            </w:r>
-            <w:r>
-              <w:t xml:space="preserve">“</w:t>
-            </w:r>
-            <w:r>
-              <w:t xml:space="preserve">First outreach.</w:t>
-            </w:r>
-            <w:r>
-              <w:t xml:space="preserve">”</w:t>
-            </w:r>
-            <w:r>
-              <w:t xml:space="preserve"> </w:t>
-            </w:r>
-            <w:r>
-              <w:t xml:space="preserve">What you discussed, when you first reached out, or your reason for reconnecting, depending on the goal.</w:t>
+              <w:t xml:space="preserve">Only appears once Message Goal is anything other than “First outreach.” What you discussed, when you first reached out, or your reason for reconnecting, depending on the goal.</w:t>
             </w:r>
           </w:p>
         </w:tc>
@@ -7912,13 +5951,7 @@
         <w:pStyle w:val="Compact"/>
       </w:pPr>
       <w:r>
-        <w:t xml:space="preserve">Code execution and file creation — always needed, since every result</w:t>
-      </w:r>
-      <w:r>
-        <w:t xml:space="preserve"> </w:t>
-      </w:r>
-      <w:r>
-        <w:t xml:space="preserve">now comes back as a downloadable Word document</w:t>
+        <w:t xml:space="preserve">Code execution and file creation — always needed, since every result now comes back as a downloadable Word document</w:t>
       </w:r>
     </w:p>
     <w:bookmarkEnd w:id="62"/>
@@ -7936,31 +5969,7 @@
         <w:pStyle w:val="FirstParagraph"/>
       </w:pPr>
       <w:r>
-        <w:t xml:space="preserve">2–3 message variants per company, each shaped by that specific company’s</w:t>
-      </w:r>
-      <w:r>
-        <w:t xml:space="preserve"> </w:t>
-      </w:r>
-      <w:r>
-        <w:t xml:space="preserve">Warm Introduction Path, Target Audience, and selected Message Goal —</w:t>
-      </w:r>
-      <w:r>
-        <w:t xml:space="preserve"> </w:t>
-      </w:r>
-      <w:r>
-        <w:t xml:space="preserve">always followed by one line of visible reasoning explaining the approach</w:t>
-      </w:r>
-      <w:r>
-        <w:t xml:space="preserve"> </w:t>
-      </w:r>
-      <w:r>
-        <w:t xml:space="preserve">taken, so you can catch it if a path, audience, or context note got</w:t>
-      </w:r>
-      <w:r>
-        <w:t xml:space="preserve"> </w:t>
-      </w:r>
-      <w:r>
-        <w:t xml:space="preserve">misread before sending anything.</w:t>
+        <w:t xml:space="preserve">2–3 message variants per company, each shaped by that specific company’s Warm Introduction Path, Target Audience, and selected Message Goal — always followed by one line of visible reasoning explaining the approach taken, so you can catch it if a path, audience, or context note got misread before sending anything.</w:t>
       </w:r>
     </w:p>
     <w:bookmarkEnd w:id="63"/>
@@ -7981,37 +5990,7 @@
         </w:numPr>
       </w:pPr>
       <w:r>
-        <w:t xml:space="preserve">The grounding guardrail is explicit and non-optional, and now covers</w:t>
-      </w:r>
-      <w:r>
-        <w:t xml:space="preserve"> </w:t>
-      </w:r>
-      <w:r>
-        <w:t xml:space="preserve">Context Notes too: no invented shared history, mutual connections,</w:t>
-      </w:r>
-      <w:r>
-        <w:t xml:space="preserve"> </w:t>
-      </w:r>
-      <w:r>
-        <w:t xml:space="preserve">prior conversation details, or personal specifics beyond what your</w:t>
-      </w:r>
-      <w:r>
-        <w:t xml:space="preserve"> </w:t>
-      </w:r>
-      <w:r>
-        <w:t xml:space="preserve">Warm Introduction Path, background, or Context Notes actually state.</w:t>
-      </w:r>
-      <w:r>
-        <w:t xml:space="preserve"> </w:t>
-      </w:r>
-      <w:r>
-        <w:t xml:space="preserve">An honestly generic message is fine; a fabricated relationship or</w:t>
-      </w:r>
-      <w:r>
-        <w:t xml:space="preserve"> </w:t>
-      </w:r>
-      <w:r>
-        <w:t xml:space="preserve">invented discussion detail is not.</w:t>
+        <w:t xml:space="preserve">The grounding guardrail is explicit and non-optional, and now covers Context Notes too: no invented shared history, mutual connections, prior conversation details, or personal specifics beyond what your Warm Introduction Path, background, or Context Notes actually state. An honestly generic message is fine; a fabricated relationship or invented discussion detail is not.</w:t>
       </w:r>
     </w:p>
     <w:p>
@@ -8022,46 +6001,7 @@
         </w:numPr>
       </w:pPr>
       <w:r>
-        <w:t xml:space="preserve">A vague Warm Introduction Path (e.g. just</w:t>
-      </w:r>
-      <w:r>
-        <w:t xml:space="preserve"> </w:t>
-      </w:r>
-      <w:r>
-        <w:t xml:space="preserve">“</w:t>
-      </w:r>
-      <w:r>
-        <w:t xml:space="preserve">recruiter</w:t>
-      </w:r>
-      <w:r>
-        <w:t xml:space="preserve">”</w:t>
-      </w:r>
-      <w:r>
-        <w:t xml:space="preserve">), or blank</w:t>
-      </w:r>
-      <w:r>
-        <w:t xml:space="preserve"> </w:t>
-      </w:r>
-      <w:r>
-        <w:t xml:space="preserve">Context Notes on a follow-up/thank-you/staying-in-touch message, is a</w:t>
-      </w:r>
-      <w:r>
-        <w:t xml:space="preserve"> </w:t>
-      </w:r>
-      <w:r>
-        <w:t xml:space="preserve">legitimate input — the message stays appropriately general rather than</w:t>
-      </w:r>
-      <w:r>
-        <w:t xml:space="preserve"> </w:t>
-      </w:r>
-      <w:r>
-        <w:t xml:space="preserve">inventing false specifics to sound more personal or more informed than</w:t>
-      </w:r>
-      <w:r>
-        <w:t xml:space="preserve"> </w:t>
-      </w:r>
-      <w:r>
-        <w:t xml:space="preserve">you actually are.</w:t>
+        <w:t xml:space="preserve">A vague Warm Introduction Path (e.g. just “recruiter”), or blank Context Notes on a follow-up/thank-you/staying-in-touch message, is a legitimate input — the message stays appropriately general rather than inventing false specifics to sound more personal or more informed than you actually are.</w:t>
       </w:r>
     </w:p>
     <w:p>
@@ -8072,13 +6012,7 @@
         </w:numPr>
       </w:pPr>
       <w:r>
-        <w:t xml:space="preserve">The reasoning line is always included, by design — it’s your check</w:t>
-      </w:r>
-      <w:r>
-        <w:t xml:space="preserve"> </w:t>
-      </w:r>
-      <w:r>
-        <w:t xml:space="preserve">that the tool read your research correctly before anything goes out.</w:t>
+        <w:t xml:space="preserve">The reasoning line is always included, by design — it’s your check that the tool read your research correctly before anything goes out.</w:t>
       </w:r>
     </w:p>
     <w:p>
@@ -8155,37 +6089,7 @@
         <w:pStyle w:val="BodyText"/>
       </w:pPr>
       <w:r>
-        <w:t xml:space="preserve">Turns your resume, the job description, and (optionally) who you’re</w:t>
-      </w:r>
-      <w:r>
-        <w:t xml:space="preserve"> </w:t>
-      </w:r>
-      <w:r>
-        <w:t xml:space="preserve">meeting with into a real, grounded prep guide once an interview has</w:t>
-      </w:r>
-      <w:r>
-        <w:t xml:space="preserve"> </w:t>
-      </w:r>
-      <w:r>
-        <w:t xml:space="preserve">actually landed — the stage none of the funnel tools before it cover.</w:t>
-      </w:r>
-      <w:r>
-        <w:t xml:space="preserve"> </w:t>
-      </w:r>
-      <w:r>
-        <w:t xml:space="preserve">Afterward, the specific things you actually discuss become the Context</w:t>
-      </w:r>
-      <w:r>
-        <w:t xml:space="preserve"> </w:t>
-      </w:r>
-      <w:r>
-        <w:t xml:space="preserve">Notes for a genuinely grounded thank-you message back in Outreach</w:t>
-      </w:r>
-      <w:r>
-        <w:t xml:space="preserve"> </w:t>
-      </w:r>
-      <w:r>
-        <w:t xml:space="preserve">Message Builder (Step 3b), closing the loop.</w:t>
+        <w:t xml:space="preserve">Turns your resume, the job description, and (optionally) who you’re meeting with into a real, grounded prep guide once an interview has actually landed — the stage none of the funnel tools before it cover. Afterward, the specific things you actually discuss become the Context Notes for a genuinely grounded thank-you message back in Outreach Message Builder (Step 3b), closing the loop.</w:t>
       </w:r>
     </w:p>
     <w:bookmarkStart w:id="68" w:name="the-mode-toggle"/>
@@ -8202,13 +6106,7 @@
         <w:pStyle w:val="FirstParagraph"/>
       </w:pPr>
       <w:r>
-        <w:t xml:space="preserve">A toggle at the top of the page switches the entire field set and the</w:t>
-      </w:r>
-      <w:r>
-        <w:t xml:space="preserve"> </w:t>
-      </w:r>
-      <w:r>
-        <w:t xml:space="preserve">entire generated guide, not just a couple of options:</w:t>
+        <w:t xml:space="preserve">A toggle at the top of the page switches the entire field set and the entire generated guide, not just a couple of options:</w:t>
       </w:r>
     </w:p>
     <w:tbl>
@@ -8356,25 +6254,7 @@
               <w:jc w:val="left"/>
             </w:pPr>
             <w:r>
-              <w:t xml:space="preserve">Qualifications T-chart, a tight</w:t>
-            </w:r>
-            <w:r>
-              <w:t xml:space="preserve"> </w:t>
-            </w:r>
-            <w:r>
-              <w:t xml:space="preserve">“</w:t>
-            </w:r>
-            <w:r>
-              <w:t xml:space="preserve">tell me about yourself</w:t>
-            </w:r>
-            <w:r>
-              <w:t xml:space="preserve">”</w:t>
-            </w:r>
-            <w:r>
-              <w:t xml:space="preserve"> </w:t>
-            </w:r>
-            <w:r>
-              <w:t xml:space="preserve">script, the salary question (real market data), standard logistics questions</w:t>
+              <w:t xml:space="preserve">Qualifications T-chart, a tight “tell me about yourself” script, the salary question (real market data), standard logistics questions</w:t>
             </w:r>
           </w:p>
         </w:tc>
@@ -8968,13 +6848,7 @@
         </w:numPr>
       </w:pPr>
       <w:r>
-        <w:t xml:space="preserve">Web search — for company, interviewer, and (in Recruiter Screen mode)</w:t>
-      </w:r>
-      <w:r>
-        <w:t xml:space="preserve"> </w:t>
-      </w:r>
-      <w:r>
-        <w:t xml:space="preserve">real salary market-data research</w:t>
+        <w:t xml:space="preserve">Web search — for company, interviewer, and (in Recruiter Screen mode) real salary market-data research</w:t>
       </w:r>
     </w:p>
     <w:p>
@@ -8985,13 +6859,7 @@
         </w:numPr>
       </w:pPr>
       <w:r>
-        <w:t xml:space="preserve">Code execution and file creation — always needed, since every guide</w:t>
-      </w:r>
-      <w:r>
-        <w:t xml:space="preserve"> </w:t>
-      </w:r>
-      <w:r>
-        <w:t xml:space="preserve">now comes back as a downloadable Word document</w:t>
+        <w:t xml:space="preserve">Code execution and file creation — always needed, since every guide now comes back as a downloadable Word document</w:t>
       </w:r>
     </w:p>
     <w:bookmarkEnd w:id="70"/>
@@ -9009,19 +6877,7 @@
         <w:pStyle w:val="FirstParagraph"/>
       </w:pPr>
       <w:r>
-        <w:t xml:space="preserve">A structured prep guide matching whichever mode you picked, with a</w:t>
-      </w:r>
-      <w:r>
-        <w:t xml:space="preserve"> </w:t>
-      </w:r>
-      <w:r>
-        <w:t xml:space="preserve">one-page Quick Reference summary at the top for skimming right before</w:t>
-      </w:r>
-      <w:r>
-        <w:t xml:space="preserve"> </w:t>
-      </w:r>
-      <w:r>
-        <w:t xml:space="preserve">you walk in or join the call, and full detail below it.</w:t>
+        <w:t xml:space="preserve">A structured prep guide matching whichever mode you picked, with a one-page Quick Reference summary at the top for skimming right before you walk in or join the call, and full detail below it.</w:t>
       </w:r>
     </w:p>
     <w:bookmarkEnd w:id="71"/>
@@ -9049,52 +6905,7 @@
         <w:t xml:space="preserve">Never a scripted answer.</w:t>
       </w:r>
       <w:r>
-        <w:t xml:space="preserve"> </w:t>
-      </w:r>
-      <w:r>
-        <w:t xml:space="preserve">If you filled in the optional STAR</w:t>
-      </w:r>
-      <w:r>
-        <w:t xml:space="preserve"> </w:t>
-      </w:r>
-      <w:r>
-        <w:t xml:space="preserve">Stories field, the guide uses those stories exactly as you wrote them</w:t>
-      </w:r>
-      <w:r>
-        <w:t xml:space="preserve"> </w:t>
-      </w:r>
-      <w:r>
-        <w:t xml:space="preserve">and never embellishes them. Where a slot is unfilled, it points you to</w:t>
-      </w:r>
-      <w:r>
-        <w:t xml:space="preserve"> </w:t>
-      </w:r>
-      <w:r>
-        <w:t xml:space="preserve">the specific resume bullet that’s your strongest match and prompts</w:t>
-      </w:r>
-      <w:r>
-        <w:t xml:space="preserve"> </w:t>
-      </w:r>
-      <w:r>
-        <w:t xml:space="preserve">STAR structure — it does not write the story for you. Claude doesn’t</w:t>
-      </w:r>
-      <w:r>
-        <w:t xml:space="preserve"> </w:t>
-      </w:r>
-      <w:r>
-        <w:t xml:space="preserve">know what actually happened in your work beyond what your resume</w:t>
-      </w:r>
-      <w:r>
-        <w:t xml:space="preserve"> </w:t>
-      </w:r>
-      <w:r>
-        <w:t xml:space="preserve">states (or what you wrote yourself), and inventing specifics risks</w:t>
-      </w:r>
-      <w:r>
-        <w:t xml:space="preserve"> </w:t>
-      </w:r>
-      <w:r>
-        <w:t xml:space="preserve">putting words in your mouth you’d have to walk back live.</w:t>
+        <w:t xml:space="preserve"> If you filled in the optional STAR Stories field, the guide uses those stories exactly as you wrote them and never embellishes them. Where a slot is unfilled, it points you to the specific resume bullet that’s your strongest match and prompts STAR structure — it does not write the story for you. Claude doesn’t know what actually happened in your work beyond what your resume states (or what you wrote yourself), and inventing specifics risks putting words in your mouth you’d have to walk back live.</w:t>
       </w:r>
     </w:p>
     <w:p>
@@ -9112,28 +6923,7 @@
         <w:t xml:space="preserve">Interviewer research stays evidence-based.</w:t>
       </w:r>
       <w:r>
-        <w:t xml:space="preserve"> </w:t>
-      </w:r>
-      <w:r>
-        <w:t xml:space="preserve">If a named interviewer</w:t>
-      </w:r>
-      <w:r>
-        <w:t xml:space="preserve"> </w:t>
-      </w:r>
-      <w:r>
-        <w:t xml:space="preserve">has little or no public footprint, the guide says so plainly and falls</w:t>
-      </w:r>
-      <w:r>
-        <w:t xml:space="preserve"> </w:t>
-      </w:r>
-      <w:r>
-        <w:t xml:space="preserve">back to role-based prep instead of inventing a personality or</w:t>
-      </w:r>
-      <w:r>
-        <w:t xml:space="preserve"> </w:t>
-      </w:r>
-      <w:r>
-        <w:t xml:space="preserve">interests to seem more personalized.</w:t>
+        <w:t xml:space="preserve"> If a named interviewer has little or no public footprint, the guide says so plainly and falls back to role-based prep instead of inventing a personality or interests to seem more personalized.</w:t>
       </w:r>
     </w:p>
     <w:p>
@@ -9151,34 +6941,7 @@
         <w:t xml:space="preserve">SWOT weaknesses stay honest.</w:t>
       </w:r>
       <w:r>
-        <w:t xml:space="preserve"> </w:t>
-      </w:r>
-      <w:r>
-        <w:t xml:space="preserve">In Hiring Manager and General/Other</w:t>
-      </w:r>
-      <w:r>
-        <w:t xml:space="preserve"> </w:t>
-      </w:r>
-      <w:r>
-        <w:t xml:space="preserve">modes, a real weakness in the Candidate SWOT Analysis is never</w:t>
-      </w:r>
-      <w:r>
-        <w:t xml:space="preserve"> </w:t>
-      </w:r>
-      <w:r>
-        <w:t xml:space="preserve">softened into a non-weakness, and its mitigation talking point is</w:t>
-      </w:r>
-      <w:r>
-        <w:t xml:space="preserve"> </w:t>
-      </w:r>
-      <w:r>
-        <w:t xml:space="preserve">never a fabricated accomplishment used to explain the gap away — same</w:t>
-      </w:r>
-      <w:r>
-        <w:t xml:space="preserve"> </w:t>
-      </w:r>
-      <w:r>
-        <w:t xml:space="preserve">standard as Objection Reframing.</w:t>
+        <w:t xml:space="preserve"> In Hiring Manager and General/Other modes, a real weakness in the Candidate SWOT Analysis is never softened into a non-weakness, and its mitigation talking point is never a fabricated accomplishment used to explain the gap away — same standard as Objection Reframing.</w:t>
       </w:r>
     </w:p>
     <w:p>
@@ -9196,16 +6959,7 @@
         <w:t xml:space="preserve">The salary question is grounded in real search, not a guess.</w:t>
       </w:r>
       <w:r>
-        <w:t xml:space="preserve"> </w:t>
-      </w:r>
-      <w:r>
-        <w:t xml:space="preserve">Recruiter Screen mode requires actual market-data research (sources</w:t>
-      </w:r>
-      <w:r>
-        <w:t xml:space="preserve"> </w:t>
-      </w:r>
-      <w:r>
-        <w:t xml:space="preserve">noted) rather than a number pulled from nowhere.</w:t>
+        <w:t xml:space="preserve"> Recruiter Screen mode requires actual market-data research (sources noted) rather than a number pulled from nowhere.</w:t>
       </w:r>
     </w:p>
     <w:p>
@@ -9223,28 +6977,7 @@
         <w:t xml:space="preserve">Sensitive personal facts stay yours to supply.</w:t>
       </w:r>
       <w:r>
-        <w:t xml:space="preserve"> </w:t>
-      </w:r>
-      <w:r>
-        <w:t xml:space="preserve">The reason for a</w:t>
-      </w:r>
-      <w:r>
-        <w:t xml:space="preserve"> </w:t>
-      </w:r>
-      <w:r>
-        <w:t xml:space="preserve">gap or departure, your notice period, work authorization status — the</w:t>
-      </w:r>
-      <w:r>
-        <w:t xml:space="preserve"> </w:t>
-      </w:r>
-      <w:r>
-        <w:t xml:space="preserve">guide never invents these. Left blank, it gives general guidance on</w:t>
-      </w:r>
-      <w:r>
-        <w:t xml:space="preserve"> </w:t>
-      </w:r>
-      <w:r>
-        <w:t xml:space="preserve">structure instead.</w:t>
+        <w:t xml:space="preserve"> The reason for a gap or departure, your notice period, work authorization status — the guide never invents these. Left blank, it gives general guidance on structure instead.</w:t>
       </w:r>
     </w:p>
     <w:p>
@@ -9262,28 +6995,7 @@
         <w:t xml:space="preserve">Objection reframing stays honest, not spin.</w:t>
       </w:r>
       <w:r>
-        <w:t xml:space="preserve"> </w:t>
-      </w:r>
-      <w:r>
-        <w:t xml:space="preserve">Every reframe for a</w:t>
-      </w:r>
-      <w:r>
-        <w:t xml:space="preserve"> </w:t>
-      </w:r>
-      <w:r>
-        <w:t xml:space="preserve">named concern is grounded in something real from your resume — if a</w:t>
-      </w:r>
-      <w:r>
-        <w:t xml:space="preserve"> </w:t>
-      </w:r>
-      <w:r>
-        <w:t xml:space="preserve">concern genuinely doesn’t have a strong answer, the guide says so</w:t>
-      </w:r>
-      <w:r>
-        <w:t xml:space="preserve"> </w:t>
-      </w:r>
-      <w:r>
-        <w:t xml:space="preserve">rather than manufacturing one.</w:t>
+        <w:t xml:space="preserve"> Every reframe for a named concern is grounded in something real from your resume — if a concern genuinely doesn’t have a strong answer, the guide says so rather than manufacturing one.</w:t>
       </w:r>
     </w:p>
     <w:p>
@@ -9294,19 +7006,7 @@
         </w:numPr>
       </w:pPr>
       <w:r>
-        <w:t xml:space="preserve">Interviewer lists are tracked separately per mode — switching from</w:t>
-      </w:r>
-      <w:r>
-        <w:t xml:space="preserve"> </w:t>
-      </w:r>
-      <w:r>
-        <w:t xml:space="preserve">Hiring Manager to General/Other (or back) won’t carry interviewers</w:t>
-      </w:r>
-      <w:r>
-        <w:t xml:space="preserve"> </w:t>
-      </w:r>
-      <w:r>
-        <w:t xml:space="preserve">over between them, since they’re genuinely separate lists.</w:t>
+        <w:t xml:space="preserve">Interviewer lists are tracked separately per mode — switching from Hiring Manager to General/Other (or back) won’t carry interviewers over between them, since they’re genuinely separate lists.</w:t>
       </w:r>
     </w:p>
     <w:p>
@@ -9383,52 +7083,7 @@
         <w:pStyle w:val="BodyText"/>
       </w:pPr>
       <w:r>
-        <w:t xml:space="preserve">Turns a real offer, sourced market and company-specific compensation</w:t>
-      </w:r>
-      <w:r>
-        <w:t xml:space="preserve"> </w:t>
-      </w:r>
-      <w:r>
-        <w:t xml:space="preserve">data, and your real qualifications into an actual negotiation plan and</w:t>
-      </w:r>
-      <w:r>
-        <w:t xml:space="preserve"> </w:t>
-      </w:r>
-      <w:r>
-        <w:t xml:space="preserve">counter-offer draft — not generic</w:t>
-      </w:r>
-      <w:r>
-        <w:t xml:space="preserve"> </w:t>
-      </w:r>
-      <w:r>
-        <w:t xml:space="preserve">“</w:t>
-      </w:r>
-      <w:r>
-        <w:t xml:space="preserve">just ask for more</w:t>
-      </w:r>
-      <w:r>
-        <w:t xml:space="preserve">”</w:t>
-      </w:r>
-      <w:r>
-        <w:t xml:space="preserve"> </w:t>
-      </w:r>
-      <w:r>
-        <w:t xml:space="preserve">advice. The direct</w:t>
-      </w:r>
-      <w:r>
-        <w:t xml:space="preserve"> </w:t>
-      </w:r>
-      <w:r>
-        <w:t xml:space="preserve">sequel to Interview Prep Guide Builder’s Recruiter Screen mode, which</w:t>
-      </w:r>
-      <w:r>
-        <w:t xml:space="preserve"> </w:t>
-      </w:r>
-      <w:r>
-        <w:t xml:space="preserve">explicitly coaches you to state a range</w:t>
-      </w:r>
-      <w:r>
-        <w:t xml:space="preserve"> </w:t>
+        <w:t xml:space="preserve">Turns a real offer, sourced market and company-specific compensation data, and your real qualifications into an actual negotiation plan and counter-offer draft — not generic “just ask for more” advice. The direct sequel to Interview Prep Guide Builder’s Recruiter Screen mode, which explicitly coaches you to state a range </w:t>
       </w:r>
       <w:r>
         <w:rPr>
@@ -9438,16 +7093,7 @@
         <w:t xml:space="preserve">before</w:t>
       </w:r>
       <w:r>
-        <w:t xml:space="preserve"> </w:t>
-      </w:r>
-      <w:r>
-        <w:t xml:space="preserve">an offer exists; this</w:t>
-      </w:r>
-      <w:r>
-        <w:t xml:space="preserve"> </w:t>
-      </w:r>
-      <w:r>
-        <w:t xml:space="preserve">tool picks up once a real number is actually on the table.</w:t>
+        <w:t xml:space="preserve"> an offer exists; this tool picks up once a real number is actually on the table.</w:t>
       </w:r>
     </w:p>
     <w:bookmarkStart w:id="76" w:name="the-one-guardrail-that-matters-most"/>
@@ -9464,67 +7110,7 @@
         <w:pStyle w:val="FirstParagraph"/>
       </w:pPr>
       <w:r>
-        <w:t xml:space="preserve">Every tool in this family has a</w:t>
-      </w:r>
-      <w:r>
-        <w:t xml:space="preserve"> </w:t>
-      </w:r>
-      <w:r>
-        <w:t xml:space="preserve">“</w:t>
-      </w:r>
-      <w:r>
-        <w:t xml:space="preserve">don’t fabricate</w:t>
-      </w:r>
-      <w:r>
-        <w:t xml:space="preserve">”</w:t>
-      </w:r>
-      <w:r>
-        <w:t xml:space="preserve"> </w:t>
-      </w:r>
-      <w:r>
-        <w:t xml:space="preserve">rule. This one is</w:t>
-      </w:r>
-      <w:r>
-        <w:t xml:space="preserve"> </w:t>
-      </w:r>
-      <w:r>
-        <w:t xml:space="preserve">built around the sharpest version of it: the tool never invents or</w:t>
-      </w:r>
-      <w:r>
-        <w:t xml:space="preserve"> </w:t>
-      </w:r>
-      <w:r>
-        <w:t xml:space="preserve">exaggerates a competing offer. A fabricated story in a draft message is</w:t>
-      </w:r>
-      <w:r>
-        <w:t xml:space="preserve"> </w:t>
-      </w:r>
-      <w:r>
-        <w:t xml:space="preserve">bad output you’d catch and fix. A fabricated competing offer used in an</w:t>
-      </w:r>
-      <w:r>
-        <w:t xml:space="preserve"> </w:t>
-      </w:r>
-      <w:r>
-        <w:t xml:space="preserve">actual negotiation is a lie told to a real employer — one that can</w:t>
-      </w:r>
-      <w:r>
-        <w:t xml:space="preserve"> </w:t>
-      </w:r>
-      <w:r>
-        <w:t xml:space="preserve">unravel and cost you the offer entirely. Leaving the competing-offer</w:t>
-      </w:r>
-      <w:r>
-        <w:t xml:space="preserve"> </w:t>
-      </w:r>
-      <w:r>
-        <w:t xml:space="preserve">field blank is the honest, expected default, not a weaker use of the</w:t>
-      </w:r>
-      <w:r>
-        <w:t xml:space="preserve"> </w:t>
-      </w:r>
-      <w:r>
-        <w:t xml:space="preserve">tool, and the guide will not imply one exists anywhere in its output.</w:t>
+        <w:t xml:space="preserve">Every tool in this family has a “don’t fabricate” rule. This one is built around the sharpest version of it: the tool never invents or exaggerates a competing offer. A fabricated story in a draft message is bad output you’d catch and fix. A fabricated competing offer used in an actual negotiation is a lie told to a real employer — one that can unravel and cost you the offer entirely. Leaving the competing-offer field blank is the honest, expected default, not a weaker use of the tool, and the guide will not imply one exists anywhere in its output.</w:t>
       </w:r>
     </w:p>
     <w:bookmarkEnd w:id="76"/>
@@ -9901,13 +7487,7 @@
         </w:numPr>
       </w:pPr>
       <w:r>
-        <w:t xml:space="preserve">Web search — for market compensation research and company-specific</w:t>
-      </w:r>
-      <w:r>
-        <w:t xml:space="preserve"> </w:t>
-      </w:r>
-      <w:r>
-        <w:t xml:space="preserve">compensation research, both required for real, sourced data</w:t>
+        <w:t xml:space="preserve">Web search — for market compensation research and company-specific compensation research, both required for real, sourced data</w:t>
       </w:r>
     </w:p>
     <w:p>
@@ -9918,13 +7498,7 @@
         </w:numPr>
       </w:pPr>
       <w:r>
-        <w:t xml:space="preserve">Code execution and file creation — always needed, since every guide</w:t>
-      </w:r>
-      <w:r>
-        <w:t xml:space="preserve"> </w:t>
-      </w:r>
-      <w:r>
-        <w:t xml:space="preserve">now comes back as a downloadable Word document</w:t>
+        <w:t xml:space="preserve">Code execution and file creation — always needed, since every guide now comes back as a downloadable Word document</w:t>
       </w:r>
     </w:p>
     <w:bookmarkEnd w:id="78"/>
@@ -9942,43 +7516,7 @@
         <w:pStyle w:val="FirstParagraph"/>
       </w:pPr>
       <w:r>
-        <w:t xml:space="preserve">An 8-section negotiation guide: a sourced market data snapshot,</w:t>
-      </w:r>
-      <w:r>
-        <w:t xml:space="preserve"> </w:t>
-      </w:r>
-      <w:r>
-        <w:t xml:space="preserve">company-specific compensation research (honest when thin), a total</w:t>
-      </w:r>
-      <w:r>
-        <w:t xml:space="preserve"> </w:t>
-      </w:r>
-      <w:r>
-        <w:t xml:space="preserve">compensation translation covering every offer component, your real</w:t>
-      </w:r>
-      <w:r>
-        <w:t xml:space="preserve"> </w:t>
-      </w:r>
-      <w:r>
-        <w:t xml:space="preserve">differentiators, negotiation levers beyond base salary, 2-3 real framing</w:t>
-      </w:r>
-      <w:r>
-        <w:t xml:space="preserve"> </w:t>
-      </w:r>
-      <w:r>
-        <w:t xml:space="preserve">options for the counter, a written counter-offer draft, and practical</w:t>
-      </w:r>
-      <w:r>
-        <w:t xml:space="preserve"> </w:t>
-      </w:r>
-      <w:r>
-        <w:t xml:space="preserve">negotiation etiquette notes — with a one-page Quick Reference summary at</w:t>
-      </w:r>
-      <w:r>
-        <w:t xml:space="preserve"> </w:t>
-      </w:r>
-      <w:r>
-        <w:t xml:space="preserve">the top.</w:t>
+        <w:t xml:space="preserve">An 8-section negotiation guide: a sourced market data snapshot, company-specific compensation research (honest when thin), a total compensation translation covering every offer component, your real differentiators, negotiation levers beyond base salary, 2-3 real framing options for the counter, a written counter-offer draft, and practical negotiation etiquette notes — with a one-page Quick Reference summary at the top.</w:t>
       </w:r>
     </w:p>
     <w:bookmarkEnd w:id="79"/>
@@ -9999,25 +7537,7 @@
         </w:numPr>
       </w:pPr>
       <w:r>
-        <w:t xml:space="preserve">Every dollar figure and source the guide cites is expected to come</w:t>
-      </w:r>
-      <w:r>
-        <w:t xml:space="preserve"> </w:t>
-      </w:r>
-      <w:r>
-        <w:t xml:space="preserve">from real search results, both for general market data and for the</w:t>
-      </w:r>
-      <w:r>
-        <w:t xml:space="preserve"> </w:t>
-      </w:r>
-      <w:r>
-        <w:t xml:space="preserve">company-specific research — never a guessed number presented as if it</w:t>
-      </w:r>
-      <w:r>
-        <w:t xml:space="preserve"> </w:t>
-      </w:r>
-      <w:r>
-        <w:t xml:space="preserve">were sourced.</w:t>
+        <w:t xml:space="preserve">Every dollar figure and source the guide cites is expected to come from real search results, both for general market data and for the company-specific research — never a guessed number presented as if it were sourced.</w:t>
       </w:r>
     </w:p>
     <w:p>
@@ -10028,13 +7548,7 @@
         </w:numPr>
       </w:pPr>
       <w:r>
-        <w:t xml:space="preserve">The total-compensation comparison against a competing offer only</w:t>
-      </w:r>
-      <w:r>
-        <w:t xml:space="preserve"> </w:t>
-      </w:r>
-      <w:r>
-        <w:t xml:space="preserve">happens if you actually provided one — it never appears otherwise.</w:t>
+        <w:t xml:space="preserve">The total-compensation comparison against a competing offer only happens if you actually provided one — it never appears otherwise.</w:t>
       </w:r>
     </w:p>
     <w:p>
@@ -10045,19 +7559,7 @@
         </w:numPr>
       </w:pPr>
       <w:r>
-        <w:t xml:space="preserve">Differentiators are pulled only from what’s actually documented in</w:t>
-      </w:r>
-      <w:r>
-        <w:t xml:space="preserve"> </w:t>
-      </w:r>
-      <w:r>
-        <w:t xml:space="preserve">your resume, the same grounding standard the rest of this family holds</w:t>
-      </w:r>
-      <w:r>
-        <w:t xml:space="preserve"> </w:t>
-      </w:r>
-      <w:r>
-        <w:t xml:space="preserve">to.</w:t>
+        <w:t xml:space="preserve">Differentiators are pulled only from what’s actually documented in your resume, the same grounding standard the rest of this family holds to.</w:t>
       </w:r>
     </w:p>
     <w:p>
@@ -10134,43 +7636,7 @@
         <w:pStyle w:val="BodyText"/>
       </w:pPr>
       <w:r>
-        <w:t xml:space="preserve">Optimizes your headline, About section, experience descriptions, and</w:t>
-      </w:r>
-      <w:r>
-        <w:t xml:space="preserve"> </w:t>
-      </w:r>
-      <w:r>
-        <w:t xml:space="preserve">skills specifically for the job search — recruiter-searchable,</w:t>
-      </w:r>
-      <w:r>
-        <w:t xml:space="preserve"> </w:t>
-      </w:r>
-      <w:r>
-        <w:t xml:space="preserve">ATS-ready, and built around LinkedIn’s real current character limits.</w:t>
-      </w:r>
-      <w:r>
-        <w:t xml:space="preserve"> </w:t>
-      </w:r>
-      <w:r>
-        <w:t xml:space="preserve">Built for mid-level and upper-level management, regardless of industry</w:t>
-      </w:r>
-      <w:r>
-        <w:t xml:space="preserve"> </w:t>
-      </w:r>
-      <w:r>
-        <w:t xml:space="preserve">or function. A standalone tool, not part of the Step 0–5 funnel, since</w:t>
-      </w:r>
-      <w:r>
-        <w:t xml:space="preserve"> </w:t>
-      </w:r>
-      <w:r>
-        <w:t xml:space="preserve">it’s something you’d reach for independent of where you are in an</w:t>
-      </w:r>
-      <w:r>
-        <w:t xml:space="preserve"> </w:t>
-      </w:r>
-      <w:r>
-        <w:t xml:space="preserve">active application process.</w:t>
+        <w:t xml:space="preserve">Optimizes your headline, About section, experience descriptions, and skills specifically for the job search — recruiter-searchable, ATS-ready, and built around LinkedIn’s real current character limits. Built for mid-level and upper-level management, regardless of industry or function. A standalone tool, not part of the Step 0–5 funnel, since it’s something you’d reach for independent of where you are in an active application process.</w:t>
       </w:r>
     </w:p>
     <w:bookmarkStart w:id="84" w:name="fields-6"/>
@@ -10712,13 +8178,7 @@
         </w:numPr>
       </w:pPr>
       <w:r>
-        <w:t xml:space="preserve">Web search — recommended, not required, for researching current</w:t>
-      </w:r>
-      <w:r>
-        <w:t xml:space="preserve"> </w:t>
-      </w:r>
-      <w:r>
-        <w:t xml:space="preserve">in-demand skills for your target role/industry</w:t>
+        <w:t xml:space="preserve">Web search — recommended, not required, for researching current in-demand skills for your target role/industry</w:t>
       </w:r>
     </w:p>
     <w:p>
@@ -10729,19 +8189,7 @@
         </w:numPr>
       </w:pPr>
       <w:r>
-        <w:t xml:space="preserve">Code execution and file creation — always needed, since every result</w:t>
-      </w:r>
-      <w:r>
-        <w:t xml:space="preserve"> </w:t>
-      </w:r>
-      <w:r>
-        <w:t xml:space="preserve">now comes back as a downloadable Word document, and it’s needed for</w:t>
-      </w:r>
-      <w:r>
-        <w:t xml:space="preserve"> </w:t>
-      </w:r>
-      <w:r>
-        <w:t xml:space="preserve">the profile banner images too</w:t>
+        <w:t xml:space="preserve">Code execution and file creation — always needed, since every result now comes back as a downloadable Word document, and it’s needed for the profile banner images too</w:t>
       </w:r>
     </w:p>
     <w:bookmarkEnd w:id="85"/>
@@ -10759,28 +8207,7 @@
         <w:pStyle w:val="FirstParagraph"/>
       </w:pPr>
       <w:r>
-        <w:t xml:space="preserve">A response organized by whichever sections you toggled on, each with</w:t>
-      </w:r>
-      <w:r>
-        <w:t xml:space="preserve"> </w:t>
-      </w:r>
-      <w:r>
-        <w:t xml:space="preserve">its character count stated so you can confirm it fits LinkedIn’s real</w:t>
-      </w:r>
-      <w:r>
-        <w:t xml:space="preserve"> </w:t>
-      </w:r>
-      <w:r>
-        <w:t xml:space="preserve">limit before pasting it in — delivered as a downloadable Word document,</w:t>
-      </w:r>
-      <w:r>
-        <w:t xml:space="preserve"> </w:t>
-      </w:r>
-      <w:r>
-        <w:t xml:space="preserve">plus separate banner</w:t>
-      </w:r>
-      <w:r>
-        <w:t xml:space="preserve"> </w:t>
+        <w:t xml:space="preserve">A response organized by whichever sections you toggled on, each with its character count stated so you can confirm it fits LinkedIn’s real limit before pasting it in — delivered as a downloadable Word document, plus separate banner </w:t>
       </w:r>
       <w:r>
         <w:rPr>
@@ -10789,10 +8216,7 @@
         <w:t xml:space="preserve">.png</w:t>
       </w:r>
       <w:r>
-        <w:t xml:space="preserve"> </w:t>
-      </w:r>
-      <w:r>
-        <w:t xml:space="preserve">files if requested.</w:t>
+        <w:t xml:space="preserve"> files if requested.</w:t>
       </w:r>
     </w:p>
     <w:bookmarkEnd w:id="86"/>
@@ -10820,28 +8244,7 @@
         <w:t xml:space="preserve">Nothing is invented.</w:t>
       </w:r>
       <w:r>
-        <w:t xml:space="preserve"> </w:t>
-      </w:r>
-      <w:r>
-        <w:t xml:space="preserve">A real number, dollar figure, or percentage</w:t>
-      </w:r>
-      <w:r>
-        <w:t xml:space="preserve"> </w:t>
-      </w:r>
-      <w:r>
-        <w:t xml:space="preserve">leads a bullet only where one genuinely exists in your background — a</w:t>
-      </w:r>
-      <w:r>
-        <w:t xml:space="preserve"> </w:t>
-      </w:r>
-      <w:r>
-        <w:t xml:space="preserve">strong qualitative bullet is always the correct substitute for a</w:t>
-      </w:r>
-      <w:r>
-        <w:t xml:space="preserve"> </w:t>
-      </w:r>
-      <w:r>
-        <w:t xml:space="preserve">fabricated metric, never the other way around.</w:t>
+        <w:t xml:space="preserve"> A real number, dollar figure, or percentage leads a bullet only where one genuinely exists in your background — a strong qualitative bullet is always the correct substitute for a fabricated metric, never the other way around.</w:t>
       </w:r>
     </w:p>
     <w:p>
@@ -10859,52 +8262,7 @@
         <w:t xml:space="preserve">Skills are researched, not recited.</w:t>
       </w:r>
       <w:r>
-        <w:t xml:space="preserve"> </w:t>
-      </w:r>
-      <w:r>
-        <w:t xml:space="preserve">The prompt instructs Claude to</w:t>
-      </w:r>
-      <w:r>
-        <w:t xml:space="preserve"> </w:t>
-      </w:r>
-      <w:r>
-        <w:t xml:space="preserve">ground the skills list in real current hiring signal for your specific</w:t>
-      </w:r>
-      <w:r>
-        <w:t xml:space="preserve"> </w:t>
-      </w:r>
-      <w:r>
-        <w:t xml:space="preserve">target role and industry, and to only include a skill if something in</w:t>
-      </w:r>
-      <w:r>
-        <w:t xml:space="preserve"> </w:t>
-      </w:r>
-      <w:r>
-        <w:t xml:space="preserve">your actual background supports it — not a static</w:t>
-      </w:r>
-      <w:r>
-        <w:t xml:space="preserve"> </w:t>
-      </w:r>
-      <w:r>
-        <w:t xml:space="preserve">“</w:t>
-      </w:r>
-      <w:r>
-        <w:t xml:space="preserve">top skills</w:t>
-      </w:r>
-      <w:r>
-        <w:t xml:space="preserve">”</w:t>
-      </w:r>
-      <w:r>
-        <w:t xml:space="preserve"> </w:t>
-      </w:r>
-      <w:r>
-        <w:t xml:space="preserve">list</w:t>
-      </w:r>
-      <w:r>
-        <w:t xml:space="preserve"> </w:t>
-      </w:r>
-      <w:r>
-        <w:t xml:space="preserve">memorized from training.</w:t>
+        <w:t xml:space="preserve"> The prompt instructs Claude to ground the skills list in real current hiring signal for your specific target role and industry, and to only include a skill if something in your actual background supports it — not a static “top skills” list memorized from training.</w:t>
       </w:r>
     </w:p>
     <w:p>
@@ -10922,22 +8280,7 @@
         <w:t xml:space="preserve">Recommendation guidance is never ghostwritten.</w:t>
       </w:r>
       <w:r>
-        <w:t xml:space="preserve"> </w:t>
-      </w:r>
-      <w:r>
-        <w:t xml:space="preserve">It tells you who to</w:t>
-      </w:r>
-      <w:r>
-        <w:t xml:space="preserve"> </w:t>
-      </w:r>
-      <w:r>
-        <w:t xml:space="preserve">ask and what real talking points to hand them — putting fabricated</w:t>
-      </w:r>
-      <w:r>
-        <w:t xml:space="preserve"> </w:t>
-      </w:r>
-      <w:r>
-        <w:t xml:space="preserve">words in a real colleague’s mouth isn’t acceptable under any framing.</w:t>
+        <w:t xml:space="preserve"> It tells you who to ask and what real talking points to hand them — putting fabricated words in a real colleague’s mouth isn’t acceptable under any framing.</w:t>
       </w:r>
     </w:p>
     <w:p>
@@ -10948,19 +8291,7 @@
         </w:numPr>
       </w:pPr>
       <w:r>
-        <w:t xml:space="preserve">Banner image generation and the skills-research step both depend on</w:t>
-      </w:r>
-      <w:r>
-        <w:t xml:space="preserve"> </w:t>
-      </w:r>
-      <w:r>
-        <w:t xml:space="preserve">capabilities specific to Claude — running the prompt in a different AI</w:t>
-      </w:r>
-      <w:r>
-        <w:t xml:space="preserve"> </w:t>
-      </w:r>
-      <w:r>
-        <w:t xml:space="preserve">tool will still produce the text sections, but likely not those two.</w:t>
+        <w:t xml:space="preserve">Banner image generation and the skills-research step both depend on capabilities specific to Claude — running the prompt in a different AI tool will still produce the text sections, but likely not those two.</w:t>
       </w:r>
     </w:p>
     <w:p>
@@ -11037,16 +8368,7 @@
         <w:pStyle w:val="BodyText"/>
       </w:pPr>
       <w:r>
-        <w:t xml:space="preserve">Finds the top 3 most on-brand, recent, real articles worth sharing —</w:t>
-      </w:r>
-      <w:r>
-        <w:t xml:space="preserve"> </w:t>
-      </w:r>
-      <w:r>
-        <w:t xml:space="preserve">ranked automatically against your actual brand keywords — then drafts</w:t>
-      </w:r>
-      <w:r>
-        <w:t xml:space="preserve"> </w:t>
+        <w:t xml:space="preserve">Finds the top 3 most on-brand, recent, real articles worth sharing — ranked automatically against your actual brand keywords — then drafts </w:t>
       </w:r>
       <w:r>
         <w:rPr>
@@ -11056,28 +8378,7 @@
         <w:t xml:space="preserve">two genuinely different post options for each</w:t>
       </w:r>
       <w:r>
-        <w:t xml:space="preserve"> </w:t>
-      </w:r>
-      <w:r>
-        <w:t xml:space="preserve">(an Informational</w:t>
-      </w:r>
-      <w:r>
-        <w:t xml:space="preserve"> </w:t>
-      </w:r>
-      <w:r>
-        <w:t xml:space="preserve">Share and a Position/Stance take, 6 fully drafted posts total), plus</w:t>
-      </w:r>
-      <w:r>
-        <w:t xml:space="preserve"> </w:t>
-      </w:r>
-      <w:r>
-        <w:t xml:space="preserve">optional matching artwork for whichever one you pick. Useful whether</w:t>
-      </w:r>
-      <w:r>
-        <w:t xml:space="preserve"> </w:t>
-      </w:r>
-      <w:r>
-        <w:t xml:space="preserve">or not you’re actively job hunting.</w:t>
+        <w:t xml:space="preserve"> (an Informational Share and a Position/Stance take, 6 fully drafted posts total), plus optional matching artwork for whichever one you pick. Useful whether or not you’re actively job hunting.</w:t>
       </w:r>
     </w:p>
     <w:bookmarkStart w:id="91" w:name="fields-7"/>
@@ -11175,25 +8476,7 @@
               <w:jc w:val="left"/>
             </w:pPr>
             <w:r>
-              <w:t xml:space="preserve">Makes</w:t>
-            </w:r>
-            <w:r>
-              <w:t xml:space="preserve"> </w:t>
-            </w:r>
-            <w:r>
-              <w:t xml:space="preserve">“</w:t>
-            </w:r>
-            <w:r>
-              <w:t xml:space="preserve">impactful</w:t>
-            </w:r>
-            <w:r>
-              <w:t xml:space="preserve">”</w:t>
-            </w:r>
-            <w:r>
-              <w:t xml:space="preserve"> </w:t>
-            </w:r>
-            <w:r>
-              <w:t xml:space="preserve">specific to your niche rather than generic trending news.</w:t>
+              <w:t xml:space="preserve">Makes “impactful” specific to your niche rather than generic trending news.</w:t>
             </w:r>
           </w:p>
         </w:tc>
@@ -11531,10 +8814,7 @@
               <w:jc w:val="left"/>
             </w:pPr>
             <w:r>
-              <w:t xml:space="preserve">A downloadable</w:t>
-            </w:r>
-            <w:r>
-              <w:t xml:space="preserve"> </w:t>
+              <w:t xml:space="preserve">A downloadable </w:t>
             </w:r>
             <w:r>
               <w:rPr>
@@ -11543,10 +8823,7 @@
               <w:t xml:space="preserve">.png</w:t>
             </w:r>
             <w:r>
-              <w:t xml:space="preserve"> </w:t>
-            </w:r>
-            <w:r>
-              <w:t xml:space="preserve">(1200×630), generated as a separate follow-up step scoped to just the one post you pick — not all 6 drafts upfront. Claude only.</w:t>
+              <w:t xml:space="preserve"> (1200×630), generated as a separate follow-up step scoped to just the one post you pick — not all 6 drafts upfront. Claude only.</w:t>
             </w:r>
           </w:p>
         </w:tc>
@@ -11581,19 +8858,7 @@
         </w:numPr>
       </w:pPr>
       <w:r>
-        <w:t xml:space="preserve">Code execution and file creation — always needed, since Step 1’s</w:t>
-      </w:r>
-      <w:r>
-        <w:t xml:space="preserve"> </w:t>
-      </w:r>
-      <w:r>
-        <w:t xml:space="preserve">text always comes back as a downloadable Word document, and artwork</w:t>
-      </w:r>
-      <w:r>
-        <w:t xml:space="preserve"> </w:t>
-      </w:r>
-      <w:r>
-        <w:t xml:space="preserve">generation (if used) needs it too</w:t>
+        <w:t xml:space="preserve">Code execution and file creation — always needed, since Step 1’s text always comes back as a downloadable Word document, and artwork generation (if used) needs it too</w:t>
       </w:r>
     </w:p>
     <w:bookmarkEnd w:id="92"/>
@@ -11611,40 +8876,7 @@
         <w:pStyle w:val="FirstParagraph"/>
       </w:pPr>
       <w:r>
-        <w:t xml:space="preserve">Step 1 (one response): the top 3 ranked candidates, each with context</w:t>
-      </w:r>
-      <w:r>
-        <w:t xml:space="preserve"> </w:t>
-      </w:r>
-      <w:r>
-        <w:t xml:space="preserve">(headline, source, free-to-read status, why it ranked here) plus both</w:t>
-      </w:r>
-      <w:r>
-        <w:t xml:space="preserve"> </w:t>
-      </w:r>
-      <w:r>
-        <w:t xml:space="preserve">fully drafted variants — Informational Share and Position/Stance —</w:t>
-      </w:r>
-      <w:r>
-        <w:t xml:space="preserve"> </w:t>
-      </w:r>
-      <w:r>
-        <w:t xml:space="preserve">each with a URL, the post text, and hashtags. That’s 6 complete drafts</w:t>
-      </w:r>
-      <w:r>
-        <w:t xml:space="preserve"> </w:t>
-      </w:r>
-      <w:r>
-        <w:t xml:space="preserve">in one response, delivered as a downloadable Word document. Step 2,</w:t>
-      </w:r>
-      <w:r>
-        <w:t xml:space="preserve"> </w:t>
-      </w:r>
-      <w:r>
-        <w:t xml:space="preserve">once you tell Claude which of the 6 you’re using: a real downloadable</w:t>
-      </w:r>
-      <w:r>
-        <w:t xml:space="preserve"> </w:t>
+        <w:t xml:space="preserve">Step 1 (one response): the top 3 ranked candidates, each with context (headline, source, free-to-read status, why it ranked here) plus both fully drafted variants — Informational Share and Position/Stance — each with a URL, the post text, and hashtags. That’s 6 complete drafts in one response, delivered as a downloadable Word document. Step 2, once you tell Claude which of the 6 you’re using: a real downloadable </w:t>
       </w:r>
       <w:r>
         <w:rPr>
@@ -11653,10 +8885,7 @@
         <w:t xml:space="preserve">.png</w:t>
       </w:r>
       <w:r>
-        <w:t xml:space="preserve"> </w:t>
-      </w:r>
-      <w:r>
-        <w:t xml:space="preserve">matching your brand identity, built for that specific post.</w:t>
+        <w:t xml:space="preserve"> matching your brand identity, built for that specific post.</w:t>
       </w:r>
     </w:p>
     <w:bookmarkEnd w:id="93"/>
@@ -11677,37 +8906,7 @@
         </w:numPr>
       </w:pPr>
       <w:r>
-        <w:t xml:space="preserve">Built-in honesty guardrails are non-optional: only real, verifiable</w:t>
-      </w:r>
-      <w:r>
-        <w:t xml:space="preserve"> </w:t>
-      </w:r>
-      <w:r>
-        <w:t xml:space="preserve">articles with real URLs, every summary written fresh in Claude’s own</w:t>
-      </w:r>
-      <w:r>
-        <w:t xml:space="preserve"> </w:t>
-      </w:r>
-      <w:r>
-        <w:t xml:space="preserve">words (never copied from source), and an honest</w:t>
-      </w:r>
-      <w:r>
-        <w:t xml:space="preserve"> </w:t>
-      </w:r>
-      <w:r>
-        <w:t xml:space="preserve">“</w:t>
-      </w:r>
-      <w:r>
-        <w:t xml:space="preserve">fewer than 3 today</w:t>
-      </w:r>
-      <w:r>
-        <w:t xml:space="preserve">”</w:t>
-      </w:r>
-      <w:r>
-        <w:t xml:space="preserve"> </w:t>
-      </w:r>
-      <w:r>
-        <w:t xml:space="preserve">if genuinely on-brand, free-to-read articles are thin.</w:t>
+        <w:t xml:space="preserve">Built-in honesty guardrails are non-optional: only real, verifiable articles with real URLs, every summary written fresh in Claude’s own words (never copied from source), and an honest “fewer than 3 today” if genuinely on-brand, free-to-read articles are thin.</w:t>
       </w:r>
     </w:p>
     <w:p>
@@ -11718,19 +8917,7 @@
         </w:numPr>
       </w:pPr>
       <w:r>
-        <w:t xml:space="preserve">No markdown formatting anywhere in the output — LinkedIn doesn’t</w:t>
-      </w:r>
-      <w:r>
-        <w:t xml:space="preserve"> </w:t>
-      </w:r>
-      <w:r>
-        <w:t xml:space="preserve">render it, so asterisks or pound signs would show up as literal stray</w:t>
-      </w:r>
-      <w:r>
-        <w:t xml:space="preserve"> </w:t>
-      </w:r>
-      <w:r>
-        <w:t xml:space="preserve">characters.</w:t>
+        <w:t xml:space="preserve">No markdown formatting anywhere in the output — LinkedIn doesn’t render it, so asterisks or pound signs would show up as literal stray characters.</w:t>
       </w:r>
     </w:p>
     <w:p>
@@ -11748,22 +8935,7 @@
         <w:t xml:space="preserve">The Position/Stance variant never invents anything about you.</w:t>
       </w:r>
       <w:r>
-        <w:t xml:space="preserve"> </w:t>
-      </w:r>
-      <w:r>
-        <w:t xml:space="preserve">It</w:t>
-      </w:r>
-      <w:r>
-        <w:t xml:space="preserve"> </w:t>
-      </w:r>
-      <w:r>
-        <w:t xml:space="preserve">leans on real background/themes if you gave them, and stays general</w:t>
-      </w:r>
-      <w:r>
-        <w:t xml:space="preserve"> </w:t>
-      </w:r>
-      <w:r>
-        <w:t xml:space="preserve">if you didn’t.</w:t>
+        <w:t xml:space="preserve"> It leans on real background/themes if you gave them, and stays general if you didn’t.</w:t>
       </w:r>
     </w:p>
     <w:p>
@@ -11774,25 +8946,7 @@
         </w:numPr>
       </w:pPr>
       <w:r>
-        <w:t xml:space="preserve">Artwork generation only works in Claude itself — pasting the prompt</w:t>
-      </w:r>
-      <w:r>
-        <w:t xml:space="preserve"> </w:t>
-      </w:r>
-      <w:r>
-        <w:t xml:space="preserve">into ChatGPT or another tool will not produce an image, regardless of</w:t>
-      </w:r>
-      <w:r>
-        <w:t xml:space="preserve"> </w:t>
-      </w:r>
-      <w:r>
-        <w:t xml:space="preserve">wording, since the instruction depends on Claude’s code execution</w:t>
-      </w:r>
-      <w:r>
-        <w:t xml:space="preserve"> </w:t>
-      </w:r>
-      <w:r>
-        <w:t xml:space="preserve">environment specifically.</w:t>
+        <w:t xml:space="preserve">Artwork generation only works in Claude itself — pasting the prompt into ChatGPT or another tool will not produce an image, regardless of wording, since the instruction depends on Claude’s code execution environment specifically.</w:t>
       </w:r>
     </w:p>
     <w:p>
@@ -11869,49 +9023,7 @@
         <w:pStyle w:val="BodyText"/>
       </w:pPr>
       <w:r>
-        <w:t xml:space="preserve">Screens either a suspicious recruiter message OR a job posting — pick</w:t>
-      </w:r>
-      <w:r>
-        <w:t xml:space="preserve"> </w:t>
-      </w:r>
-      <w:r>
-        <w:t xml:space="preserve">the mode at the top of the page — against known scam patterns entirely</w:t>
-      </w:r>
-      <w:r>
-        <w:t xml:space="preserve"> </w:t>
-      </w:r>
-      <w:r>
-        <w:t xml:space="preserve">in your browser — no prompt, no Claude conversation, finished result</w:t>
-      </w:r>
-      <w:r>
-        <w:t xml:space="preserve"> </w:t>
-      </w:r>
-      <w:r>
-        <w:t xml:space="preserve">immediately. Flags both what’s present (scammy phrasing, off-platform</w:t>
-      </w:r>
-      <w:r>
-        <w:t xml:space="preserve"> </w:t>
-      </w:r>
-      <w:r>
-        <w:t xml:space="preserve">pushes, upfront fee requests) and what’s missing (no company named, no</w:t>
-      </w:r>
-      <w:r>
-        <w:t xml:space="preserve"> </w:t>
-      </w:r>
-      <w:r>
-        <w:t xml:space="preserve">job title mentioned, no responsibilities described), since the latter</w:t>
-      </w:r>
-      <w:r>
-        <w:t xml:space="preserve"> </w:t>
-      </w:r>
-      <w:r>
-        <w:t xml:space="preserve">catches vague pitches and templated listings that avoid obviously scammy</w:t>
-      </w:r>
-      <w:r>
-        <w:t xml:space="preserve"> </w:t>
-      </w:r>
-      <w:r>
-        <w:t xml:space="preserve">language altogether.</w:t>
+        <w:t xml:space="preserve">Screens either a suspicious recruiter message OR a job posting — pick the mode at the top of the page — against known scam patterns entirely in your browser — no prompt, no Claude conversation, finished result immediately. Flags both what’s present (scammy phrasing, off-platform pushes, upfront fee requests) and what’s missing (no company named, no job title mentioned, no responsibilities described), since the latter catches vague pitches and templated listings that avoid obviously scammy language altogether.</w:t>
       </w:r>
     </w:p>
     <w:p>
@@ -11923,35 +9035,7 @@
           <w:iCs/>
           <w:i/>
         </w:rPr>
-        <w:t xml:space="preserve">This is the one tool in the suite that doesn’t use the paste-a-prompt</w:t>
-      </w:r>
-      <w:r>
-        <w:rPr>
-          <w:iCs/>
-          <w:i/>
-        </w:rPr>
-        <w:t xml:space="preserve"> </w:t>
-      </w:r>
-      <w:r>
-        <w:rPr>
-          <w:iCs/>
-          <w:i/>
-        </w:rPr>
-        <w:t xml:space="preserve">pattern described in Getting Started — it’s a self-contained scanner,</w:t>
-      </w:r>
-      <w:r>
-        <w:rPr>
-          <w:iCs/>
-          <w:i/>
-        </w:rPr>
-        <w:t xml:space="preserve"> </w:t>
-      </w:r>
-      <w:r>
-        <w:rPr>
-          <w:iCs/>
-          <w:i/>
-        </w:rPr>
-        <w:t xml:space="preserve">not a prompt generator.</w:t>
+        <w:t xml:space="preserve">This is the one tool in the suite that doesn’t use the paste-a-prompt pattern described in Getting Started — it’s a self-contained scanner, not a prompt generator.</w:t>
       </w:r>
     </w:p>
     <w:bookmarkStart w:id="98" w:name="fields-8"/>
@@ -12074,37 +9158,7 @@
               <w:jc w:val="left"/>
             </w:pPr>
             <w:r>
-              <w:t xml:space="preserve">“</w:t>
-            </w:r>
-            <w:r>
-              <w:t xml:space="preserve">Recruiter Message</w:t>
-            </w:r>
-            <w:r>
-              <w:t xml:space="preserve">”</w:t>
-            </w:r>
-            <w:r>
-              <w:t xml:space="preserve"> </w:t>
-            </w:r>
-            <w:r>
-              <w:t xml:space="preserve">or</w:t>
-            </w:r>
-            <w:r>
-              <w:t xml:space="preserve"> </w:t>
-            </w:r>
-            <w:r>
-              <w:t xml:space="preserve">“</w:t>
-            </w:r>
-            <w:r>
-              <w:t xml:space="preserve">Job Posting</w:t>
-            </w:r>
-            <w:r>
-              <w:t xml:space="preserve">”</w:t>
-            </w:r>
-            <w:r>
-              <w:t xml:space="preserve"> </w:t>
-            </w:r>
-            <w:r>
-              <w:t xml:space="preserve">— switches the entire input panel, checklist, and pattern library.</w:t>
+              <w:t xml:space="preserve">“Recruiter Message” or “Job Posting” — switches the entire input panel, checklist, and pattern library.</w:t>
             </w:r>
           </w:p>
         </w:tc>
@@ -12623,55 +9677,7 @@
         <w:pStyle w:val="FirstParagraph"/>
       </w:pPr>
       <w:r>
-        <w:t xml:space="preserve">A stamped verdict (Low signal / Proceed with caution / High risk) with a</w:t>
-      </w:r>
-      <w:r>
-        <w:t xml:space="preserve"> </w:t>
-      </w:r>
-      <w:r>
-        <w:t xml:space="preserve">risk-signal-strength score, every flag found with severity and</w:t>
-      </w:r>
-      <w:r>
-        <w:t xml:space="preserve"> </w:t>
-      </w:r>
-      <w:r>
-        <w:t xml:space="preserve">reasoning, the text with flagged phrases highlighted in place, direct</w:t>
-      </w:r>
-      <w:r>
-        <w:t xml:space="preserve"> </w:t>
-      </w:r>
-      <w:r>
-        <w:t xml:space="preserve">links to LinkedIn/IC3/FTC reporting when warranted, and — for results</w:t>
-      </w:r>
-      <w:r>
-        <w:t xml:space="preserve"> </w:t>
-      </w:r>
-      <w:r>
-        <w:t xml:space="preserve">that land in the caution range specifically — a mode-appropriate next</w:t>
-      </w:r>
-      <w:r>
-        <w:t xml:space="preserve"> </w:t>
-      </w:r>
-      <w:r>
-        <w:t xml:space="preserve">step: a ready-to-send follow-up message for a message-mode result, or a</w:t>
-      </w:r>
-      <w:r>
-        <w:t xml:space="preserve"> </w:t>
-      </w:r>
-      <w:r>
-        <w:t xml:space="preserve">pre-application verification checklist for a posting-mode result.</w:t>
-      </w:r>
-      <w:r>
-        <w:t xml:space="preserve"> </w:t>
-      </w:r>
-      <w:r>
-        <w:t xml:space="preserve">History entries are tagged by mode so a mixed session of both checks</w:t>
-      </w:r>
-      <w:r>
-        <w:t xml:space="preserve"> </w:t>
-      </w:r>
-      <w:r>
-        <w:t xml:space="preserve">stays legible.</w:t>
+        <w:t xml:space="preserve">A stamped verdict (Low signal / Proceed with caution / High risk) with a risk-signal-strength score, every flag found with severity and reasoning, the text with flagged phrases highlighted in place, direct links to LinkedIn/IC3/FTC reporting when warranted, and — for results that land in the caution range specifically — a mode-appropriate next step: a ready-to-send follow-up message for a message-mode result, or a pre-application verification checklist for a posting-mode result. History entries are tagged by mode so a mixed session of both checks stays legible.</w:t>
       </w:r>
     </w:p>
     <w:bookmarkEnd w:id="100"/>
@@ -12692,67 +9698,7 @@
         </w:numPr>
       </w:pPr>
       <w:r>
-        <w:t xml:space="preserve">An unnamed intermediary in a message (routed through</w:t>
-      </w:r>
-      <w:r>
-        <w:t xml:space="preserve"> </w:t>
-      </w:r>
-      <w:r>
-        <w:t xml:space="preserve">“</w:t>
-      </w:r>
-      <w:r>
-        <w:t xml:space="preserve">a friend</w:t>
-      </w:r>
-      <w:r>
-        <w:t xml:space="preserve">”</w:t>
-      </w:r>
-      <w:r>
-        <w:t xml:space="preserve"> </w:t>
-      </w:r>
-      <w:r>
-        <w:t xml:space="preserve">or</w:t>
-      </w:r>
-      <w:r>
-        <w:t xml:space="preserve"> </w:t>
-      </w:r>
-      <w:r>
-        <w:t xml:space="preserve">“</w:t>
-      </w:r>
-      <w:r>
-        <w:t xml:space="preserve">a</w:t>
-      </w:r>
-      <w:r>
-        <w:t xml:space="preserve"> </w:t>
-      </w:r>
-      <w:r>
-        <w:t xml:space="preserve">colleague</w:t>
-      </w:r>
-      <w:r>
-        <w:t xml:space="preserve">”</w:t>
-      </w:r>
-      <w:r>
-        <w:t xml:space="preserve"> </w:t>
-      </w:r>
-      <w:r>
-        <w:t xml:space="preserve">with no one you can actually verify) is treated as a</w:t>
-      </w:r>
-      <w:r>
-        <w:t xml:space="preserve"> </w:t>
-      </w:r>
-      <w:r>
-        <w:t xml:space="preserve">high-severity flag on its own — a common pattern that avoids scammy</w:t>
-      </w:r>
-      <w:r>
-        <w:t xml:space="preserve"> </w:t>
-      </w:r>
-      <w:r>
-        <w:t xml:space="preserve">keywords entirely. The posting-mode equivalent is a listing with no</w:t>
-      </w:r>
-      <w:r>
-        <w:t xml:space="preserve"> </w:t>
-      </w:r>
-      <w:r>
-        <w:t xml:space="preserve">named hiring manager or team at all.</w:t>
+        <w:t xml:space="preserve">An unnamed intermediary in a message (routed through “a friend” or “a colleague” with no one you can actually verify) is treated as a high-severity flag on its own — a common pattern that avoids scammy keywords entirely. The posting-mode equivalent is a listing with no named hiring manager or team at all.</w:t>
       </w:r>
     </w:p>
     <w:p>
@@ -12763,19 +9709,7 @@
         </w:numPr>
       </w:pPr>
       <w:r>
-        <w:t xml:space="preserve">The follow-up/checklist only appears for caution-range results,</w:t>
-      </w:r>
-      <w:r>
-        <w:t xml:space="preserve"> </w:t>
-      </w:r>
-      <w:r>
-        <w:t xml:space="preserve">deliberately — a high-risk result calls for disengaging, not a more</w:t>
-      </w:r>
-      <w:r>
-        <w:t xml:space="preserve"> </w:t>
-      </w:r>
-      <w:r>
-        <w:t xml:space="preserve">carefully worded reply or a longer verification process.</w:t>
+        <w:t xml:space="preserve">The follow-up/checklist only appears for caution-range results, deliberately — a high-risk result calls for disengaging, not a more carefully worded reply or a longer verification process.</w:t>
       </w:r>
     </w:p>
     <w:p>
@@ -12786,19 +9720,7 @@
         </w:numPr>
       </w:pPr>
       <w:r>
-        <w:t xml:space="preserve">A clean result doesn’t confirm legitimacy, and a flagged result isn’t</w:t>
-      </w:r>
-      <w:r>
-        <w:t xml:space="preserve"> </w:t>
-      </w:r>
-      <w:r>
-        <w:t xml:space="preserve">proof of a scam — always verify independently through the company’s</w:t>
-      </w:r>
-      <w:r>
-        <w:t xml:space="preserve"> </w:t>
-      </w:r>
-      <w:r>
-        <w:t xml:space="preserve">own careers page or domain.</w:t>
+        <w:t xml:space="preserve">A clean result doesn’t confirm legitimacy, and a flagged result isn’t proof of a scam — always verify independently through the company’s own careers page or domain.</w:t>
       </w:r>
     </w:p>
     <w:p>
@@ -12863,55 +9785,7 @@
         <w:pStyle w:val="FirstParagraph"/>
       </w:pPr>
       <w:r>
-        <w:t xml:space="preserve">None of this is locked down. Every tool is just a starting point — if a</w:t>
-      </w:r>
-      <w:r>
-        <w:t xml:space="preserve"> </w:t>
-      </w:r>
-      <w:r>
-        <w:t xml:space="preserve">field, a wording, a default, or an entire feature doesn’t fit how you</w:t>
-      </w:r>
-      <w:r>
-        <w:t xml:space="preserve"> </w:t>
-      </w:r>
-      <w:r>
-        <w:t xml:space="preserve">actually want to work, take that tool’s URL back to a Claude</w:t>
-      </w:r>
-      <w:r>
-        <w:t xml:space="preserve"> </w:t>
-      </w:r>
-      <w:r>
-        <w:t xml:space="preserve">conversation and ask for it to be edited, added to, adjusted, or</w:t>
-      </w:r>
-      <w:r>
-        <w:t xml:space="preserve"> </w:t>
-      </w:r>
-      <w:r>
-        <w:t xml:space="preserve">refined. That’s exactly how this whole suite came together in the first</w:t>
-      </w:r>
-      <w:r>
-        <w:t xml:space="preserve"> </w:t>
-      </w:r>
-      <w:r>
-        <w:t xml:space="preserve">place: one tool at a time, one conversation at a time, shaped to fit</w:t>
-      </w:r>
-      <w:r>
-        <w:t xml:space="preserve"> </w:t>
-      </w:r>
-      <w:r>
-        <w:t xml:space="preserve">real use rather than guessed at in advance. Treat every tool here as a</w:t>
-      </w:r>
-      <w:r>
-        <w:t xml:space="preserve"> </w:t>
-      </w:r>
-      <w:r>
-        <w:t xml:space="preserve">draft you’re free to keep improving, not a finished product to work</w:t>
-      </w:r>
-      <w:r>
-        <w:t xml:space="preserve"> </w:t>
-      </w:r>
-      <w:r>
-        <w:t xml:space="preserve">around.</w:t>
+        <w:t xml:space="preserve">None of this is locked down. Every tool is just a starting point — if a field, a wording, a default, or an entire feature doesn’t fit how you actually want to work, take that tool’s URL back to a Claude conversation and ask for it to be edited, added to, adjusted, or refined. That’s exactly how this whole suite came together in the first place: one tool at a time, one conversation at a time, shaped to fit real use rather than guessed at in advance. Treat every tool here as a draft you’re free to keep improving, not a finished product to work around.</w:t>
       </w:r>
     </w:p>
     <w:p>

--- a/Job-Hunting-Tool-Suite.docx
+++ b/Job-Hunting-Tool-Suite.docx
@@ -124,7 +124,7 @@
           <w:sz w:val="22"/>
           <w:szCs w:val="22"/>
         </w:rPr>
-        <w:t xml:space="preserve">Last Updated: September 30, 2026</w:t>
+        <w:t xml:space="preserve">Last Updated: October 8, 2026</w:t>
       </w:r>
     </w:p>
     <w:p>
@@ -216,6 +216,31 @@
           <w:szCs w:val="18"/>
         </w:rPr>
         <w:t xml:space="preserve"> Target Company Prompt Builder section updated for its new section order (Detailed Company Pull first, Bulk Company Pull second and optional) and the new Outreach Msg tab produced by LinkedIn Contact Enrichment and Department Contact Finder; Outreach Message Builder section updated for its contacts-based paste (Company, Contact Name, Title), with Category removed; Interview Prep Guide Builder section updated for the optional CliftonStrengths section; all pages containing a table switched to landscape for readability.</w:t>
+      </w:r>
+    </w:p>
+    <w:p>
+      <w:pPr>
+        <w:spacing w:after="120" w:line="276"/>
+      </w:pPr>
+      <w:r>
+        <w:rPr>
+          <w:rFonts w:ascii="Cambria" w:cs="Cambria" w:eastAsia="Cambria" w:hAnsi="Cambria"/>
+          <w:b/>
+          <w:bCs/>
+          <w:color w:val="555555"/>
+          <w:sz w:val="18"/>
+          <w:szCs w:val="18"/>
+        </w:rPr>
+        <w:t xml:space="preserve">October 8, 2026:</w:t>
+      </w:r>
+      <w:r>
+        <w:rPr>
+          <w:rFonts w:ascii="Cambria" w:cs="Cambria" w:eastAsia="Cambria" w:hAnsi="Cambria"/>
+          <w:color w:val="555555"/>
+          <w:sz w:val="18"/>
+          <w:szCs w:val="18"/>
+        </w:rPr>
+        <w:t xml:space="preserve"> Target Company Prompt Builder section updated for LinkedIn Contact Enrichment v5 — it now maps target companies to your LinkedIn connections and, optionally, your LinkedIn message history (new Summary, Target Connections, and Messages tabs alongside Contact Matches and Outreach Msg), and still works with Connections.csv alone.</w:t>
       </w:r>
     </w:p>
     <w:p>
@@ -1408,7 +1433,7 @@
           <w:sz w:val="21"/>
           <w:szCs w:val="21"/>
         </w:rPr>
-        <w:t xml:space="preserve"> your target industry or a few companies you already know, your resume text, and (optionally) a LinkedIn connections export if you want warm-introduction matching later.</w:t>
+        <w:t xml:space="preserve"> your target industry or a few companies you already know, your resume text, and (optionally) your LinkedIn data export — Connections.csv, plus messages.csv if you want your message history included — for warm-introduction matching later.</w:t>
       </w:r>
     </w:p>
     <w:p>
@@ -1564,7 +1589,7 @@
           <w:sz w:val="21"/>
           <w:szCs w:val="21"/>
         </w:rPr>
-        <w:t xml:space="preserve"> Back in Target Company Prompt Builder, run LinkedIn Contact Enrichment (Section 3) against your own LinkedIn connections, and/or Department Contact Finder (Section 4) to find named people through public research. Both return an </w:t>
+        <w:t xml:space="preserve"> Back in Target Company Prompt Builder, run LinkedIn Contact Enrichment (Section 3) against your own LinkedIn connections (attach your messages too, and it shows who you’ve already talked to and whose reply you owe), and/or Department Contact Finder (Section 4) to find named people through public research. Both return an </w:t>
       </w:r>
       <w:r>
         <w:rPr>
@@ -6391,7 +6416,7 @@
                 <w:sz w:val="19"/>
                 <w:szCs w:val="19"/>
               </w:rPr>
-              <w:t xml:space="preserve">Cross-references your own LinkedIn connections against a shortlist for warm intros</w:t>
+              <w:t xml:space="preserve">Maps a shortlist to your own LinkedIn connections — and, optionally, your message history with them — for warm intros</w:t>
             </w:r>
           </w:p>
         </w:tc>
@@ -8532,7 +8557,7 @@
           <w:sz w:val="21"/>
           <w:szCs w:val="21"/>
         </w:rPr>
-        <w:t xml:space="preserve">Cross-references your own LinkedIn connections against a shortlist of target companies to surface warm introduction paths. Doesn’t touch or require the Section 1 tracker — run it as a follow-up once you have a shortlist.</w:t>
+        <w:t xml:space="preserve">Maps a shortlist of target companies to your own LinkedIn connections to surface warm introduction paths. Attach your LinkedIn messages too, and it also shows your conversation history with each of those connections — who you’ve already talked to, whose reply you owe, who you’re waiting on, and who you’ve never contacted. Doesn’t touch or require the Section 1 tracker — run it as a follow-up once you have a shortlist.</w:t>
       </w:r>
     </w:p>
     <w:tbl>
@@ -8789,7 +8814,7 @@
                 <w:sz w:val="19"/>
                 <w:szCs w:val="19"/>
               </w:rPr>
-              <w:t xml:space="preserve">Your LinkedIn connections export (.csv)</w:t>
+              <w:t xml:space="preserve">Which LinkedIn files will you attach?</w:t>
             </w:r>
           </w:p>
         </w:tc>
@@ -8821,6 +8846,107 @@
                 <w:sz w:val="19"/>
                 <w:szCs w:val="19"/>
               </w:rPr>
+              <w:t xml:space="preserve">Required choice</w:t>
+            </w:r>
+          </w:p>
+        </w:tc>
+        <w:tc>
+          <w:tcPr>
+            <w:tcW w:type="dxa" w:w="9080"/>
+            <w:tcBorders>
+              <w:top w:val="single" w:color="BFBFBF" w:sz="4"/>
+              <w:left w:val="none" w:color="FFFFFF" w:sz="0"/>
+              <w:bottom w:val="single" w:color="BFBFBF" w:sz="4"/>
+              <w:right w:val="none" w:color="FFFFFF" w:sz="0"/>
+            </w:tcBorders>
+            <w:tcMar>
+              <w:top w:type="dxa" w:w="70"/>
+              <w:left w:type="dxa" w:w="110"/>
+              <w:bottom w:type="dxa" w:w="70"/>
+              <w:right w:type="dxa" w:w="110"/>
+            </w:tcMar>
+          </w:tcPr>
+          <w:p>
+            <w:pPr>
+              <w:spacing w:after="0"/>
+            </w:pPr>
+            <w:r>
+              <w:rPr>
+                <w:rFonts w:ascii="Calibri" w:cs="Calibri" w:eastAsia="Calibri" w:hAnsi="Calibri"/>
+                <w:b w:val="false"/>
+                <w:bCs w:val="false"/>
+                <w:sz w:val="19"/>
+                <w:szCs w:val="19"/>
+              </w:rPr>
+              <w:t xml:space="preserve">Connections + Messages (default) — attach both files and get all five tabs. Connections only — attach just Connections.csv and get the Summary, Contact Matches, and Outreach Msg tabs; use it if you don’t have your messages file or would rather not share your message history.</w:t>
+            </w:r>
+          </w:p>
+        </w:tc>
+      </w:tr>
+      <w:tr>
+        <w:trPr>
+          <w:cantSplit/>
+        </w:trPr>
+        <w:tc>
+          <w:tcPr>
+            <w:tcW w:type="dxa" w:w="2600"/>
+            <w:tcBorders>
+              <w:top w:val="single" w:color="BFBFBF" w:sz="4"/>
+              <w:left w:val="none" w:color="FFFFFF" w:sz="0"/>
+              <w:bottom w:val="single" w:color="BFBFBF" w:sz="4"/>
+              <w:right w:val="none" w:color="FFFFFF" w:sz="0"/>
+            </w:tcBorders>
+            <w:tcMar>
+              <w:top w:type="dxa" w:w="70"/>
+              <w:left w:type="dxa" w:w="110"/>
+              <w:bottom w:type="dxa" w:w="70"/>
+              <w:right w:type="dxa" w:w="110"/>
+            </w:tcMar>
+          </w:tcPr>
+          <w:p>
+            <w:pPr>
+              <w:spacing w:after="0"/>
+            </w:pPr>
+            <w:r>
+              <w:rPr>
+                <w:rFonts w:ascii="Calibri" w:cs="Calibri" w:eastAsia="Calibri" w:hAnsi="Calibri"/>
+                <w:b w:val="false"/>
+                <w:bCs w:val="false"/>
+                <w:sz w:val="19"/>
+                <w:szCs w:val="19"/>
+              </w:rPr>
+              <w:t xml:space="preserve">Your LinkedIn export file(s)</w:t>
+            </w:r>
+          </w:p>
+        </w:tc>
+        <w:tc>
+          <w:tcPr>
+            <w:tcW w:type="dxa" w:w="2000"/>
+            <w:tcBorders>
+              <w:top w:val="single" w:color="BFBFBF" w:sz="4"/>
+              <w:left w:val="none" w:color="FFFFFF" w:sz="0"/>
+              <w:bottom w:val="single" w:color="BFBFBF" w:sz="4"/>
+              <w:right w:val="none" w:color="FFFFFF" w:sz="0"/>
+            </w:tcBorders>
+            <w:tcMar>
+              <w:top w:type="dxa" w:w="70"/>
+              <w:left w:type="dxa" w:w="110"/>
+              <w:bottom w:type="dxa" w:w="70"/>
+              <w:right w:type="dxa" w:w="110"/>
+            </w:tcMar>
+          </w:tcPr>
+          <w:p>
+            <w:pPr>
+              <w:spacing w:after="0"/>
+            </w:pPr>
+            <w:r>
+              <w:rPr>
+                <w:rFonts w:ascii="Calibri" w:cs="Calibri" w:eastAsia="Calibri" w:hAnsi="Calibri"/>
+                <w:b w:val="false"/>
+                <w:bCs w:val="false"/>
+                <w:sz w:val="19"/>
+                <w:szCs w:val="19"/>
+              </w:rPr>
               <w:t xml:space="preserve">Required, attached in Claude</w:t>
             </w:r>
           </w:p>
@@ -8853,7 +8979,7 @@
                 <w:sz w:val="19"/>
                 <w:szCs w:val="19"/>
               </w:rPr>
-              <w:t xml:space="preserve">Not pasted into the page — attach the exported CSV to the Claude message along with the generated prompt. The page never touches the file. Export steps are listed on the page (Settings &amp; Privacy → Data privacy → Get a copy of your data).</w:t>
+              <w:t xml:space="preserve">Not pasted into the page — attach Connections.csv (and messages.csv, if you chose Connections + Messages) to the Claude message along with the generated prompt. The page never touches the files. Export steps are listed on the page (Settings &amp; Privacy → Data privacy → Get a copy of your data); both files come in the archive LinkedIn emails you.</w:t>
             </w:r>
           </w:p>
         </w:tc>
@@ -8884,8 +9010,18 @@
           <w:sz w:val="21"/>
           <w:szCs w:val="21"/>
         </w:rPr>
-        <w:t xml:space="preserve"> an Excel workbook listing, for each target company, every matching contact — Company, Contact Name, Title, LinkedIn Profile URL, Current or Former, and Match Confidence (High / Medium / Low). Companies with no match are still listed as “No match found,” so you can see coverage across your whole list. It also includes an </w:t>
-      </w:r>
+        <w:t xml:space="preserve"> an Excel workbook with up to five tabs. Companies with no match are still listed as “No match found,” so you can see coverage across your whole list.</w:t>
+      </w:r>
+    </w:p>
+    <w:p>
+      <w:pPr>
+        <w:pStyle w:val="ListParagraph"/>
+        <w:numPr>
+          <w:ilvl w:val="0"/>
+          <w:numId w:val="2"/>
+        </w:numPr>
+        <w:spacing w:after="80" w:line="276"/>
+      </w:pPr>
       <w:r>
         <w:rPr>
           <w:rFonts w:ascii="Cambria" w:cs="Cambria" w:eastAsia="Cambria" w:hAnsi="Cambria"/>
@@ -8894,6 +9030,62 @@
           <w:sz w:val="21"/>
           <w:szCs w:val="21"/>
         </w:rPr>
+        <w:t xml:space="preserve">Summary</w:t>
+      </w:r>
+      <w:r>
+        <w:rPr>
+          <w:rFonts w:ascii="Cambria" w:cs="Cambria" w:eastAsia="Cambria" w:hAnsi="Cambria"/>
+          <w:sz w:val="21"/>
+          <w:szCs w:val="21"/>
+        </w:rPr>
+        <w:t xml:space="preserve"> — one row per target company: contacts matched, current vs. former, and match-confidence counts; with messages, also how many you’ve messaged, whose reply you owe, who you’re waiting on, who you’ve never messaged, total messages, and your last message date. All live formulas.</w:t>
+      </w:r>
+    </w:p>
+    <w:p>
+      <w:pPr>
+        <w:pStyle w:val="ListParagraph"/>
+        <w:numPr>
+          <w:ilvl w:val="0"/>
+          <w:numId w:val="2"/>
+        </w:numPr>
+        <w:spacing w:after="80" w:line="276"/>
+      </w:pPr>
+      <w:r>
+        <w:rPr>
+          <w:rFonts w:ascii="Cambria" w:cs="Cambria" w:eastAsia="Cambria" w:hAnsi="Cambria"/>
+          <w:b/>
+          <w:bCs/>
+          <w:sz w:val="21"/>
+          <w:szCs w:val="21"/>
+        </w:rPr>
+        <w:t xml:space="preserve">Contact Matches</w:t>
+      </w:r>
+      <w:r>
+        <w:rPr>
+          <w:rFonts w:ascii="Cambria" w:cs="Cambria" w:eastAsia="Cambria" w:hAnsi="Cambria"/>
+          <w:sz w:val="21"/>
+          <w:szCs w:val="21"/>
+        </w:rPr>
+        <w:t xml:space="preserve"> — every matching contact: Company, Contact Name, Title, LinkedIn Profile URL, Current or Former, Match Confidence (High / Medium / Low), the company as listed in your CSV, and a Match Note explaining any non-exact match (subsidiary, regional entity, parent company, “Ex” employer).</w:t>
+      </w:r>
+    </w:p>
+    <w:p>
+      <w:pPr>
+        <w:pStyle w:val="ListParagraph"/>
+        <w:numPr>
+          <w:ilvl w:val="0"/>
+          <w:numId w:val="2"/>
+        </w:numPr>
+        <w:spacing w:after="80" w:line="276"/>
+      </w:pPr>
+      <w:r>
+        <w:rPr>
+          <w:rFonts w:ascii="Cambria" w:cs="Cambria" w:eastAsia="Cambria" w:hAnsi="Cambria"/>
+          <w:b/>
+          <w:bCs/>
+          <w:sz w:val="21"/>
+          <w:szCs w:val="21"/>
+        </w:rPr>
         <w:t xml:space="preserve">Outreach Msg</w:t>
       </w:r>
       <w:r>
@@ -8902,7 +9094,176 @@
           <w:sz w:val="21"/>
           <w:szCs w:val="21"/>
         </w:rPr>
-        <w:t xml:space="preserve"> tab: Company Name, Name, and Title, one contact per row with the company name repeated on every row, ready to paste into Outreach Message Builder. Former employees are marked “(former employee)” after their title, and companies with no match are left off that tab.</w:t>
+        <w:t xml:space="preserve"> — Company Name, Name, and Title, one contact per row with the company name repeated on every row, ready to paste into Outreach Message Builder. Former employees are marked “(former employee)” after their title, and companies with no match are left off that tab.</w:t>
+      </w:r>
+    </w:p>
+    <w:p>
+      <w:pPr>
+        <w:pStyle w:val="ListParagraph"/>
+        <w:numPr>
+          <w:ilvl w:val="0"/>
+          <w:numId w:val="2"/>
+        </w:numPr>
+        <w:spacing w:after="80" w:line="276"/>
+      </w:pPr>
+      <w:r>
+        <w:rPr>
+          <w:rFonts w:ascii="Cambria" w:cs="Cambria" w:eastAsia="Cambria" w:hAnsi="Cambria"/>
+          <w:b/>
+          <w:bCs/>
+          <w:sz w:val="21"/>
+          <w:szCs w:val="21"/>
+        </w:rPr>
+        <w:t xml:space="preserve">Target Connections</w:t>
+      </w:r>
+      <w:r>
+        <w:rPr>
+          <w:rFonts w:ascii="Cambria" w:cs="Cambria" w:eastAsia="Cambria" w:hAnsi="Cambria"/>
+          <w:sz w:val="21"/>
+          <w:szCs w:val="21"/>
+        </w:rPr>
+        <w:t xml:space="preserve"> (with messages) — each matched connection’s message history rolled up into a Status: </w:t>
+      </w:r>
+      <w:r>
+        <w:rPr>
+          <w:rFonts w:ascii="Cambria" w:cs="Cambria" w:eastAsia="Cambria" w:hAnsi="Cambria"/>
+          <w:i/>
+          <w:iCs/>
+          <w:sz w:val="21"/>
+          <w:szCs w:val="21"/>
+        </w:rPr>
+        <w:t xml:space="preserve">Your move - they replied last</w:t>
+      </w:r>
+      <w:r>
+        <w:rPr>
+          <w:rFonts w:ascii="Cambria" w:cs="Cambria" w:eastAsia="Cambria" w:hAnsi="Cambria"/>
+          <w:sz w:val="21"/>
+          <w:szCs w:val="21"/>
+        </w:rPr>
+        <w:t xml:space="preserve"> or </w:t>
+      </w:r>
+      <w:r>
+        <w:rPr>
+          <w:rFonts w:ascii="Cambria" w:cs="Cambria" w:eastAsia="Cambria" w:hAnsi="Cambria"/>
+          <w:i/>
+          <w:iCs/>
+          <w:sz w:val="21"/>
+          <w:szCs w:val="21"/>
+        </w:rPr>
+        <w:t xml:space="preserve">They reached out - no reply from you</w:t>
+      </w:r>
+      <w:r>
+        <w:rPr>
+          <w:rFonts w:ascii="Cambria" w:cs="Cambria" w:eastAsia="Cambria" w:hAnsi="Cambria"/>
+          <w:sz w:val="21"/>
+          <w:szCs w:val="21"/>
+        </w:rPr>
+        <w:t xml:space="preserve"> (shaded orange — the next step is yours), </w:t>
+      </w:r>
+      <w:r>
+        <w:rPr>
+          <w:rFonts w:ascii="Cambria" w:cs="Cambria" w:eastAsia="Cambria" w:hAnsi="Cambria"/>
+          <w:i/>
+          <w:iCs/>
+          <w:sz w:val="21"/>
+          <w:szCs w:val="21"/>
+        </w:rPr>
+        <w:t xml:space="preserve">Awaiting their reply</w:t>
+      </w:r>
+      <w:r>
+        <w:rPr>
+          <w:rFonts w:ascii="Cambria" w:cs="Cambria" w:eastAsia="Cambria" w:hAnsi="Cambria"/>
+          <w:sz w:val="21"/>
+          <w:szCs w:val="21"/>
+        </w:rPr>
+        <w:t xml:space="preserve"> or </w:t>
+      </w:r>
+      <w:r>
+        <w:rPr>
+          <w:rFonts w:ascii="Cambria" w:cs="Cambria" w:eastAsia="Cambria" w:hAnsi="Cambria"/>
+          <w:i/>
+          <w:iCs/>
+          <w:sz w:val="21"/>
+          <w:szCs w:val="21"/>
+        </w:rPr>
+        <w:t xml:space="preserve">You reached out - no reply yet</w:t>
+      </w:r>
+      <w:r>
+        <w:rPr>
+          <w:rFonts w:ascii="Cambria" w:cs="Cambria" w:eastAsia="Cambria" w:hAnsi="Cambria"/>
+          <w:sz w:val="21"/>
+          <w:szCs w:val="21"/>
+        </w:rPr>
+        <w:t xml:space="preserve"> (shaded yellow), or </w:t>
+      </w:r>
+      <w:r>
+        <w:rPr>
+          <w:rFonts w:ascii="Cambria" w:cs="Cambria" w:eastAsia="Cambria" w:hAnsi="Cambria"/>
+          <w:i/>
+          <w:iCs/>
+          <w:sz w:val="21"/>
+          <w:szCs w:val="21"/>
+        </w:rPr>
+        <w:t xml:space="preserve">Never messaged</w:t>
+      </w:r>
+      <w:r>
+        <w:rPr>
+          <w:rFonts w:ascii="Cambria" w:cs="Cambria" w:eastAsia="Cambria" w:hAnsi="Cambria"/>
+          <w:sz w:val="21"/>
+          <w:szCs w:val="21"/>
+        </w:rPr>
+        <w:t xml:space="preserve">.</w:t>
+      </w:r>
+    </w:p>
+    <w:p>
+      <w:pPr>
+        <w:pStyle w:val="ListParagraph"/>
+        <w:numPr>
+          <w:ilvl w:val="0"/>
+          <w:numId w:val="2"/>
+        </w:numPr>
+        <w:spacing w:after="80" w:line="276"/>
+      </w:pPr>
+      <w:r>
+        <w:rPr>
+          <w:rFonts w:ascii="Cambria" w:cs="Cambria" w:eastAsia="Cambria" w:hAnsi="Cambria"/>
+          <w:b/>
+          <w:bCs/>
+          <w:sz w:val="21"/>
+          <w:szCs w:val="21"/>
+        </w:rPr>
+        <w:t xml:space="preserve">Messages</w:t>
+      </w:r>
+      <w:r>
+        <w:rPr>
+          <w:rFonts w:ascii="Cambria" w:cs="Cambria" w:eastAsia="Cambria" w:hAnsi="Cambria"/>
+          <w:sz w:val="21"/>
+          <w:szCs w:val="21"/>
+        </w:rPr>
+        <w:t xml:space="preserve"> (with messages) — every message in your conversations with those connections, grouped by company and contact.</w:t>
+      </w:r>
+    </w:p>
+    <w:p>
+      <w:pPr>
+        <w:spacing w:after="120" w:line="276"/>
+      </w:pPr>
+      <w:r>
+        <w:rPr>
+          <w:rFonts w:ascii="Cambria" w:cs="Cambria" w:eastAsia="Cambria" w:hAnsi="Cambria"/>
+          <w:b/>
+          <w:bCs/>
+          <w:sz w:val="21"/>
+          <w:szCs w:val="21"/>
+        </w:rPr>
+        <w:t xml:space="preserve">Worth knowing:</w:t>
+      </w:r>
+      <w:r>
+        <w:rPr>
+          <w:rFonts w:ascii="Cambria" w:cs="Cambria" w:eastAsia="Cambria" w:hAnsi="Cambria"/>
+          <w:sz w:val="21"/>
+          <w:szCs w:val="21"/>
+        </w:rPr>
+        <w:t xml:space="preserve"> LinkedIn’s export only lists each connection’s current employer, so “Former” is flagged only where the data says so (e.g. “Ex EY” or a “Retired” title). Messages are matched to people by LinkedIn profile URL, not name, and anything sent after your export date won’t appear. The Messages tab copies your private conversations — keep the workbook personal.</w:t>
       </w:r>
     </w:p>
     <w:p>

--- a/Job-Hunting-Tool-Suite.docx
+++ b/Job-Hunting-Tool-Suite.docx
@@ -240,7 +240,7 @@
           <w:sz w:val="18"/>
           <w:szCs w:val="18"/>
         </w:rPr>
-        <w:t xml:space="preserve"> Target Company Prompt Builder section updated for LinkedIn Contact Enrichment v5 — it now maps target companies to your LinkedIn connections and, optionally, your LinkedIn message history (new Summary, Target Connections, and Messages tabs alongside Contact Matches and Outreach Msg), and still works with Connections.csv alone.</w:t>
+        <w:t xml:space="preserve"> Target Company Prompt Builder section updated for LinkedIn Contact Enrichment v5 — it now maps target companies to your LinkedIn connections and, optionally, your LinkedIn message history (new Summary, Target Connections, and Messages tabs alongside Contact Matches and Outreach Msg), and still works with Connections.csv alone. Before You Start box updated with Claude permission-mode (Auto) setup and screenshot.</w:t>
       </w:r>
     </w:p>
     <w:p>
@@ -261,7 +261,7 @@
           <w:sz w:val="21"/>
           <w:szCs w:val="21"/>
         </w:rPr>
-        <w:t xml:space="preserve">Before You Start — One Claude Setting</w:t>
+        <w:t xml:space="preserve">Before You Start — Two Claude Settings</w:t>
       </w:r>
     </w:p>
     <w:p>
@@ -316,6 +316,152 @@
           <w:szCs w:val="21"/>
         </w:rPr>
         <w:t xml:space="preserve"> on. This is what lets Claude actually build the Excel or Word file a tool asks for, instead of just describing it in the chat. Available on Free, Pro, Max, Team, and Enterprise plans — on web, desktop, and mobile. (Web search is the other setting you’ll need; see the full settings table below.)</w:t>
+      </w:r>
+    </w:p>
+    <w:p>
+      <w:pPr>
+        <w:pBdr>
+          <w:left w:val="single" w:color="2E74B5" w:sz="18" w:space="6"/>
+        </w:pBdr>
+        <w:shd w:fill="EEF3F8" w:color="auto" w:val="clear"/>
+        <w:spacing w:before="120" w:after="60" w:line="276"/>
+        <w:ind w:left="360" w:right="360"/>
+      </w:pPr>
+      <w:r>
+        <w:rPr>
+          <w:rFonts w:ascii="Cambria" w:cs="Cambria" w:eastAsia="Cambria" w:hAnsi="Cambria"/>
+          <w:b/>
+          <w:bCs/>
+          <w:color w:val="12293B"/>
+          <w:sz w:val="21"/>
+          <w:szCs w:val="21"/>
+        </w:rPr>
+        <w:t xml:space="preserve">Set Claude’s Permission Mode to Auto</w:t>
+      </w:r>
+    </w:p>
+    <w:p>
+      <w:pPr>
+        <w:pBdr>
+          <w:left w:val="single" w:color="2E74B5" w:sz="18" w:space="6"/>
+        </w:pBdr>
+        <w:shd w:fill="EEF3F8" w:color="auto" w:val="clear"/>
+        <w:spacing w:before="0" w:after="120" w:line="276"/>
+        <w:ind w:left="360" w:right="360"/>
+      </w:pPr>
+      <w:r>
+        <w:rPr>
+          <w:rFonts w:ascii="Cambria" w:cs="Cambria" w:eastAsia="Cambria" w:hAnsi="Cambria"/>
+          <w:sz w:val="21"/>
+          <w:szCs w:val="21"/>
+        </w:rPr>
+        <w:t xml:space="preserve">Look at the bottom-right corner of the Claude message box, next to the model name. If the permission mode there reads </w:t>
+      </w:r>
+      <w:r>
+        <w:rPr>
+          <w:rFonts w:ascii="Cambria" w:cs="Cambria" w:eastAsia="Cambria" w:hAnsi="Cambria"/>
+          <w:b/>
+          <w:bCs/>
+          <w:sz w:val="21"/>
+          <w:szCs w:val="21"/>
+        </w:rPr>
+        <w:t xml:space="preserve">Manual</w:t>
+      </w:r>
+      <w:r>
+        <w:rPr>
+          <w:rFonts w:ascii="Cambria" w:cs="Cambria" w:eastAsia="Cambria" w:hAnsi="Cambria"/>
+          <w:sz w:val="21"/>
+          <w:szCs w:val="21"/>
+        </w:rPr>
+        <w:t xml:space="preserve">, click it and select </w:t>
+      </w:r>
+      <w:r>
+        <w:rPr>
+          <w:rFonts w:ascii="Cambria" w:cs="Cambria" w:eastAsia="Cambria" w:hAnsi="Cambria"/>
+          <w:b/>
+          <w:bCs/>
+          <w:sz w:val="21"/>
+          <w:szCs w:val="21"/>
+        </w:rPr>
+        <w:t xml:space="preserve">Auto</w:t>
+      </w:r>
+      <w:r>
+        <w:rPr>
+          <w:rFonts w:ascii="Cambria" w:cs="Cambria" w:eastAsia="Cambria" w:hAnsi="Cambria"/>
+          <w:sz w:val="21"/>
+          <w:szCs w:val="21"/>
+        </w:rPr>
+        <w:t xml:space="preserve"> from the pull-down. This allows Claude to run uninterrupted for processes such as fetching web pages — research prompts like Target Company Prompt Builder and Job Posting Finder can open dozens of pages, and in Manual mode Claude stops to ask before each new site.</w:t>
+      </w:r>
+    </w:p>
+    <w:p>
+      <w:pPr>
+        <w:pBdr>
+          <w:left w:val="single" w:color="2E74B5" w:sz="18" w:space="6"/>
+        </w:pBdr>
+        <w:shd w:fill="EEF3F8" w:color="auto" w:val="clear"/>
+        <w:spacing w:before="60" w:after="60"/>
+        <w:ind w:left="360" w:right="360"/>
+        <w:jc w:val="center"/>
+      </w:pPr>
+      <w:r>
+        <w:drawing>
+          <wp:inline distT="0" distB="0" distL="0" distR="0">
+            <wp:extent cx="5486400" cy="1731101"/>
+            <wp:effectExtent t="0" r="0" b="0" l="0"/>
+            <wp:docPr id="2" name="Claude permission mode selector" descr="Claude message box with the Permission mode menu open, showing Manual and Auto options; the mode button at the bottom-right of the message box is circled." title="Claude permission mode selector"/>
+            <wp:cNvGraphicFramePr>
+              <a:graphicFrameLocks xmlns:a="http://schemas.openxmlformats.org/drawingml/2006/main" noChangeAspect="1"/>
+            </wp:cNvGraphicFramePr>
+            <a:graphic xmlns:a="http://schemas.openxmlformats.org/drawingml/2006/main">
+              <a:graphicData uri="http://schemas.openxmlformats.org/drawingml/2006/picture">
+                <pic:pic xmlns:pic="http://schemas.openxmlformats.org/drawingml/2006/picture">
+                  <pic:nvPicPr>
+                    <pic:cNvPr id="0" name="claude_mode_selection.png"/>
+                    <pic:cNvPicPr>
+                      <a:picLocks noChangeAspect="1"/>
+                    </pic:cNvPicPr>
+                  </pic:nvPicPr>
+                  <pic:blipFill>
+                    <a:blip r:embed="rIdModeSel"/>
+                    <a:stretch>
+                      <a:fillRect/>
+                    </a:stretch>
+                  </pic:blipFill>
+                  <pic:spPr>
+                    <a:xfrm>
+                      <a:off x="0" y="0"/>
+                      <a:ext cx="5486400" cy="1731101"/>
+                    </a:xfrm>
+                    <a:prstGeom prst="rect">
+                      <a:avLst/>
+                    </a:prstGeom>
+                  </pic:spPr>
+                </pic:pic>
+              </a:graphicData>
+            </a:graphic>
+          </wp:inline>
+        </w:drawing>
+      </w:r>
+    </w:p>
+    <w:p>
+      <w:pPr>
+        <w:pBdr>
+          <w:left w:val="single" w:color="2E74B5" w:sz="18" w:space="6"/>
+        </w:pBdr>
+        <w:shd w:fill="EEF3F8" w:color="auto" w:val="clear"/>
+        <w:spacing w:before="0" w:after="200" w:line="276"/>
+        <w:ind w:left="360" w:right="360"/>
+      </w:pPr>
+      <w:r>
+        <w:rPr>
+          <w:rFonts w:ascii="Cambria" w:cs="Cambria" w:eastAsia="Cambria" w:hAnsi="Cambria"/>
+          <w:i/>
+          <w:iCs/>
+          <w:color w:val="555555"/>
+          <w:sz w:val="19"/>
+          <w:szCs w:val="19"/>
+        </w:rPr>
+        <w:t xml:space="preserve">In Auto, Claude runs on its own and still pauses to ask if anything looks unsafe. If you don’t see the mode button, your plan or organization may not offer it yet — you’ll simply approve each web page as Claude asks.</w:t>
       </w:r>
     </w:p>
     <w:p>

--- a/Job-Hunting-Tool-Suite.docx
+++ b/Job-Hunting-Tool-Suite.docx
@@ -124,7 +124,7 @@
           <w:sz w:val="22"/>
           <w:szCs w:val="22"/>
         </w:rPr>
-        <w:t xml:space="preserve">Last Updated: October 8, 2026</w:t>
+        <w:t xml:space="preserve">Last Updated: October 17, 2026</w:t>
       </w:r>
     </w:p>
     <w:p>
@@ -241,6 +241,56 @@
           <w:szCs w:val="18"/>
         </w:rPr>
         <w:t xml:space="preserve"> Target Company Prompt Builder section updated for LinkedIn Contact Enrichment v5 — it now maps target companies to your LinkedIn connections and, optionally, your LinkedIn message history (new Summary, Target Connections, and Messages tabs alongside Contact Matches and Outreach Msg), and still works with Connections.csv alone. Before You Start box updated with Claude permission-mode (Auto) setup and screenshot.</w:t>
+      </w:r>
+    </w:p>
+    <w:p>
+      <w:pPr>
+        <w:spacing w:after="120" w:line="276"/>
+      </w:pPr>
+      <w:r>
+        <w:rPr>
+          <w:rFonts w:ascii="Cambria" w:cs="Cambria" w:eastAsia="Cambria" w:hAnsi="Cambria"/>
+          <w:b/>
+          <w:bCs/>
+          <w:color w:val="555555"/>
+          <w:sz w:val="18"/>
+          <w:szCs w:val="18"/>
+        </w:rPr>
+        <w:t xml:space="preserve">October 12, 2026:</w:t>
+      </w:r>
+      <w:r>
+        <w:rPr>
+          <w:rFonts w:ascii="Cambria" w:cs="Cambria" w:eastAsia="Cambria" w:hAnsi="Cambria"/>
+          <w:color w:val="555555"/>
+          <w:sz w:val="18"/>
+          <w:szCs w:val="18"/>
+        </w:rPr>
+        <w:t xml:space="preserve"> LinkedIn Profile Builder section updated for the new Skills section — Full build (up to 100 skills, four tiers, the default) or Focused list (15–25), plus the Step 2 gap-question follow-up prompt and the live-research-first fallback skills pool. Also added the new Tools, platforms, certifications &amp; methods; Job postings; and Location &amp; work arrangement fields, the Executive (VP / C-suite) management level, Open to Work settings, up to 5 headline options, and the Load .txt to edit button. Target role and target industry are now separate fields.</w:t>
+      </w:r>
+    </w:p>
+    <w:p>
+      <w:pPr>
+        <w:spacing w:after="120" w:line="276"/>
+      </w:pPr>
+      <w:r>
+        <w:rPr>
+          <w:rFonts w:ascii="Cambria" w:cs="Cambria" w:eastAsia="Cambria" w:hAnsi="Cambria"/>
+          <w:b/>
+          <w:bCs/>
+          <w:color w:val="555555"/>
+          <w:sz w:val="18"/>
+          <w:szCs w:val="18"/>
+        </w:rPr>
+        <w:t xml:space="preserve">October 17, 2026:</w:t>
+      </w:r>
+      <w:r>
+        <w:rPr>
+          <w:rFonts w:ascii="Cambria" w:cs="Cambria" w:eastAsia="Cambria" w:hAnsi="Cambria"/>
+          <w:color w:val="555555"/>
+          <w:sz w:val="18"/>
+          <w:szCs w:val="18"/>
+        </w:rPr>
+        <w:t xml:space="preserve"> Career Path Discovery Prompt Builder section updated for the new veteran option. Veterans and transitioning service members can check “I’m a veteran or transitioning service member” in either mode to add branch, MOS / AFSC / NEC / Rating, final rank, years of service, security clearance, separation status, and DoD SkillBridge and GI Bill / VR&amp;E checkboxes. The output adds a Military-to-Civilian Translation (translation table, occupation code crosswalk, and missed similarities), an Inferred Skills table to confirm before using, and a Civilian Market Leverage section, plus a Military Experience Leverage column in the ranking. Quick Reference, Getting Started, and the Resume &amp; Cover Letter Tailoring hand-off row updated to match.</w:t>
       </w:r>
     </w:p>
     <w:p>
@@ -1274,7 +1324,7 @@
                 <w:sz w:val="19"/>
                 <w:szCs w:val="19"/>
               </w:rPr>
-              <w:t xml:space="preserve">Job Posting Finder (always), LinkedIn Article Share Builder (always), Target Company Prompt Builder (for live research), Interview Prep Guide Builder (for company/interviewer/salary research), Salary Negotiator (for market and company-specific compensation research, always), Resume &amp; Cover Letter Tailoring (only if recruiter identification is left on), Career Path Discovery Prompt Builder (recommended, not required — for checking current role and salary norms), LinkedIn Profile Builder (recommended, not required — for researching current in-demand skills)</w:t>
+              <w:t xml:space="preserve">Job Posting Finder (always), LinkedIn Article Share Builder (always), Target Company Prompt Builder (for live research), Interview Prep Guide Builder (for company/interviewer/salary research), Salary Negotiator (for market and company-specific compensation research, always), Resume &amp; Cover Letter Tailoring (only if recruiter identification is left on), Career Path Discovery Prompt Builder (recommended, not required — for checking current role and salary norms), LinkedIn Profile Builder (recommended, not required — for researching current in-demand skills; a generic fallback list is used without it)</w:t>
             </w:r>
           </w:p>
         </w:tc>
@@ -1607,7 +1657,7 @@
           <w:sz w:val="21"/>
           <w:szCs w:val="21"/>
         </w:rPr>
-        <w:t xml:space="preserve"> Start with Career Path Discovery Prompt Builder instead — it analyzes your real background and surfaces realistic alternative paths, then points you back to Step 1 once you’ve picked one. Already know the pivot you want (e.g. Marketing → Sales)? Use its Target Pivot mode to test the move and reposition your resume for it. Already know your target and just need companies? Skip straight to the next bullet.</w:t>
+        <w:t xml:space="preserve"> Start with Career Path Discovery Prompt Builder instead — it analyzes your real background and surfaces realistic alternative paths, then points you back to Step 1 once you’ve picked one. Already know the pivot you want (e.g. Marketing → Sales)? Use its Target Pivot mode to test the move and reposition your resume for it. Leaving the military? Turn on its veteran option (works in either mode) to translate your service into civilian terms. Already know your target and just need companies? Skip straight to the next bullet.</w:t>
       </w:r>
     </w:p>
     <w:p>
@@ -2207,7 +2257,7 @@
                 <w:sz w:val="19"/>
                 <w:szCs w:val="19"/>
               </w:rPr>
-              <w:t xml:space="preserve">Optional. Two modes: Discover surfaces alternative paths (1–4 by default, adjustable) when you’re not sure what to target; Target Pivot tests a move you already have in mind (e.g. Engineering → Sales) and repositions your resume for it — skill translation, bullet rewrites, a gap outline, and a hand-off block for Resume &amp; Cover Letter Tailoring — while still surfacing adjacent careers. Both rank paths on transferability, credibility, comp potential, and more.</w:t>
+              <w:t xml:space="preserve">Optional. Two modes: Discover surfaces alternative paths (1–4 by default, adjustable) when you’re not sure what to target; Target Pivot tests a move you already have in mind (e.g. Engineering → Sales) and repositions your resume for it — skill translation, bullet rewrites, a gap outline, and a hand-off block for Resume &amp; Cover Letter Tailoring — while still surfacing adjacent careers. A veteran option (either mode) translates military jargon, titles, and awards into civilian terms and surfaces inferred skills to confirm. Both rank paths on transferability, credibility, comp potential, and more.</w:t>
             </w:r>
           </w:p>
         </w:tc>
@@ -3482,7 +3532,7 @@
                 <w:sz w:val="19"/>
                 <w:szCs w:val="19"/>
               </w:rPr>
-              <w:t xml:space="preserve">Optimizes your headline, About section, experience, and skills for the job search specifically — recruiter-searchable, ATS-ready, built around LinkedIn’s real character limits. For mid-level and upper-level managers. Skills are researched against real current demand, never a canned list; every quantified bullet uses a real number or falls back to a strong qualitative one.</w:t>
+              <w:t xml:space="preserve">Optimizes your headline, About section, experience, and skills for the job search specifically — recruiter-searchable, ATS-ready, built around LinkedIn’s real character limits. For mid-level managers through executives (VP / C-suite). Skills are a full build of up to 100 (or a focused 15–25), tiered and researched against real current demand — never a canned or padded list; every quantified bullet uses a real number or falls back to a strong qualitative one.</w:t>
             </w:r>
           </w:p>
         </w:tc>
@@ -3936,7 +3986,7 @@
           <w:sz w:val="21"/>
           <w:szCs w:val="21"/>
         </w:rPr>
-        <w:t xml:space="preserve">For when you’re not sure what to target yet, or when you already have a pivot in mind and want to know whether it’s realistic and how to position for it. Paste your career background (or attach your resume file in Claude), and the generated prompt asks Claude to analyze it like a career strategist and executive recruiter would: identifying your real strengths and transferable skills, then either surfacing realistic alternative career paths (Discover mode) or testing a named pivot and repositioning your resume for that target function (Target Pivot mode). Posting-specific tailoring still belongs to Resume &amp; Cover Letter Tailoring, and interview objections to Interview Prep Guide Builder — Target Pivot mode hands its repositioning off to the former in copy-ready form.</w:t>
+        <w:t xml:space="preserve">For when you’re not sure what to target yet, or when you already have a pivot in mind and want to know whether it’s realistic and how to position for it. Paste your career background (or attach your resume file in Claude), and the generated prompt asks Claude to analyze it like a career strategist and executive recruiter would: identifying your real strengths and transferable skills, then either surfacing realistic alternative career paths (Discover mode) or testing a named pivot and repositioning your resume for that target function (Target Pivot mode). Posting-specific tailoring still belongs to Resume &amp; Cover Letter Tailoring, and interview objections to Interview Prep Guide Builder — Target Pivot mode hands its repositioning off to the former in copy-ready form. Veterans and transitioning service members can turn on the veteran option in either mode to translate military experience for the civilian job market.</w:t>
       </w:r>
     </w:p>
     <w:p>
@@ -4807,6 +4857,915 @@
                 <w:sz w:val="19"/>
                 <w:szCs w:val="19"/>
               </w:rPr>
+              <w:t xml:space="preserve">I’m a veteran or transitioning service member</w:t>
+            </w:r>
+          </w:p>
+        </w:tc>
+        <w:tc>
+          <w:tcPr>
+            <w:tcW w:type="dxa" w:w="2000"/>
+            <w:tcBorders>
+              <w:top w:val="single" w:color="BFBFBF" w:sz="4"/>
+              <w:left w:val="none" w:color="FFFFFF" w:sz="0"/>
+              <w:bottom w:val="single" w:color="BFBFBF" w:sz="4"/>
+              <w:right w:val="none" w:color="FFFFFF" w:sz="0"/>
+            </w:tcBorders>
+            <w:tcMar>
+              <w:top w:type="dxa" w:w="70"/>
+              <w:left w:type="dxa" w:w="110"/>
+              <w:bottom w:type="dxa" w:w="70"/>
+              <w:right w:type="dxa" w:w="110"/>
+            </w:tcMar>
+          </w:tcPr>
+          <w:p>
+            <w:pPr>
+              <w:spacing w:after="0"/>
+            </w:pPr>
+            <w:r>
+              <w:rPr>
+                <w:rFonts w:ascii="Calibri" w:cs="Calibri" w:eastAsia="Calibri" w:hAnsi="Calibri"/>
+                <w:b w:val="false"/>
+                <w:bCs w:val="false"/>
+                <w:sz w:val="19"/>
+                <w:szCs w:val="19"/>
+              </w:rPr>
+              <w:t xml:space="preserve">Optional checkbox, off by default</w:t>
+            </w:r>
+          </w:p>
+        </w:tc>
+        <w:tc>
+          <w:tcPr>
+            <w:tcW w:type="dxa" w:w="9080"/>
+            <w:tcBorders>
+              <w:top w:val="single" w:color="BFBFBF" w:sz="4"/>
+              <w:left w:val="none" w:color="FFFFFF" w:sz="0"/>
+              <w:bottom w:val="single" w:color="BFBFBF" w:sz="4"/>
+              <w:right w:val="none" w:color="FFFFFF" w:sz="0"/>
+            </w:tcBorders>
+            <w:tcMar>
+              <w:top w:type="dxa" w:w="70"/>
+              <w:left w:type="dxa" w:w="110"/>
+              <w:bottom w:type="dxa" w:w="70"/>
+              <w:right w:type="dxa" w:w="110"/>
+            </w:tcMar>
+          </w:tcPr>
+          <w:p>
+            <w:pPr>
+              <w:spacing w:after="0"/>
+            </w:pPr>
+            <w:r>
+              <w:rPr>
+                <w:rFonts w:ascii="Calibri" w:cs="Calibri" w:eastAsia="Calibri" w:hAnsi="Calibri"/>
+                <w:b w:val="false"/>
+                <w:bCs w:val="false"/>
+                <w:sz w:val="19"/>
+                <w:szCs w:val="19"/>
+              </w:rPr>
+              <w:t xml:space="preserve">Works in either mode. Reveals the military fields below and adds three veteran sections to the output (see What You Get Back). An amber note at the top of the fields reminds you to strip your SSN, DoD ID / EDIPI, and home address from any DD-214, evaluation, or resume text, and to leave out classified details. Evaluation bullets (NCOER, OER, EPR/OPR, FITREP, Navy evals) and award citations are worth pasting into Your background, because that is where most hidden skills show up.</w:t>
+            </w:r>
+          </w:p>
+        </w:tc>
+      </w:tr>
+      <w:tr>
+        <w:trPr>
+          <w:cantSplit/>
+        </w:trPr>
+        <w:tc>
+          <w:tcPr>
+            <w:tcW w:type="dxa" w:w="2600"/>
+            <w:tcBorders>
+              <w:top w:val="single" w:color="BFBFBF" w:sz="4"/>
+              <w:left w:val="none" w:color="FFFFFF" w:sz="0"/>
+              <w:bottom w:val="single" w:color="BFBFBF" w:sz="4"/>
+              <w:right w:val="none" w:color="FFFFFF" w:sz="0"/>
+            </w:tcBorders>
+            <w:tcMar>
+              <w:top w:type="dxa" w:w="70"/>
+              <w:left w:type="dxa" w:w="110"/>
+              <w:bottom w:type="dxa" w:w="70"/>
+              <w:right w:type="dxa" w:w="110"/>
+            </w:tcMar>
+          </w:tcPr>
+          <w:p>
+            <w:pPr>
+              <w:spacing w:after="0"/>
+            </w:pPr>
+            <w:r>
+              <w:rPr>
+                <w:rFonts w:ascii="Calibri" w:cs="Calibri" w:eastAsia="Calibri" w:hAnsi="Calibri"/>
+                <w:b w:val="false"/>
+                <w:bCs w:val="false"/>
+                <w:sz w:val="19"/>
+                <w:szCs w:val="19"/>
+              </w:rPr>
+              <w:t xml:space="preserve">Branch</w:t>
+            </w:r>
+          </w:p>
+        </w:tc>
+        <w:tc>
+          <w:tcPr>
+            <w:tcW w:type="dxa" w:w="2000"/>
+            <w:tcBorders>
+              <w:top w:val="single" w:color="BFBFBF" w:sz="4"/>
+              <w:left w:val="none" w:color="FFFFFF" w:sz="0"/>
+              <w:bottom w:val="single" w:color="BFBFBF" w:sz="4"/>
+              <w:right w:val="none" w:color="FFFFFF" w:sz="0"/>
+            </w:tcBorders>
+            <w:tcMar>
+              <w:top w:type="dxa" w:w="70"/>
+              <w:left w:type="dxa" w:w="110"/>
+              <w:bottom w:type="dxa" w:w="70"/>
+              <w:right w:type="dxa" w:w="110"/>
+            </w:tcMar>
+          </w:tcPr>
+          <w:p>
+            <w:pPr>
+              <w:spacing w:after="0"/>
+            </w:pPr>
+            <w:r>
+              <w:rPr>
+                <w:rFonts w:ascii="Calibri" w:cs="Calibri" w:eastAsia="Calibri" w:hAnsi="Calibri"/>
+                <w:b w:val="false"/>
+                <w:bCs w:val="false"/>
+                <w:sz w:val="19"/>
+                <w:szCs w:val="19"/>
+              </w:rPr>
+              <w:t xml:space="preserve">Optional (veteran option)</w:t>
+            </w:r>
+          </w:p>
+        </w:tc>
+        <w:tc>
+          <w:tcPr>
+            <w:tcW w:type="dxa" w:w="9080"/>
+            <w:tcBorders>
+              <w:top w:val="single" w:color="BFBFBF" w:sz="4"/>
+              <w:left w:val="none" w:color="FFFFFF" w:sz="0"/>
+              <w:bottom w:val="single" w:color="BFBFBF" w:sz="4"/>
+              <w:right w:val="none" w:color="FFFFFF" w:sz="0"/>
+            </w:tcBorders>
+            <w:tcMar>
+              <w:top w:type="dxa" w:w="70"/>
+              <w:left w:type="dxa" w:w="110"/>
+              <w:bottom w:type="dxa" w:w="70"/>
+              <w:right w:type="dxa" w:w="110"/>
+            </w:tcMar>
+          </w:tcPr>
+          <w:p>
+            <w:pPr>
+              <w:spacing w:after="0"/>
+            </w:pPr>
+            <w:r>
+              <w:rPr>
+                <w:rFonts w:ascii="Calibri" w:cs="Calibri" w:eastAsia="Calibri" w:hAnsi="Calibri"/>
+                <w:b w:val="false"/>
+                <w:bCs w:val="false"/>
+                <w:sz w:val="19"/>
+                <w:szCs w:val="19"/>
+              </w:rPr>
+              <w:t xml:space="preserve">Pick from the list (Army, Navy, Air Force, Marine Corps, Coast Guard, Space Force, Guard and Reserve components) or type your own.</w:t>
+            </w:r>
+          </w:p>
+        </w:tc>
+      </w:tr>
+      <w:tr>
+        <w:trPr>
+          <w:cantSplit/>
+        </w:trPr>
+        <w:tc>
+          <w:tcPr>
+            <w:tcW w:type="dxa" w:w="2600"/>
+            <w:tcBorders>
+              <w:top w:val="single" w:color="BFBFBF" w:sz="4"/>
+              <w:left w:val="none" w:color="FFFFFF" w:sz="0"/>
+              <w:bottom w:val="single" w:color="BFBFBF" w:sz="4"/>
+              <w:right w:val="none" w:color="FFFFFF" w:sz="0"/>
+            </w:tcBorders>
+            <w:tcMar>
+              <w:top w:type="dxa" w:w="70"/>
+              <w:left w:type="dxa" w:w="110"/>
+              <w:bottom w:type="dxa" w:w="70"/>
+              <w:right w:type="dxa" w:w="110"/>
+            </w:tcMar>
+          </w:tcPr>
+          <w:p>
+            <w:pPr>
+              <w:spacing w:after="0"/>
+            </w:pPr>
+            <w:r>
+              <w:rPr>
+                <w:rFonts w:ascii="Calibri" w:cs="Calibri" w:eastAsia="Calibri" w:hAnsi="Calibri"/>
+                <w:b w:val="false"/>
+                <w:bCs w:val="false"/>
+                <w:sz w:val="19"/>
+                <w:szCs w:val="19"/>
+              </w:rPr>
+              <w:t xml:space="preserve">MOS / AFSC / NEC / Rating</w:t>
+            </w:r>
+          </w:p>
+        </w:tc>
+        <w:tc>
+          <w:tcPr>
+            <w:tcW w:type="dxa" w:w="2000"/>
+            <w:tcBorders>
+              <w:top w:val="single" w:color="BFBFBF" w:sz="4"/>
+              <w:left w:val="none" w:color="FFFFFF" w:sz="0"/>
+              <w:bottom w:val="single" w:color="BFBFBF" w:sz="4"/>
+              <w:right w:val="none" w:color="FFFFFF" w:sz="0"/>
+            </w:tcBorders>
+            <w:tcMar>
+              <w:top w:type="dxa" w:w="70"/>
+              <w:left w:type="dxa" w:w="110"/>
+              <w:bottom w:type="dxa" w:w="70"/>
+              <w:right w:type="dxa" w:w="110"/>
+            </w:tcMar>
+          </w:tcPr>
+          <w:p>
+            <w:pPr>
+              <w:spacing w:after="0"/>
+            </w:pPr>
+            <w:r>
+              <w:rPr>
+                <w:rFonts w:ascii="Calibri" w:cs="Calibri" w:eastAsia="Calibri" w:hAnsi="Calibri"/>
+                <w:b w:val="false"/>
+                <w:bCs w:val="false"/>
+                <w:sz w:val="19"/>
+                <w:szCs w:val="19"/>
+              </w:rPr>
+              <w:t xml:space="preserve">Optional (veteran option)</w:t>
+            </w:r>
+          </w:p>
+        </w:tc>
+        <w:tc>
+          <w:tcPr>
+            <w:tcW w:type="dxa" w:w="9080"/>
+            <w:tcBorders>
+              <w:top w:val="single" w:color="BFBFBF" w:sz="4"/>
+              <w:left w:val="none" w:color="FFFFFF" w:sz="0"/>
+              <w:bottom w:val="single" w:color="BFBFBF" w:sz="4"/>
+              <w:right w:val="none" w:color="FFFFFF" w:sz="0"/>
+            </w:tcBorders>
+            <w:tcMar>
+              <w:top w:type="dxa" w:w="70"/>
+              <w:left w:type="dxa" w:w="110"/>
+              <w:bottom w:type="dxa" w:w="70"/>
+              <w:right w:type="dxa" w:w="110"/>
+            </w:tcMar>
+          </w:tcPr>
+          <w:p>
+            <w:pPr>
+              <w:spacing w:after="0"/>
+            </w:pPr>
+            <w:r>
+              <w:rPr>
+                <w:rFonts w:ascii="Calibri" w:cs="Calibri" w:eastAsia="Calibri" w:hAnsi="Calibri"/>
+                <w:b w:val="false"/>
+                <w:bCs w:val="false"/>
+                <w:sz w:val="19"/>
+                <w:szCs w:val="19"/>
+              </w:rPr>
+              <w:t xml:space="preserve">Code and title, e.g. “92Y Unit Supply Specialist.” List more than one if you held several. Left blank, Claude infers it from your background and says so.</w:t>
+            </w:r>
+          </w:p>
+        </w:tc>
+      </w:tr>
+      <w:tr>
+        <w:trPr>
+          <w:cantSplit/>
+        </w:trPr>
+        <w:tc>
+          <w:tcPr>
+            <w:tcW w:type="dxa" w:w="2600"/>
+            <w:tcBorders>
+              <w:top w:val="single" w:color="BFBFBF" w:sz="4"/>
+              <w:left w:val="none" w:color="FFFFFF" w:sz="0"/>
+              <w:bottom w:val="single" w:color="BFBFBF" w:sz="4"/>
+              <w:right w:val="none" w:color="FFFFFF" w:sz="0"/>
+            </w:tcBorders>
+            <w:tcMar>
+              <w:top w:type="dxa" w:w="70"/>
+              <w:left w:type="dxa" w:w="110"/>
+              <w:bottom w:type="dxa" w:w="70"/>
+              <w:right w:type="dxa" w:w="110"/>
+            </w:tcMar>
+          </w:tcPr>
+          <w:p>
+            <w:pPr>
+              <w:spacing w:after="0"/>
+            </w:pPr>
+            <w:r>
+              <w:rPr>
+                <w:rFonts w:ascii="Calibri" w:cs="Calibri" w:eastAsia="Calibri" w:hAnsi="Calibri"/>
+                <w:b w:val="false"/>
+                <w:bCs w:val="false"/>
+                <w:sz w:val="19"/>
+                <w:szCs w:val="19"/>
+              </w:rPr>
+              <w:t xml:space="preserve">Final rank / pay grade</w:t>
+            </w:r>
+          </w:p>
+        </w:tc>
+        <w:tc>
+          <w:tcPr>
+            <w:tcW w:type="dxa" w:w="2000"/>
+            <w:tcBorders>
+              <w:top w:val="single" w:color="BFBFBF" w:sz="4"/>
+              <w:left w:val="none" w:color="FFFFFF" w:sz="0"/>
+              <w:bottom w:val="single" w:color="BFBFBF" w:sz="4"/>
+              <w:right w:val="none" w:color="FFFFFF" w:sz="0"/>
+            </w:tcBorders>
+            <w:tcMar>
+              <w:top w:type="dxa" w:w="70"/>
+              <w:left w:type="dxa" w:w="110"/>
+              <w:bottom w:type="dxa" w:w="70"/>
+              <w:right w:type="dxa" w:w="110"/>
+            </w:tcMar>
+          </w:tcPr>
+          <w:p>
+            <w:pPr>
+              <w:spacing w:after="0"/>
+            </w:pPr>
+            <w:r>
+              <w:rPr>
+                <w:rFonts w:ascii="Calibri" w:cs="Calibri" w:eastAsia="Calibri" w:hAnsi="Calibri"/>
+                <w:b w:val="false"/>
+                <w:bCs w:val="false"/>
+                <w:sz w:val="19"/>
+                <w:szCs w:val="19"/>
+              </w:rPr>
+              <w:t xml:space="preserve">Optional (veteran option)</w:t>
+            </w:r>
+          </w:p>
+        </w:tc>
+        <w:tc>
+          <w:tcPr>
+            <w:tcW w:type="dxa" w:w="9080"/>
+            <w:tcBorders>
+              <w:top w:val="single" w:color="BFBFBF" w:sz="4"/>
+              <w:left w:val="none" w:color="FFFFFF" w:sz="0"/>
+              <w:bottom w:val="single" w:color="BFBFBF" w:sz="4"/>
+              <w:right w:val="none" w:color="FFFFFF" w:sz="0"/>
+            </w:tcBorders>
+            <w:tcMar>
+              <w:top w:type="dxa" w:w="70"/>
+              <w:left w:type="dxa" w:w="110"/>
+              <w:bottom w:type="dxa" w:w="70"/>
+              <w:right w:type="dxa" w:w="110"/>
+            </w:tcMar>
+          </w:tcPr>
+          <w:p>
+            <w:pPr>
+              <w:spacing w:after="0"/>
+            </w:pPr>
+            <w:r>
+              <w:rPr>
+                <w:rFonts w:ascii="Calibri" w:cs="Calibri" w:eastAsia="Calibri" w:hAnsi="Calibri"/>
+                <w:b w:val="false"/>
+                <w:bCs w:val="false"/>
+                <w:sz w:val="19"/>
+                <w:szCs w:val="19"/>
+              </w:rPr>
+              <w:t xml:space="preserve">E.g. “E-7 / Sergeant First Class.” Drives how your leadership level translates to civilian management and which skills Claude can reasonably infer.</w:t>
+            </w:r>
+          </w:p>
+        </w:tc>
+      </w:tr>
+      <w:tr>
+        <w:trPr>
+          <w:cantSplit/>
+        </w:trPr>
+        <w:tc>
+          <w:tcPr>
+            <w:tcW w:type="dxa" w:w="2600"/>
+            <w:tcBorders>
+              <w:top w:val="single" w:color="BFBFBF" w:sz="4"/>
+              <w:left w:val="none" w:color="FFFFFF" w:sz="0"/>
+              <w:bottom w:val="single" w:color="BFBFBF" w:sz="4"/>
+              <w:right w:val="none" w:color="FFFFFF" w:sz="0"/>
+            </w:tcBorders>
+            <w:tcMar>
+              <w:top w:type="dxa" w:w="70"/>
+              <w:left w:type="dxa" w:w="110"/>
+              <w:bottom w:type="dxa" w:w="70"/>
+              <w:right w:type="dxa" w:w="110"/>
+            </w:tcMar>
+          </w:tcPr>
+          <w:p>
+            <w:pPr>
+              <w:spacing w:after="0"/>
+            </w:pPr>
+            <w:r>
+              <w:rPr>
+                <w:rFonts w:ascii="Calibri" w:cs="Calibri" w:eastAsia="Calibri" w:hAnsi="Calibri"/>
+                <w:b w:val="false"/>
+                <w:bCs w:val="false"/>
+                <w:sz w:val="19"/>
+                <w:szCs w:val="19"/>
+              </w:rPr>
+              <w:t xml:space="preserve">Years of service</w:t>
+            </w:r>
+          </w:p>
+        </w:tc>
+        <w:tc>
+          <w:tcPr>
+            <w:tcW w:type="dxa" w:w="2000"/>
+            <w:tcBorders>
+              <w:top w:val="single" w:color="BFBFBF" w:sz="4"/>
+              <w:left w:val="none" w:color="FFFFFF" w:sz="0"/>
+              <w:bottom w:val="single" w:color="BFBFBF" w:sz="4"/>
+              <w:right w:val="none" w:color="FFFFFF" w:sz="0"/>
+            </w:tcBorders>
+            <w:tcMar>
+              <w:top w:type="dxa" w:w="70"/>
+              <w:left w:type="dxa" w:w="110"/>
+              <w:bottom w:type="dxa" w:w="70"/>
+              <w:right w:type="dxa" w:w="110"/>
+            </w:tcMar>
+          </w:tcPr>
+          <w:p>
+            <w:pPr>
+              <w:spacing w:after="0"/>
+            </w:pPr>
+            <w:r>
+              <w:rPr>
+                <w:rFonts w:ascii="Calibri" w:cs="Calibri" w:eastAsia="Calibri" w:hAnsi="Calibri"/>
+                <w:b w:val="false"/>
+                <w:bCs w:val="false"/>
+                <w:sz w:val="19"/>
+                <w:szCs w:val="19"/>
+              </w:rPr>
+              <w:t xml:space="preserve">Optional (veteran option)</w:t>
+            </w:r>
+          </w:p>
+        </w:tc>
+        <w:tc>
+          <w:tcPr>
+            <w:tcW w:type="dxa" w:w="9080"/>
+            <w:tcBorders>
+              <w:top w:val="single" w:color="BFBFBF" w:sz="4"/>
+              <w:left w:val="none" w:color="FFFFFF" w:sz="0"/>
+              <w:bottom w:val="single" w:color="BFBFBF" w:sz="4"/>
+              <w:right w:val="none" w:color="FFFFFF" w:sz="0"/>
+            </w:tcBorders>
+            <w:tcMar>
+              <w:top w:type="dxa" w:w="70"/>
+              <w:left w:type="dxa" w:w="110"/>
+              <w:bottom w:type="dxa" w:w="70"/>
+              <w:right w:type="dxa" w:w="110"/>
+            </w:tcMar>
+          </w:tcPr>
+          <w:p>
+            <w:pPr>
+              <w:spacing w:after="0"/>
+            </w:pPr>
+            <w:r>
+              <w:rPr>
+                <w:rFonts w:ascii="Calibri" w:cs="Calibri" w:eastAsia="Calibri" w:hAnsi="Calibri"/>
+                <w:b w:val="false"/>
+                <w:bCs w:val="false"/>
+                <w:sz w:val="19"/>
+                <w:szCs w:val="19"/>
+              </w:rPr>
+              <w:t xml:space="preserve"/>
+            </w:r>
+          </w:p>
+        </w:tc>
+      </w:tr>
+      <w:tr>
+        <w:trPr>
+          <w:cantSplit/>
+        </w:trPr>
+        <w:tc>
+          <w:tcPr>
+            <w:tcW w:type="dxa" w:w="2600"/>
+            <w:tcBorders>
+              <w:top w:val="single" w:color="BFBFBF" w:sz="4"/>
+              <w:left w:val="none" w:color="FFFFFF" w:sz="0"/>
+              <w:bottom w:val="single" w:color="BFBFBF" w:sz="4"/>
+              <w:right w:val="none" w:color="FFFFFF" w:sz="0"/>
+            </w:tcBorders>
+            <w:tcMar>
+              <w:top w:type="dxa" w:w="70"/>
+              <w:left w:type="dxa" w:w="110"/>
+              <w:bottom w:type="dxa" w:w="70"/>
+              <w:right w:type="dxa" w:w="110"/>
+            </w:tcMar>
+          </w:tcPr>
+          <w:p>
+            <w:pPr>
+              <w:spacing w:after="0"/>
+            </w:pPr>
+            <w:r>
+              <w:rPr>
+                <w:rFonts w:ascii="Calibri" w:cs="Calibri" w:eastAsia="Calibri" w:hAnsi="Calibri"/>
+                <w:b w:val="false"/>
+                <w:bCs w:val="false"/>
+                <w:sz w:val="19"/>
+                <w:szCs w:val="19"/>
+              </w:rPr>
+              <w:t xml:space="preserve">Security clearance</w:t>
+            </w:r>
+          </w:p>
+        </w:tc>
+        <w:tc>
+          <w:tcPr>
+            <w:tcW w:type="dxa" w:w="2000"/>
+            <w:tcBorders>
+              <w:top w:val="single" w:color="BFBFBF" w:sz="4"/>
+              <w:left w:val="none" w:color="FFFFFF" w:sz="0"/>
+              <w:bottom w:val="single" w:color="BFBFBF" w:sz="4"/>
+              <w:right w:val="none" w:color="FFFFFF" w:sz="0"/>
+            </w:tcBorders>
+            <w:tcMar>
+              <w:top w:type="dxa" w:w="70"/>
+              <w:left w:type="dxa" w:w="110"/>
+              <w:bottom w:type="dxa" w:w="70"/>
+              <w:right w:type="dxa" w:w="110"/>
+            </w:tcMar>
+          </w:tcPr>
+          <w:p>
+            <w:pPr>
+              <w:spacing w:after="0"/>
+            </w:pPr>
+            <w:r>
+              <w:rPr>
+                <w:rFonts w:ascii="Calibri" w:cs="Calibri" w:eastAsia="Calibri" w:hAnsi="Calibri"/>
+                <w:b w:val="false"/>
+                <w:bCs w:val="false"/>
+                <w:sz w:val="19"/>
+                <w:szCs w:val="19"/>
+              </w:rPr>
+              <w:t xml:space="preserve">Optional (veteran option)</w:t>
+            </w:r>
+          </w:p>
+        </w:tc>
+        <w:tc>
+          <w:tcPr>
+            <w:tcW w:type="dxa" w:w="9080"/>
+            <w:tcBorders>
+              <w:top w:val="single" w:color="BFBFBF" w:sz="4"/>
+              <w:left w:val="none" w:color="FFFFFF" w:sz="0"/>
+              <w:bottom w:val="single" w:color="BFBFBF" w:sz="4"/>
+              <w:right w:val="none" w:color="FFFFFF" w:sz="0"/>
+            </w:tcBorders>
+            <w:tcMar>
+              <w:top w:type="dxa" w:w="70"/>
+              <w:left w:type="dxa" w:w="110"/>
+              <w:bottom w:type="dxa" w:w="70"/>
+              <w:right w:type="dxa" w:w="110"/>
+            </w:tcMar>
+          </w:tcPr>
+          <w:p>
+            <w:pPr>
+              <w:spacing w:after="0"/>
+            </w:pPr>
+            <w:r>
+              <w:rPr>
+                <w:rFonts w:ascii="Calibri" w:cs="Calibri" w:eastAsia="Calibri" w:hAnsi="Calibri"/>
+                <w:b w:val="false"/>
+                <w:bCs w:val="false"/>
+                <w:sz w:val="19"/>
+                <w:szCs w:val="19"/>
+              </w:rPr>
+              <w:t xml:space="preserve">Level and status, e.g. “Secret, active” or “TS/SCI, lapsed 2024.” Anything other than “none” adds clearance-specific guidance, roles where it is a hiring advantage, and a “best path that uses your clearance” line in the Final Recommendation.</w:t>
+            </w:r>
+          </w:p>
+        </w:tc>
+      </w:tr>
+      <w:tr>
+        <w:trPr>
+          <w:cantSplit/>
+        </w:trPr>
+        <w:tc>
+          <w:tcPr>
+            <w:tcW w:type="dxa" w:w="2600"/>
+            <w:tcBorders>
+              <w:top w:val="single" w:color="BFBFBF" w:sz="4"/>
+              <w:left w:val="none" w:color="FFFFFF" w:sz="0"/>
+              <w:bottom w:val="single" w:color="BFBFBF" w:sz="4"/>
+              <w:right w:val="none" w:color="FFFFFF" w:sz="0"/>
+            </w:tcBorders>
+            <w:tcMar>
+              <w:top w:type="dxa" w:w="70"/>
+              <w:left w:type="dxa" w:w="110"/>
+              <w:bottom w:type="dxa" w:w="70"/>
+              <w:right w:type="dxa" w:w="110"/>
+            </w:tcMar>
+          </w:tcPr>
+          <w:p>
+            <w:pPr>
+              <w:spacing w:after="0"/>
+            </w:pPr>
+            <w:r>
+              <w:rPr>
+                <w:rFonts w:ascii="Calibri" w:cs="Calibri" w:eastAsia="Calibri" w:hAnsi="Calibri"/>
+                <w:b w:val="false"/>
+                <w:bCs w:val="false"/>
+                <w:sz w:val="19"/>
+                <w:szCs w:val="19"/>
+              </w:rPr>
+              <w:t xml:space="preserve">Separation status / date</w:t>
+            </w:r>
+          </w:p>
+        </w:tc>
+        <w:tc>
+          <w:tcPr>
+            <w:tcW w:type="dxa" w:w="2000"/>
+            <w:tcBorders>
+              <w:top w:val="single" w:color="BFBFBF" w:sz="4"/>
+              <w:left w:val="none" w:color="FFFFFF" w:sz="0"/>
+              <w:bottom w:val="single" w:color="BFBFBF" w:sz="4"/>
+              <w:right w:val="none" w:color="FFFFFF" w:sz="0"/>
+            </w:tcBorders>
+            <w:tcMar>
+              <w:top w:type="dxa" w:w="70"/>
+              <w:left w:type="dxa" w:w="110"/>
+              <w:bottom w:type="dxa" w:w="70"/>
+              <w:right w:type="dxa" w:w="110"/>
+            </w:tcMar>
+          </w:tcPr>
+          <w:p>
+            <w:pPr>
+              <w:spacing w:after="0"/>
+            </w:pPr>
+            <w:r>
+              <w:rPr>
+                <w:rFonts w:ascii="Calibri" w:cs="Calibri" w:eastAsia="Calibri" w:hAnsi="Calibri"/>
+                <w:b w:val="false"/>
+                <w:bCs w:val="false"/>
+                <w:sz w:val="19"/>
+                <w:szCs w:val="19"/>
+              </w:rPr>
+              <w:t xml:space="preserve">Optional (veteran option)</w:t>
+            </w:r>
+          </w:p>
+        </w:tc>
+        <w:tc>
+          <w:tcPr>
+            <w:tcW w:type="dxa" w:w="9080"/>
+            <w:tcBorders>
+              <w:top w:val="single" w:color="BFBFBF" w:sz="4"/>
+              <w:left w:val="none" w:color="FFFFFF" w:sz="0"/>
+              <w:bottom w:val="single" w:color="BFBFBF" w:sz="4"/>
+              <w:right w:val="none" w:color="FFFFFF" w:sz="0"/>
+            </w:tcBorders>
+            <w:tcMar>
+              <w:top w:type="dxa" w:w="70"/>
+              <w:left w:type="dxa" w:w="110"/>
+              <w:bottom w:type="dxa" w:w="70"/>
+              <w:right w:type="dxa" w:w="110"/>
+            </w:tcMar>
+          </w:tcPr>
+          <w:p>
+            <w:pPr>
+              <w:spacing w:after="0"/>
+            </w:pPr>
+            <w:r>
+              <w:rPr>
+                <w:rFonts w:ascii="Calibri" w:cs="Calibri" w:eastAsia="Calibri" w:hAnsi="Calibri"/>
+                <w:b w:val="false"/>
+                <w:bCs w:val="false"/>
+                <w:sz w:val="19"/>
+                <w:szCs w:val="19"/>
+              </w:rPr>
+              <w:t xml:space="preserve">E.g. “Separating March 2027” or “Retired 2024.”</w:t>
+            </w:r>
+          </w:p>
+        </w:tc>
+      </w:tr>
+      <w:tr>
+        <w:trPr>
+          <w:cantSplit/>
+        </w:trPr>
+        <w:tc>
+          <w:tcPr>
+            <w:tcW w:type="dxa" w:w="2600"/>
+            <w:tcBorders>
+              <w:top w:val="single" w:color="BFBFBF" w:sz="4"/>
+              <w:left w:val="none" w:color="FFFFFF" w:sz="0"/>
+              <w:bottom w:val="single" w:color="BFBFBF" w:sz="4"/>
+              <w:right w:val="none" w:color="FFFFFF" w:sz="0"/>
+            </w:tcBorders>
+            <w:tcMar>
+              <w:top w:type="dxa" w:w="70"/>
+              <w:left w:type="dxa" w:w="110"/>
+              <w:bottom w:type="dxa" w:w="70"/>
+              <w:right w:type="dxa" w:w="110"/>
+            </w:tcMar>
+          </w:tcPr>
+          <w:p>
+            <w:pPr>
+              <w:spacing w:after="0"/>
+            </w:pPr>
+            <w:r>
+              <w:rPr>
+                <w:rFonts w:ascii="Calibri" w:cs="Calibri" w:eastAsia="Calibri" w:hAnsi="Calibri"/>
+                <w:b w:val="false"/>
+                <w:bCs w:val="false"/>
+                <w:sz w:val="19"/>
+                <w:szCs w:val="19"/>
+              </w:rPr>
+              <w:t xml:space="preserve">Interested in DoD SkillBridge</w:t>
+            </w:r>
+          </w:p>
+        </w:tc>
+        <w:tc>
+          <w:tcPr>
+            <w:tcW w:type="dxa" w:w="2000"/>
+            <w:tcBorders>
+              <w:top w:val="single" w:color="BFBFBF" w:sz="4"/>
+              <w:left w:val="none" w:color="FFFFFF" w:sz="0"/>
+              <w:bottom w:val="single" w:color="BFBFBF" w:sz="4"/>
+              <w:right w:val="none" w:color="FFFFFF" w:sz="0"/>
+            </w:tcBorders>
+            <w:tcMar>
+              <w:top w:type="dxa" w:w="70"/>
+              <w:left w:type="dxa" w:w="110"/>
+              <w:bottom w:type="dxa" w:w="70"/>
+              <w:right w:type="dxa" w:w="110"/>
+            </w:tcMar>
+          </w:tcPr>
+          <w:p>
+            <w:pPr>
+              <w:spacing w:after="0"/>
+            </w:pPr>
+            <w:r>
+              <w:rPr>
+                <w:rFonts w:ascii="Calibri" w:cs="Calibri" w:eastAsia="Calibri" w:hAnsi="Calibri"/>
+                <w:b w:val="false"/>
+                <w:bCs w:val="false"/>
+                <w:sz w:val="19"/>
+                <w:szCs w:val="19"/>
+              </w:rPr>
+              <w:t xml:space="preserve">Optional checkbox (veteran option)</w:t>
+            </w:r>
+          </w:p>
+        </w:tc>
+        <w:tc>
+          <w:tcPr>
+            <w:tcW w:type="dxa" w:w="9080"/>
+            <w:tcBorders>
+              <w:top w:val="single" w:color="BFBFBF" w:sz="4"/>
+              <w:left w:val="none" w:color="FFFFFF" w:sz="0"/>
+              <w:bottom w:val="single" w:color="BFBFBF" w:sz="4"/>
+              <w:right w:val="none" w:color="FFFFFF" w:sz="0"/>
+            </w:tcBorders>
+            <w:tcMar>
+              <w:top w:type="dxa" w:w="70"/>
+              <w:left w:type="dxa" w:w="110"/>
+              <w:bottom w:type="dxa" w:w="70"/>
+              <w:right w:type="dxa" w:w="110"/>
+            </w:tcMar>
+          </w:tcPr>
+          <w:p>
+            <w:pPr>
+              <w:spacing w:after="0"/>
+            </w:pPr>
+            <w:r>
+              <w:rPr>
+                <w:rFonts w:ascii="Calibri" w:cs="Calibri" w:eastAsia="Calibri" w:hAnsi="Calibri"/>
+                <w:b w:val="false"/>
+                <w:bCs w:val="false"/>
+                <w:sz w:val="19"/>
+                <w:szCs w:val="19"/>
+              </w:rPr>
+              <w:t xml:space="preserve">For service members still on active duty. Adds guidance on using a SkillBridge civilian internship (during your last 180 days) in your top paths before you separate.</w:t>
+            </w:r>
+          </w:p>
+        </w:tc>
+      </w:tr>
+      <w:tr>
+        <w:trPr>
+          <w:cantSplit/>
+        </w:trPr>
+        <w:tc>
+          <w:tcPr>
+            <w:tcW w:type="dxa" w:w="2600"/>
+            <w:tcBorders>
+              <w:top w:val="single" w:color="BFBFBF" w:sz="4"/>
+              <w:left w:val="none" w:color="FFFFFF" w:sz="0"/>
+              <w:bottom w:val="single" w:color="BFBFBF" w:sz="4"/>
+              <w:right w:val="none" w:color="FFFFFF" w:sz="0"/>
+            </w:tcBorders>
+            <w:tcMar>
+              <w:top w:type="dxa" w:w="70"/>
+              <w:left w:type="dxa" w:w="110"/>
+              <w:bottom w:type="dxa" w:w="70"/>
+              <w:right w:type="dxa" w:w="110"/>
+            </w:tcMar>
+          </w:tcPr>
+          <w:p>
+            <w:pPr>
+              <w:spacing w:after="0"/>
+            </w:pPr>
+            <w:r>
+              <w:rPr>
+                <w:rFonts w:ascii="Calibri" w:cs="Calibri" w:eastAsia="Calibri" w:hAnsi="Calibri"/>
+                <w:b w:val="false"/>
+                <w:bCs w:val="false"/>
+                <w:sz w:val="19"/>
+                <w:szCs w:val="19"/>
+              </w:rPr>
+              <w:t xml:space="preserve">GI Bill / VR&amp;E benefits</w:t>
+            </w:r>
+          </w:p>
+        </w:tc>
+        <w:tc>
+          <w:tcPr>
+            <w:tcW w:type="dxa" w:w="2000"/>
+            <w:tcBorders>
+              <w:top w:val="single" w:color="BFBFBF" w:sz="4"/>
+              <w:left w:val="none" w:color="FFFFFF" w:sz="0"/>
+              <w:bottom w:val="single" w:color="BFBFBF" w:sz="4"/>
+              <w:right w:val="none" w:color="FFFFFF" w:sz="0"/>
+            </w:tcBorders>
+            <w:tcMar>
+              <w:top w:type="dxa" w:w="70"/>
+              <w:left w:type="dxa" w:w="110"/>
+              <w:bottom w:type="dxa" w:w="70"/>
+              <w:right w:type="dxa" w:w="110"/>
+            </w:tcMar>
+          </w:tcPr>
+          <w:p>
+            <w:pPr>
+              <w:spacing w:after="0"/>
+            </w:pPr>
+            <w:r>
+              <w:rPr>
+                <w:rFonts w:ascii="Calibri" w:cs="Calibri" w:eastAsia="Calibri" w:hAnsi="Calibri"/>
+                <w:b w:val="false"/>
+                <w:bCs w:val="false"/>
+                <w:sz w:val="19"/>
+                <w:szCs w:val="19"/>
+              </w:rPr>
+              <w:t xml:space="preserve">Optional checkbox (veteran option)</w:t>
+            </w:r>
+          </w:p>
+        </w:tc>
+        <w:tc>
+          <w:tcPr>
+            <w:tcW w:type="dxa" w:w="9080"/>
+            <w:tcBorders>
+              <w:top w:val="single" w:color="BFBFBF" w:sz="4"/>
+              <w:left w:val="none" w:color="FFFFFF" w:sz="0"/>
+              <w:bottom w:val="single" w:color="BFBFBF" w:sz="4"/>
+              <w:right w:val="none" w:color="FFFFFF" w:sz="0"/>
+            </w:tcBorders>
+            <w:tcMar>
+              <w:top w:type="dxa" w:w="70"/>
+              <w:left w:type="dxa" w:w="110"/>
+              <w:bottom w:type="dxa" w:w="70"/>
+              <w:right w:type="dxa" w:w="110"/>
+            </w:tcMar>
+          </w:tcPr>
+          <w:p>
+            <w:pPr>
+              <w:spacing w:after="0"/>
+            </w:pPr>
+            <w:r>
+              <w:rPr>
+                <w:rFonts w:ascii="Calibri" w:cs="Calibri" w:eastAsia="Calibri" w:hAnsi="Calibri"/>
+                <w:b w:val="false"/>
+                <w:bCs w:val="false"/>
+                <w:sz w:val="19"/>
+                <w:szCs w:val="19"/>
+              </w:rPr>
+              <w:t xml:space="preserve">Adds which certifications or training are worth funding to close a real gap fastest.</w:t>
+            </w:r>
+          </w:p>
+        </w:tc>
+      </w:tr>
+      <w:tr>
+        <w:trPr>
+          <w:cantSplit/>
+        </w:trPr>
+        <w:tc>
+          <w:tcPr>
+            <w:tcW w:type="dxa" w:w="2600"/>
+            <w:tcBorders>
+              <w:top w:val="single" w:color="BFBFBF" w:sz="4"/>
+              <w:left w:val="none" w:color="FFFFFF" w:sz="0"/>
+              <w:bottom w:val="single" w:color="BFBFBF" w:sz="4"/>
+              <w:right w:val="none" w:color="FFFFFF" w:sz="0"/>
+            </w:tcBorders>
+            <w:tcMar>
+              <w:top w:type="dxa" w:w="70"/>
+              <w:left w:type="dxa" w:w="110"/>
+              <w:bottom w:type="dxa" w:w="70"/>
+              <w:right w:type="dxa" w:w="110"/>
+            </w:tcMar>
+          </w:tcPr>
+          <w:p>
+            <w:pPr>
+              <w:spacing w:after="0"/>
+            </w:pPr>
+            <w:r>
+              <w:rPr>
+                <w:rFonts w:ascii="Calibri" w:cs="Calibri" w:eastAsia="Calibri" w:hAnsi="Calibri"/>
+                <w:b w:val="false"/>
+                <w:bCs w:val="false"/>
+                <w:sz w:val="19"/>
+                <w:szCs w:val="19"/>
+              </w:rPr>
               <w:t xml:space="preserve">What are you looking for?</w:t>
             </w:r>
           </w:p>
@@ -5907,7 +6866,7 @@
           <w:sz w:val="21"/>
           <w:szCs w:val="21"/>
         </w:rPr>
-        <w:t xml:space="preserve"> — recommended, not required, for checking current role and salary norms</w:t>
+        <w:t xml:space="preserve"> — recommended, not required, for checking current role and salary norms. With the veteran option on, it also lets Claude check the O*NET Military Crosswalk and DoD COOL for the occupation code crosswalk and cite them; without it, Claude labels the crosswalk as general knowledge to verify</w:t>
       </w:r>
     </w:p>
     <w:p>
@@ -5961,6 +6920,19 @@
     </w:p>
     <w:p>
       <w:pPr>
+        <w:spacing w:after="120" w:line="276"/>
+      </w:pPr>
+      <w:r>
+        <w:rPr>
+          <w:rFonts w:ascii="Cambria" w:cs="Cambria" w:eastAsia="Cambria" w:hAnsi="Cambria"/>
+          <w:sz w:val="21"/>
+          <w:szCs w:val="21"/>
+        </w:rPr>
+        <w:t xml:space="preserve">With the veteran option on (either mode), three sections follow Career Capital: a Military-to-Civilian Translation (a Translation Table of military terms, duty titles, units, acronyms, systems, schools, and awards with civilian equivalents and resume-ready phrasing; an Occupation Code Crosswalk to civilian occupations and credentials; and Similarities You May Be Missing, such as property accountability → fixed-asset management), an Inferred Skills — Confirm Before Using table (skills your rank and role almost certainly built but your background doesn’t state, each with a question to confirm it), and Civilian Market Leverage (clearance value, employers that recruit your occupation and rank, federal hiring considerations such as veterans’ preference, SkillBridge and GI Bill guidance if checked, and 3–5 common civilian misconceptions about veterans with counter-evidence from your record). The paths also include direct occupation matches, roles at your leadership level, clearance-advantaged roles, and at least one fully commercial option; the ranking gains a Military Experience Leverage column; and in Target Pivot mode Block 2 of the hand-off carries your key term translations and clearance, never inferred skills.</w:t>
+      </w:r>
+    </w:p>
+    <w:p>
+      <w:pPr>
         <w:pStyle w:val="Heading3"/>
       </w:pPr>
       <w:r>
@@ -6001,6 +6973,42 @@
           <w:szCs w:val="21"/>
         </w:rPr>
         <w:t xml:space="preserve">If a recommended path doesn’t trace back to specific evidence in what you pasted, push back on it directly in the conversation — the generated prompt instructs Claude to tie every recommendation to real evidence, not generic career advice.</w:t>
+      </w:r>
+    </w:p>
+    <w:p>
+      <w:pPr>
+        <w:pStyle w:val="ListParagraph"/>
+        <w:numPr>
+          <w:ilvl w:val="0"/>
+          <w:numId w:val="2"/>
+        </w:numPr>
+        <w:spacing w:after="80" w:line="276"/>
+      </w:pPr>
+      <w:r>
+        <w:rPr>
+          <w:rFonts w:ascii="Cambria" w:cs="Cambria" w:eastAsia="Cambria" w:hAnsi="Cambria"/>
+          <w:sz w:val="21"/>
+          <w:szCs w:val="21"/>
+        </w:rPr>
+        <w:t xml:space="preserve">Veterans: inferred skills are questions for you, not facts about you. Claude keeps them out of the resume wording, positioning summary, hand-off blocks, and rankings; if one is true, add it to your resume yourself. The same no-invention rules cover your service (no invented duties, deployments, awards, schools, or clearances). Confirm program eligibility (veterans’ preference, SkillBridge, clearance reinstatement) with the official source.</w:t>
+      </w:r>
+    </w:p>
+    <w:p>
+      <w:pPr>
+        <w:pStyle w:val="ListParagraph"/>
+        <w:numPr>
+          <w:ilvl w:val="0"/>
+          <w:numId w:val="2"/>
+        </w:numPr>
+        <w:spacing w:after="80" w:line="276"/>
+      </w:pPr>
+      <w:r>
+        <w:rPr>
+          <w:rFonts w:ascii="Cambria" w:cs="Cambria" w:eastAsia="Cambria" w:hAnsi="Cambria"/>
+          <w:sz w:val="21"/>
+          <w:szCs w:val="21"/>
+        </w:rPr>
+        <w:t xml:space="preserve">Veterans: the What’s Next routing points Interview Prep Guide Builder at the misconceptions named in Civilian Market Leverage, so carry those into its worry-areas field for Objection Reframing. A worked example (sample_prompt_veteran.txt and sample_output_veteran.docx, a fictional Army E-7 92Y with an active Secret clearance) is in the tool’s GitHub repo.</w:t>
       </w:r>
     </w:p>
     <w:p>
@@ -12606,7 +13614,7 @@
                 <w:sz w:val="19"/>
                 <w:szCs w:val="19"/>
               </w:rPr>
-              <w:t xml:space="preserve">Check it when Additional context holds a Career Path Discovery hand-off. Also turns on Pivot Positioning Notes. Adds rules to the prompt: use the hand-off’s skill translations where they genuinely match the posting, treat its listed gaps as real (Not Supported, never implied in a bullet or letter), and take terminology from the posting and facts from your resume.</w:t>
+              <w:t xml:space="preserve">Check it when Additional context holds a Career Path Discovery hand-off. Also turns on Pivot Positioning Notes. Adds rules to the prompt: use the hand-off’s skill translations where they genuinely match the posting, treat its listed gaps as real (Not Supported, never implied in a bullet or letter), and take terminology from the posting and facts from your resume. If the veteran option was on, Block 2 also carries your key military-to-civilian term translations and your clearance (never inferred skills).</w:t>
             </w:r>
           </w:p>
         </w:tc>
@@ -19253,7 +20261,7 @@
           <w:sz w:val="21"/>
           <w:szCs w:val="21"/>
         </w:rPr>
-        <w:t xml:space="preserve">Optimizes your headline, About section, experience descriptions, and skills specifically for the job search — recruiter-searchable, ATS-ready, and built around LinkedIn’s real current character limits. Built for mid-level and upper-level management, regardless of industry or function. A standalone tool, not part of the Step 0–5 funnel, since it’s something you’d reach for independent of where you are in an active application process.</w:t>
+        <w:t xml:space="preserve">Optimizes your headline, About section, experience descriptions, and skills specifically for the job search — recruiter-searchable, ATS-ready, and built around LinkedIn’s real current character limits. Built for mid-level management, upper-level management (Director+), and executives (VP / C-suite), regardless of industry or function. A standalone tool, not part of the Step 0–5 funnel, since it’s something you’d reach for independent of where you are in an active application process.</w:t>
       </w:r>
     </w:p>
     <w:p>
@@ -19473,6 +20481,16 @@
             <w:pPr>
               <w:spacing w:after="0"/>
             </w:pPr>
+            <w:r>
+              <w:rPr>
+                <w:rFonts w:ascii="Calibri" w:cs="Calibri" w:eastAsia="Calibri" w:hAnsi="Calibri"/>
+                <w:b w:val="false"/>
+                <w:bCs w:val="false"/>
+                <w:sz w:val="19"/>
+                <w:szCs w:val="19"/>
+              </w:rPr>
+              <w:t xml:space="preserve"/>
+            </w:r>
           </w:p>
         </w:tc>
       </w:tr>
@@ -19673,7 +20691,7 @@
                 <w:sz w:val="19"/>
                 <w:szCs w:val="19"/>
               </w:rPr>
-              <w:t xml:space="preserve">Preserves existing voice.</w:t>
+              <w:t xml:space="preserve">Preserves existing voice. Also lets the Skills section flag skills to remove from your current profile.</w:t>
             </w:r>
           </w:p>
         </w:tc>
@@ -19710,7 +20728,7 @@
                 <w:sz w:val="19"/>
                 <w:szCs w:val="19"/>
               </w:rPr>
-              <w:t xml:space="preserve">Target role and industry</w:t>
+              <w:t xml:space="preserve">Target role or title</w:t>
             </w:r>
           </w:p>
         </w:tc>
@@ -19742,7 +20760,7 @@
                 <w:sz w:val="19"/>
                 <w:szCs w:val="19"/>
               </w:rPr>
-              <w:t xml:space="preserve">Optional</w:t>
+              <w:t xml:space="preserve">Recommended</w:t>
             </w:r>
           </w:p>
         </w:tc>
@@ -19766,6 +20784,16 @@
             <w:pPr>
               <w:spacing w:after="0"/>
             </w:pPr>
+            <w:r>
+              <w:rPr>
+                <w:rFonts w:ascii="Calibri" w:cs="Calibri" w:eastAsia="Calibri" w:hAnsi="Calibri"/>
+                <w:b w:val="false"/>
+                <w:bCs w:val="false"/>
+                <w:sz w:val="19"/>
+                <w:szCs w:val="19"/>
+              </w:rPr>
+              <w:t xml:space="preserve">If left blank, Claude picks the 2–3 roles your background best supports.</w:t>
+            </w:r>
           </w:p>
         </w:tc>
       </w:tr>
@@ -19801,7 +20829,7 @@
                 <w:sz w:val="19"/>
                 <w:szCs w:val="19"/>
               </w:rPr>
-              <w:t xml:space="preserve">Management level</w:t>
+              <w:t xml:space="preserve">Target industry</w:t>
             </w:r>
           </w:p>
         </w:tc>
@@ -19833,7 +20861,7 @@
                 <w:sz w:val="19"/>
                 <w:szCs w:val="19"/>
               </w:rPr>
-              <w:t xml:space="preserve">Required</w:t>
+              <w:t xml:space="preserve">Optional</w:t>
             </w:r>
           </w:p>
         </w:tc>
@@ -19857,6 +20885,16 @@
             <w:pPr>
               <w:spacing w:after="0"/>
             </w:pPr>
+            <w:r>
+              <w:rPr>
+                <w:rFonts w:ascii="Calibri" w:cs="Calibri" w:eastAsia="Calibri" w:hAnsi="Calibri"/>
+                <w:b w:val="false"/>
+                <w:bCs w:val="false"/>
+                <w:sz w:val="19"/>
+                <w:szCs w:val="19"/>
+              </w:rPr>
+              <w:t xml:space="preserve"/>
+            </w:r>
           </w:p>
         </w:tc>
       </w:tr>
@@ -19892,7 +20930,7 @@
                 <w:sz w:val="19"/>
                 <w:szCs w:val="19"/>
               </w:rPr>
-              <w:t xml:space="preserve">Preferred custom URL</w:t>
+              <w:t xml:space="preserve">Tools, platforms, certifications &amp; methods</w:t>
             </w:r>
           </w:p>
         </w:tc>
@@ -19948,6 +20986,16 @@
             <w:pPr>
               <w:spacing w:after="0"/>
             </w:pPr>
+            <w:r>
+              <w:rPr>
+                <w:rFonts w:ascii="Calibri" w:cs="Calibri" w:eastAsia="Calibri" w:hAnsi="Calibri"/>
+                <w:b w:val="false"/>
+                <w:bCs w:val="false"/>
+                <w:sz w:val="19"/>
+                <w:szCs w:val="19"/>
+              </w:rPr>
+              <w:t xml:space="preserve">Tools and systems you’ve actually used. Recruiters filter on these and they’re often missing from resumes. Claude treats this list as evidence, the same as your resume.</w:t>
+            </w:r>
           </w:p>
         </w:tc>
       </w:tr>
@@ -19983,7 +21031,7 @@
                 <w:sz w:val="19"/>
                 <w:szCs w:val="19"/>
               </w:rPr>
-              <w:t xml:space="preserve">Headline</w:t>
+              <w:t xml:space="preserve">Job postings you’re aligned to</w:t>
             </w:r>
           </w:p>
         </w:tc>
@@ -20015,7 +21063,7 @@
                 <w:sz w:val="19"/>
                 <w:szCs w:val="19"/>
               </w:rPr>
-              <w:t xml:space="preserve">Optional checkbox</w:t>
+              <w:t xml:space="preserve">Optional</w:t>
             </w:r>
           </w:p>
         </w:tc>
@@ -20039,6 +21087,16 @@
             <w:pPr>
               <w:spacing w:after="0"/>
             </w:pPr>
+            <w:r>
+              <w:rPr>
+                <w:rFonts w:ascii="Calibri" w:cs="Calibri" w:eastAsia="Calibri" w:hAnsi="Calibri"/>
+                <w:b w:val="false"/>
+                <w:bCs w:val="false"/>
+                <w:sz w:val="19"/>
+                <w:szCs w:val="19"/>
+              </w:rPr>
+              <w:t xml:space="preserve">Paste postings for roles you want. Claude counts which skills recur and weights your skills and keywords toward them — 5+ postings gives the strongest signal. Postings are demand signal only, never evidence that you’ve done something.</w:t>
+            </w:r>
           </w:p>
         </w:tc>
       </w:tr>
@@ -20074,7 +21132,7 @@
                 <w:sz w:val="19"/>
                 <w:szCs w:val="19"/>
               </w:rPr>
-              <w:t xml:space="preserve">About section</w:t>
+              <w:t xml:space="preserve">Management level</w:t>
             </w:r>
           </w:p>
         </w:tc>
@@ -20106,7 +21164,7 @@
                 <w:sz w:val="19"/>
                 <w:szCs w:val="19"/>
               </w:rPr>
-              <w:t xml:space="preserve">Optional checkbox</w:t>
+              <w:t xml:space="preserve">Required</w:t>
             </w:r>
           </w:p>
         </w:tc>
@@ -20130,6 +21188,16 @@
             <w:pPr>
               <w:spacing w:after="0"/>
             </w:pPr>
+            <w:r>
+              <w:rPr>
+                <w:rFonts w:ascii="Calibri" w:cs="Calibri" w:eastAsia="Calibri" w:hAnsi="Calibri"/>
+                <w:b w:val="false"/>
+                <w:bCs w:val="false"/>
+                <w:sz w:val="19"/>
+                <w:szCs w:val="19"/>
+              </w:rPr>
+              <w:t xml:space="preserve">Mid-level management (default), Upper-level management (Director+), or Executive (VP / C-suite).</w:t>
+            </w:r>
           </w:p>
         </w:tc>
       </w:tr>
@@ -20165,7 +21233,7 @@
                 <w:sz w:val="19"/>
                 <w:szCs w:val="19"/>
               </w:rPr>
-              <w:t xml:space="preserve">Experience rewrites</w:t>
+              <w:t xml:space="preserve">Location &amp; work arrangement</w:t>
             </w:r>
           </w:p>
         </w:tc>
@@ -20197,7 +21265,7 @@
                 <w:sz w:val="19"/>
                 <w:szCs w:val="19"/>
               </w:rPr>
-              <w:t xml:space="preserve">Optional checkbox</w:t>
+              <w:t xml:space="preserve">Optional</w:t>
             </w:r>
           </w:p>
         </w:tc>
@@ -20229,7 +21297,7 @@
                 <w:sz w:val="19"/>
                 <w:szCs w:val="19"/>
               </w:rPr>
-              <w:t xml:space="preserve">Scope is a three-way choice — 3 most recent (default), All positions, or a Custom number (1–20).</w:t>
+              <w:t xml:space="preserve">Used for Open to Work. If blank, Claude flags it for you to fill in.</w:t>
             </w:r>
           </w:p>
         </w:tc>
@@ -20266,7 +21334,7 @@
                 <w:sz w:val="19"/>
                 <w:szCs w:val="19"/>
               </w:rPr>
-              <w:t xml:space="preserve">Skills</w:t>
+              <w:t xml:space="preserve">Preferred custom URL</w:t>
             </w:r>
           </w:p>
         </w:tc>
@@ -20298,7 +21366,7 @@
                 <w:sz w:val="19"/>
                 <w:szCs w:val="19"/>
               </w:rPr>
-              <w:t xml:space="preserve">Optional checkbox</w:t>
+              <w:t xml:space="preserve">Optional</w:t>
             </w:r>
           </w:p>
         </w:tc>
@@ -20322,6 +21390,16 @@
             <w:pPr>
               <w:spacing w:after="0"/>
             </w:pPr>
+            <w:r>
+              <w:rPr>
+                <w:rFonts w:ascii="Calibri" w:cs="Calibri" w:eastAsia="Calibri" w:hAnsi="Calibri"/>
+                <w:b w:val="false"/>
+                <w:bCs w:val="false"/>
+                <w:sz w:val="19"/>
+                <w:szCs w:val="19"/>
+              </w:rPr>
+              <w:t xml:space="preserve">5–30 characters. If blank, Claude suggests one based on your name.</w:t>
+            </w:r>
           </w:p>
         </w:tc>
       </w:tr>
@@ -20357,7 +21435,7 @@
                 <w:sz w:val="19"/>
                 <w:szCs w:val="19"/>
               </w:rPr>
-              <w:t xml:space="preserve">Custom URL suggestion</w:t>
+              <w:t xml:space="preserve">Headline</w:t>
             </w:r>
           </w:p>
         </w:tc>
@@ -20389,7 +21467,7 @@
                 <w:sz w:val="19"/>
                 <w:szCs w:val="19"/>
               </w:rPr>
-              <w:t xml:space="preserve">Optional checkbox</w:t>
+              <w:t xml:space="preserve">Optional checkbox (on by default)</w:t>
             </w:r>
           </w:p>
         </w:tc>
@@ -20413,6 +21491,16 @@
             <w:pPr>
               <w:spacing w:after="0"/>
             </w:pPr>
+            <w:r>
+              <w:rPr>
+                <w:rFonts w:ascii="Calibri" w:cs="Calibri" w:eastAsia="Calibri" w:hAnsi="Calibri"/>
+                <w:b w:val="false"/>
+                <w:bCs w:val="false"/>
+                <w:sz w:val="19"/>
+                <w:szCs w:val="19"/>
+              </w:rPr>
+              <w:t xml:space="preserve">Up to 5 options (default 3), each with a different angle. 220 characters on desktop, 240 on mobile.</w:t>
+            </w:r>
           </w:p>
         </w:tc>
       </w:tr>
@@ -20448,6 +21536,511 @@
                 <w:sz w:val="19"/>
                 <w:szCs w:val="19"/>
               </w:rPr>
+              <w:t xml:space="preserve">About section</w:t>
+            </w:r>
+          </w:p>
+        </w:tc>
+        <w:tc>
+          <w:tcPr>
+            <w:tcW w:type="dxa" w:w="2000"/>
+            <w:tcBorders>
+              <w:top w:val="single" w:color="BFBFBF" w:sz="4"/>
+              <w:left w:val="none" w:color="FFFFFF" w:sz="0"/>
+              <w:bottom w:val="single" w:color="BFBFBF" w:sz="4"/>
+              <w:right w:val="none" w:color="FFFFFF" w:sz="0"/>
+            </w:tcBorders>
+            <w:tcMar>
+              <w:top w:type="dxa" w:w="70"/>
+              <w:left w:type="dxa" w:w="110"/>
+              <w:bottom w:type="dxa" w:w="70"/>
+              <w:right w:type="dxa" w:w="110"/>
+            </w:tcMar>
+          </w:tcPr>
+          <w:p>
+            <w:pPr>
+              <w:spacing w:after="0"/>
+            </w:pPr>
+            <w:r>
+              <w:rPr>
+                <w:rFonts w:ascii="Calibri" w:cs="Calibri" w:eastAsia="Calibri" w:hAnsi="Calibri"/>
+                <w:b w:val="false"/>
+                <w:bCs w:val="false"/>
+                <w:sz w:val="19"/>
+                <w:szCs w:val="19"/>
+              </w:rPr>
+              <w:t xml:space="preserve">Optional checkbox (on by default)</w:t>
+            </w:r>
+          </w:p>
+        </w:tc>
+        <w:tc>
+          <w:tcPr>
+            <w:tcW w:type="dxa" w:w="9080"/>
+            <w:tcBorders>
+              <w:top w:val="single" w:color="BFBFBF" w:sz="4"/>
+              <w:left w:val="none" w:color="FFFFFF" w:sz="0"/>
+              <w:bottom w:val="single" w:color="BFBFBF" w:sz="4"/>
+              <w:right w:val="none" w:color="FFFFFF" w:sz="0"/>
+            </w:tcBorders>
+            <w:tcMar>
+              <w:top w:type="dxa" w:w="70"/>
+              <w:left w:type="dxa" w:w="110"/>
+              <w:bottom w:type="dxa" w:w="70"/>
+              <w:right w:type="dxa" w:w="110"/>
+            </w:tcMar>
+          </w:tcPr>
+          <w:p>
+            <w:pPr>
+              <w:spacing w:after="0"/>
+            </w:pPr>
+            <w:r>
+              <w:rPr>
+                <w:rFonts w:ascii="Calibri" w:cs="Calibri" w:eastAsia="Calibri" w:hAnsi="Calibri"/>
+                <w:b w:val="false"/>
+                <w:bCs w:val="false"/>
+                <w:sz w:val="19"/>
+                <w:szCs w:val="19"/>
+              </w:rPr>
+              <w:t xml:space="preserve">Up to 2,600 characters.</w:t>
+            </w:r>
+          </w:p>
+        </w:tc>
+      </w:tr>
+      <w:tr>
+        <w:trPr>
+          <w:cantSplit/>
+        </w:trPr>
+        <w:tc>
+          <w:tcPr>
+            <w:tcW w:type="dxa" w:w="2600"/>
+            <w:tcBorders>
+              <w:top w:val="single" w:color="BFBFBF" w:sz="4"/>
+              <w:left w:val="none" w:color="FFFFFF" w:sz="0"/>
+              <w:bottom w:val="single" w:color="BFBFBF" w:sz="4"/>
+              <w:right w:val="none" w:color="FFFFFF" w:sz="0"/>
+            </w:tcBorders>
+            <w:tcMar>
+              <w:top w:type="dxa" w:w="70"/>
+              <w:left w:type="dxa" w:w="110"/>
+              <w:bottom w:type="dxa" w:w="70"/>
+              <w:right w:type="dxa" w:w="110"/>
+            </w:tcMar>
+          </w:tcPr>
+          <w:p>
+            <w:pPr>
+              <w:spacing w:after="0"/>
+            </w:pPr>
+            <w:r>
+              <w:rPr>
+                <w:rFonts w:ascii="Calibri" w:cs="Calibri" w:eastAsia="Calibri" w:hAnsi="Calibri"/>
+                <w:b w:val="false"/>
+                <w:bCs w:val="false"/>
+                <w:sz w:val="19"/>
+                <w:szCs w:val="19"/>
+              </w:rPr>
+              <w:t xml:space="preserve">Experience rewrites</w:t>
+            </w:r>
+          </w:p>
+        </w:tc>
+        <w:tc>
+          <w:tcPr>
+            <w:tcW w:type="dxa" w:w="2000"/>
+            <w:tcBorders>
+              <w:top w:val="single" w:color="BFBFBF" w:sz="4"/>
+              <w:left w:val="none" w:color="FFFFFF" w:sz="0"/>
+              <w:bottom w:val="single" w:color="BFBFBF" w:sz="4"/>
+              <w:right w:val="none" w:color="FFFFFF" w:sz="0"/>
+            </w:tcBorders>
+            <w:tcMar>
+              <w:top w:type="dxa" w:w="70"/>
+              <w:left w:type="dxa" w:w="110"/>
+              <w:bottom w:type="dxa" w:w="70"/>
+              <w:right w:type="dxa" w:w="110"/>
+            </w:tcMar>
+          </w:tcPr>
+          <w:p>
+            <w:pPr>
+              <w:spacing w:after="0"/>
+            </w:pPr>
+            <w:r>
+              <w:rPr>
+                <w:rFonts w:ascii="Calibri" w:cs="Calibri" w:eastAsia="Calibri" w:hAnsi="Calibri"/>
+                <w:b w:val="false"/>
+                <w:bCs w:val="false"/>
+                <w:sz w:val="19"/>
+                <w:szCs w:val="19"/>
+              </w:rPr>
+              <w:t xml:space="preserve">Optional checkbox (on by default)</w:t>
+            </w:r>
+          </w:p>
+        </w:tc>
+        <w:tc>
+          <w:tcPr>
+            <w:tcW w:type="dxa" w:w="9080"/>
+            <w:tcBorders>
+              <w:top w:val="single" w:color="BFBFBF" w:sz="4"/>
+              <w:left w:val="none" w:color="FFFFFF" w:sz="0"/>
+              <w:bottom w:val="single" w:color="BFBFBF" w:sz="4"/>
+              <w:right w:val="none" w:color="FFFFFF" w:sz="0"/>
+            </w:tcBorders>
+            <w:tcMar>
+              <w:top w:type="dxa" w:w="70"/>
+              <w:left w:type="dxa" w:w="110"/>
+              <w:bottom w:type="dxa" w:w="70"/>
+              <w:right w:type="dxa" w:w="110"/>
+            </w:tcMar>
+          </w:tcPr>
+          <w:p>
+            <w:pPr>
+              <w:spacing w:after="0"/>
+            </w:pPr>
+            <w:r>
+              <w:rPr>
+                <w:rFonts w:ascii="Calibri" w:cs="Calibri" w:eastAsia="Calibri" w:hAnsi="Calibri"/>
+                <w:b w:val="false"/>
+                <w:bCs w:val="false"/>
+                <w:sz w:val="19"/>
+                <w:szCs w:val="19"/>
+              </w:rPr>
+              <w:t xml:space="preserve">Scope is a three-way choice — 3 most recent (default), All positions, or a Custom number (1–20).</w:t>
+            </w:r>
+          </w:p>
+        </w:tc>
+      </w:tr>
+      <w:tr>
+        <w:trPr>
+          <w:cantSplit/>
+        </w:trPr>
+        <w:tc>
+          <w:tcPr>
+            <w:tcW w:type="dxa" w:w="2600"/>
+            <w:tcBorders>
+              <w:top w:val="single" w:color="BFBFBF" w:sz="4"/>
+              <w:left w:val="none" w:color="FFFFFF" w:sz="0"/>
+              <w:bottom w:val="single" w:color="BFBFBF" w:sz="4"/>
+              <w:right w:val="none" w:color="FFFFFF" w:sz="0"/>
+            </w:tcBorders>
+            <w:tcMar>
+              <w:top w:type="dxa" w:w="70"/>
+              <w:left w:type="dxa" w:w="110"/>
+              <w:bottom w:type="dxa" w:w="70"/>
+              <w:right w:type="dxa" w:w="110"/>
+            </w:tcMar>
+          </w:tcPr>
+          <w:p>
+            <w:pPr>
+              <w:spacing w:after="0"/>
+            </w:pPr>
+            <w:r>
+              <w:rPr>
+                <w:rFonts w:ascii="Calibri" w:cs="Calibri" w:eastAsia="Calibri" w:hAnsi="Calibri"/>
+                <w:b w:val="false"/>
+                <w:bCs w:val="false"/>
+                <w:sz w:val="19"/>
+                <w:szCs w:val="19"/>
+              </w:rPr>
+              <w:t xml:space="preserve">Skills</w:t>
+            </w:r>
+          </w:p>
+        </w:tc>
+        <w:tc>
+          <w:tcPr>
+            <w:tcW w:type="dxa" w:w="2000"/>
+            <w:tcBorders>
+              <w:top w:val="single" w:color="BFBFBF" w:sz="4"/>
+              <w:left w:val="none" w:color="FFFFFF" w:sz="0"/>
+              <w:bottom w:val="single" w:color="BFBFBF" w:sz="4"/>
+              <w:right w:val="none" w:color="FFFFFF" w:sz="0"/>
+            </w:tcBorders>
+            <w:tcMar>
+              <w:top w:type="dxa" w:w="70"/>
+              <w:left w:type="dxa" w:w="110"/>
+              <w:bottom w:type="dxa" w:w="70"/>
+              <w:right w:type="dxa" w:w="110"/>
+            </w:tcMar>
+          </w:tcPr>
+          <w:p>
+            <w:pPr>
+              <w:spacing w:after="0"/>
+            </w:pPr>
+            <w:r>
+              <w:rPr>
+                <w:rFonts w:ascii="Calibri" w:cs="Calibri" w:eastAsia="Calibri" w:hAnsi="Calibri"/>
+                <w:b w:val="false"/>
+                <w:bCs w:val="false"/>
+                <w:sz w:val="19"/>
+                <w:szCs w:val="19"/>
+              </w:rPr>
+              <w:t xml:space="preserve">Optional checkbox (on by default)</w:t>
+            </w:r>
+          </w:p>
+        </w:tc>
+        <w:tc>
+          <w:tcPr>
+            <w:tcW w:type="dxa" w:w="9080"/>
+            <w:tcBorders>
+              <w:top w:val="single" w:color="BFBFBF" w:sz="4"/>
+              <w:left w:val="none" w:color="FFFFFF" w:sz="0"/>
+              <w:bottom w:val="single" w:color="BFBFBF" w:sz="4"/>
+              <w:right w:val="none" w:color="FFFFFF" w:sz="0"/>
+            </w:tcBorders>
+            <w:tcMar>
+              <w:top w:type="dxa" w:w="70"/>
+              <w:left w:type="dxa" w:w="110"/>
+              <w:bottom w:type="dxa" w:w="70"/>
+              <w:right w:type="dxa" w:w="110"/>
+            </w:tcMar>
+          </w:tcPr>
+          <w:p>
+            <w:pPr>
+              <w:spacing w:after="0"/>
+            </w:pPr>
+            <w:r>
+              <w:rPr>
+                <w:rFonts w:ascii="Calibri" w:cs="Calibri" w:eastAsia="Calibri" w:hAnsi="Calibri"/>
+                <w:b w:val="false"/>
+                <w:bCs w:val="false"/>
+                <w:sz w:val="19"/>
+                <w:szCs w:val="19"/>
+              </w:rPr>
+              <w:t xml:space="preserve">Two modes: Full build — up to 100 skills, LinkedIn’s max (default), or Focused list (15–25), the shorter original version. Max 80 characters per skill. See Skills Section below.</w:t>
+            </w:r>
+          </w:p>
+        </w:tc>
+      </w:tr>
+      <w:tr>
+        <w:trPr>
+          <w:cantSplit/>
+        </w:trPr>
+        <w:tc>
+          <w:tcPr>
+            <w:tcW w:type="dxa" w:w="2600"/>
+            <w:tcBorders>
+              <w:top w:val="single" w:color="BFBFBF" w:sz="4"/>
+              <w:left w:val="none" w:color="FFFFFF" w:sz="0"/>
+              <w:bottom w:val="single" w:color="BFBFBF" w:sz="4"/>
+              <w:right w:val="none" w:color="FFFFFF" w:sz="0"/>
+            </w:tcBorders>
+            <w:tcMar>
+              <w:top w:type="dxa" w:w="70"/>
+              <w:left w:type="dxa" w:w="110"/>
+              <w:bottom w:type="dxa" w:w="70"/>
+              <w:right w:type="dxa" w:w="110"/>
+            </w:tcMar>
+          </w:tcPr>
+          <w:p>
+            <w:pPr>
+              <w:spacing w:after="0"/>
+            </w:pPr>
+            <w:r>
+              <w:rPr>
+                <w:rFonts w:ascii="Calibri" w:cs="Calibri" w:eastAsia="Calibri" w:hAnsi="Calibri"/>
+                <w:b w:val="false"/>
+                <w:bCs w:val="false"/>
+                <w:sz w:val="19"/>
+                <w:szCs w:val="19"/>
+              </w:rPr>
+              <w:t xml:space="preserve">Custom URL suggestion</w:t>
+            </w:r>
+          </w:p>
+        </w:tc>
+        <w:tc>
+          <w:tcPr>
+            <w:tcW w:type="dxa" w:w="2000"/>
+            <w:tcBorders>
+              <w:top w:val="single" w:color="BFBFBF" w:sz="4"/>
+              <w:left w:val="none" w:color="FFFFFF" w:sz="0"/>
+              <w:bottom w:val="single" w:color="BFBFBF" w:sz="4"/>
+              <w:right w:val="none" w:color="FFFFFF" w:sz="0"/>
+            </w:tcBorders>
+            <w:tcMar>
+              <w:top w:type="dxa" w:w="70"/>
+              <w:left w:type="dxa" w:w="110"/>
+              <w:bottom w:type="dxa" w:w="70"/>
+              <w:right w:type="dxa" w:w="110"/>
+            </w:tcMar>
+          </w:tcPr>
+          <w:p>
+            <w:pPr>
+              <w:spacing w:after="0"/>
+            </w:pPr>
+            <w:r>
+              <w:rPr>
+                <w:rFonts w:ascii="Calibri" w:cs="Calibri" w:eastAsia="Calibri" w:hAnsi="Calibri"/>
+                <w:b w:val="false"/>
+                <w:bCs w:val="false"/>
+                <w:sz w:val="19"/>
+                <w:szCs w:val="19"/>
+              </w:rPr>
+              <w:t xml:space="preserve">Optional checkbox (on by default)</w:t>
+            </w:r>
+          </w:p>
+        </w:tc>
+        <w:tc>
+          <w:tcPr>
+            <w:tcW w:type="dxa" w:w="9080"/>
+            <w:tcBorders>
+              <w:top w:val="single" w:color="BFBFBF" w:sz="4"/>
+              <w:left w:val="none" w:color="FFFFFF" w:sz="0"/>
+              <w:bottom w:val="single" w:color="BFBFBF" w:sz="4"/>
+              <w:right w:val="none" w:color="FFFFFF" w:sz="0"/>
+            </w:tcBorders>
+            <w:tcMar>
+              <w:top w:type="dxa" w:w="70"/>
+              <w:left w:type="dxa" w:w="110"/>
+              <w:bottom w:type="dxa" w:w="70"/>
+              <w:right w:type="dxa" w:w="110"/>
+            </w:tcMar>
+          </w:tcPr>
+          <w:p>
+            <w:pPr>
+              <w:spacing w:after="0"/>
+            </w:pPr>
+            <w:r>
+              <w:rPr>
+                <w:rFonts w:ascii="Calibri" w:cs="Calibri" w:eastAsia="Calibri" w:hAnsi="Calibri"/>
+                <w:b w:val="false"/>
+                <w:bCs w:val="false"/>
+                <w:sz w:val="19"/>
+                <w:szCs w:val="19"/>
+              </w:rPr>
+              <w:t xml:space="preserve"/>
+            </w:r>
+          </w:p>
+        </w:tc>
+      </w:tr>
+      <w:tr>
+        <w:trPr>
+          <w:cantSplit/>
+        </w:trPr>
+        <w:tc>
+          <w:tcPr>
+            <w:tcW w:type="dxa" w:w="2600"/>
+            <w:tcBorders>
+              <w:top w:val="single" w:color="BFBFBF" w:sz="4"/>
+              <w:left w:val="none" w:color="FFFFFF" w:sz="0"/>
+              <w:bottom w:val="single" w:color="BFBFBF" w:sz="4"/>
+              <w:right w:val="none" w:color="FFFFFF" w:sz="0"/>
+            </w:tcBorders>
+            <w:tcMar>
+              <w:top w:type="dxa" w:w="70"/>
+              <w:left w:type="dxa" w:w="110"/>
+              <w:bottom w:type="dxa" w:w="70"/>
+              <w:right w:type="dxa" w:w="110"/>
+            </w:tcMar>
+          </w:tcPr>
+          <w:p>
+            <w:pPr>
+              <w:spacing w:after="0"/>
+            </w:pPr>
+            <w:r>
+              <w:rPr>
+                <w:rFonts w:ascii="Calibri" w:cs="Calibri" w:eastAsia="Calibri" w:hAnsi="Calibri"/>
+                <w:b w:val="false"/>
+                <w:bCs w:val="false"/>
+                <w:sz w:val="19"/>
+                <w:szCs w:val="19"/>
+              </w:rPr>
+              <w:t xml:space="preserve">Open to Work settings</w:t>
+            </w:r>
+          </w:p>
+        </w:tc>
+        <w:tc>
+          <w:tcPr>
+            <w:tcW w:type="dxa" w:w="2000"/>
+            <w:tcBorders>
+              <w:top w:val="single" w:color="BFBFBF" w:sz="4"/>
+              <w:left w:val="none" w:color="FFFFFF" w:sz="0"/>
+              <w:bottom w:val="single" w:color="BFBFBF" w:sz="4"/>
+              <w:right w:val="none" w:color="FFFFFF" w:sz="0"/>
+            </w:tcBorders>
+            <w:tcMar>
+              <w:top w:type="dxa" w:w="70"/>
+              <w:left w:type="dxa" w:w="110"/>
+              <w:bottom w:type="dxa" w:w="70"/>
+              <w:right w:type="dxa" w:w="110"/>
+            </w:tcMar>
+          </w:tcPr>
+          <w:p>
+            <w:pPr>
+              <w:spacing w:after="0"/>
+            </w:pPr>
+            <w:r>
+              <w:rPr>
+                <w:rFonts w:ascii="Calibri" w:cs="Calibri" w:eastAsia="Calibri" w:hAnsi="Calibri"/>
+                <w:b w:val="false"/>
+                <w:bCs w:val="false"/>
+                <w:sz w:val="19"/>
+                <w:szCs w:val="19"/>
+              </w:rPr>
+              <w:t xml:space="preserve">Optional checkbox (on by default)</w:t>
+            </w:r>
+          </w:p>
+        </w:tc>
+        <w:tc>
+          <w:tcPr>
+            <w:tcW w:type="dxa" w:w="9080"/>
+            <w:tcBorders>
+              <w:top w:val="single" w:color="BFBFBF" w:sz="4"/>
+              <w:left w:val="none" w:color="FFFFFF" w:sz="0"/>
+              <w:bottom w:val="single" w:color="BFBFBF" w:sz="4"/>
+              <w:right w:val="none" w:color="FFFFFF" w:sz="0"/>
+            </w:tcBorders>
+            <w:tcMar>
+              <w:top w:type="dxa" w:w="70"/>
+              <w:left w:type="dxa" w:w="110"/>
+              <w:bottom w:type="dxa" w:w="70"/>
+              <w:right w:type="dxa" w:w="110"/>
+            </w:tcMar>
+          </w:tcPr>
+          <w:p>
+            <w:pPr>
+              <w:spacing w:after="0"/>
+            </w:pPr>
+            <w:r>
+              <w:rPr>
+                <w:rFonts w:ascii="Calibri" w:cs="Calibri" w:eastAsia="Calibri" w:hAnsi="Calibri"/>
+                <w:b w:val="false"/>
+                <w:bCs w:val="false"/>
+                <w:sz w:val="19"/>
+                <w:szCs w:val="19"/>
+              </w:rPr>
+              <w:t xml:space="preserve">Up to 5 job titles, plus locations and visibility.</w:t>
+            </w:r>
+          </w:p>
+        </w:tc>
+      </w:tr>
+      <w:tr>
+        <w:trPr>
+          <w:cantSplit/>
+        </w:trPr>
+        <w:tc>
+          <w:tcPr>
+            <w:tcW w:type="dxa" w:w="2600"/>
+            <w:tcBorders>
+              <w:top w:val="single" w:color="BFBFBF" w:sz="4"/>
+              <w:left w:val="none" w:color="FFFFFF" w:sz="0"/>
+              <w:bottom w:val="single" w:color="BFBFBF" w:sz="4"/>
+              <w:right w:val="none" w:color="FFFFFF" w:sz="0"/>
+            </w:tcBorders>
+            <w:tcMar>
+              <w:top w:type="dxa" w:w="70"/>
+              <w:left w:type="dxa" w:w="110"/>
+              <w:bottom w:type="dxa" w:w="70"/>
+              <w:right w:type="dxa" w:w="110"/>
+            </w:tcMar>
+          </w:tcPr>
+          <w:p>
+            <w:pPr>
+              <w:spacing w:after="0"/>
+            </w:pPr>
+            <w:r>
+              <w:rPr>
+                <w:rFonts w:ascii="Calibri" w:cs="Calibri" w:eastAsia="Calibri" w:hAnsi="Calibri"/>
+                <w:b w:val="false"/>
+                <w:bCs w:val="false"/>
+                <w:sz w:val="19"/>
+                <w:szCs w:val="19"/>
+              </w:rPr>
               <w:t xml:space="preserve">Recommendation Request Guidance</w:t>
             </w:r>
           </w:p>
@@ -20504,6 +22097,16 @@
             <w:pPr>
               <w:spacing w:after="0"/>
             </w:pPr>
+            <w:r>
+              <w:rPr>
+                <w:rFonts w:ascii="Calibri" w:cs="Calibri" w:eastAsia="Calibri" w:hAnsi="Calibri"/>
+                <w:b w:val="false"/>
+                <w:bCs w:val="false"/>
+                <w:sz w:val="19"/>
+                <w:szCs w:val="19"/>
+              </w:rPr>
+              <w:t xml:space="preserve"/>
+            </w:r>
           </w:p>
         </w:tc>
       </w:tr>
@@ -20659,7 +22262,7 @@
           <w:sz w:val="21"/>
           <w:szCs w:val="21"/>
         </w:rPr>
-        <w:t xml:space="preserve"> — recommended, not required, for researching current in-demand skills for your target role/industry</w:t>
+        <w:t xml:space="preserve"> — recommended, not required, for researching current in-demand skills for your target role/industry. Live research is always the primary source; without it, the prompt falls back to a generic 100-skill reference pool and Claude says plainly that it did</w:t>
       </w:r>
     </w:p>
     <w:p>
@@ -20716,7 +22319,20 @@
         <w:pStyle w:val="Heading3"/>
       </w:pPr>
       <w:r>
-        <w:t xml:space="preserve">Worth Knowing</w:t>
+        <w:t xml:space="preserve">Skills Section — Full Build vs. Focused List</w:t>
+      </w:r>
+    </w:p>
+    <w:p>
+      <w:pPr>
+        <w:spacing w:after="120" w:line="276"/>
+      </w:pPr>
+      <w:r>
+        <w:rPr>
+          <w:rFonts w:ascii="Cambria" w:cs="Cambria" w:eastAsia="Cambria" w:hAnsi="Cambria"/>
+          <w:sz w:val="21"/>
+          <w:szCs w:val="21"/>
+        </w:rPr>
+        <w:t xml:space="preserve">Full build (the default) builds the most complete skills list your real background can support — LinkedIn allows up to 100 skills, and recruiters filter searches by them, so more honest coverage means more searches you can show up in. It comes back as:</w:t>
       </w:r>
     </w:p>
     <w:p>
@@ -20736,15 +22352,15 @@
           <w:sz w:val="21"/>
           <w:szCs w:val="21"/>
         </w:rPr>
-        <w:t xml:space="preserve">Nothing is invented.</w:t>
-      </w:r>
-      <w:r>
-        <w:rPr>
-          <w:rFonts w:ascii="Cambria" w:cs="Cambria" w:eastAsia="Cambria" w:hAnsi="Cambria"/>
-          <w:sz w:val="21"/>
-          <w:szCs w:val="21"/>
-        </w:rPr>
-        <w:t xml:space="preserve"> A real number, dollar figure, or percentage leads a bullet only where one genuinely exists in your background — a strong qualitative bullet is always the correct substitute for a fabricated metric, never the other way around.</w:t>
+        <w:t xml:space="preserve">A ranked table — </w:t>
+      </w:r>
+      <w:r>
+        <w:rPr>
+          <w:rFonts w:ascii="Cambria" w:cs="Cambria" w:eastAsia="Cambria" w:hAnsi="Cambria"/>
+          <w:sz w:val="21"/>
+          <w:szCs w:val="21"/>
+        </w:rPr>
+        <w:t xml:space="preserve"># · Skill · Tier · Demand signal (High / Medium / Niche, plus how many of your pasted postings mention it) · Evidence from your background · which position, education entry, or certification to attach it to on LinkedIn.</w:t>
       </w:r>
     </w:p>
     <w:p>
@@ -20764,15 +22380,15 @@
           <w:sz w:val="21"/>
           <w:szCs w:val="21"/>
         </w:rPr>
-        <w:t xml:space="preserve">Skills are researched, not recited.</w:t>
-      </w:r>
-      <w:r>
-        <w:rPr>
-          <w:rFonts w:ascii="Cambria" w:cs="Cambria" w:eastAsia="Cambria" w:hAnsi="Cambria"/>
-          <w:sz w:val="21"/>
-          <w:szCs w:val="21"/>
-        </w:rPr>
-        <w:t xml:space="preserve"> The prompt instructs Claude to ground the skills list in real current hiring signal for your specific target role and industry, and to only include a skill if something in your actual background supports it — not a static “top skills” list memorized from training.</w:t>
+        <w:t xml:space="preserve">Four tiers — </w:t>
+      </w:r>
+      <w:r>
+        <w:rPr>
+          <w:rFonts w:ascii="Cambria" w:cs="Cambria" w:eastAsia="Cambria" w:hAnsi="Cambria"/>
+          <w:sz w:val="21"/>
+          <w:szCs w:val="21"/>
+        </w:rPr>
+        <w:t xml:space="preserve">Tier 1 (about the top 25): core skills for your target role with strong evidence. Tier 2 (26–60): supporting skills. Tier 3 (61–85): specific tools, platforms, systems, standards, and methods you’ve used. Tier 4 (86–100): legitimate alternate names recruiters also search for, plus differentiators.</w:t>
       </w:r>
     </w:p>
     <w:p>
@@ -20792,15 +22408,15 @@
           <w:sz w:val="21"/>
           <w:szCs w:val="21"/>
         </w:rPr>
-        <w:t xml:space="preserve">Recommendation guidance is never ghostwritten.</w:t>
-      </w:r>
-      <w:r>
-        <w:rPr>
-          <w:rFonts w:ascii="Cambria" w:cs="Cambria" w:eastAsia="Cambria" w:hAnsi="Cambria"/>
-          <w:sz w:val="21"/>
-          <w:szCs w:val="21"/>
-        </w:rPr>
-        <w:t xml:space="preserve"> It tells you who to ask and what real talking points to hand them — putting fabricated words in a real colleague’s mouth isn’t acceptable under any framing.</w:t>
+        <w:t xml:space="preserve">Top 5 to feature, </w:t>
+      </w:r>
+      <w:r>
+        <w:rPr>
+          <w:rFonts w:ascii="Cambria" w:cs="Cambria" w:eastAsia="Cambria" w:hAnsi="Cambria"/>
+          <w:sz w:val="21"/>
+          <w:szCs w:val="21"/>
+        </w:rPr>
+        <w:t xml:space="preserve">each with a line on why.</w:t>
       </w:r>
     </w:p>
     <w:p>
@@ -20815,10 +22431,332 @@
       <w:r>
         <w:rPr>
           <w:rFonts w:ascii="Cambria" w:cs="Cambria" w:eastAsia="Cambria" w:hAnsi="Cambria"/>
+          <w:b/>
+          <w:bCs/>
+          <w:sz w:val="21"/>
+          <w:szCs w:val="21"/>
+        </w:rPr>
+        <w:t xml:space="preserve">Skills to remove </w:t>
+      </w:r>
+      <w:r>
+        <w:rPr>
+          <w:rFonts w:ascii="Cambria" w:cs="Cambria" w:eastAsia="Cambria" w:hAnsi="Cambria"/>
+          <w:sz w:val="21"/>
+          <w:szCs w:val="21"/>
+        </w:rPr>
+        <w:t xml:space="preserve">from your current profile — outdated, generic, or off-target (when you provided your current profile).</w:t>
+      </w:r>
+    </w:p>
+    <w:p>
+      <w:pPr>
+        <w:pStyle w:val="ListParagraph"/>
+        <w:numPr>
+          <w:ilvl w:val="0"/>
+          <w:numId w:val="2"/>
+        </w:numPr>
+        <w:spacing w:after="80" w:line="276"/>
+      </w:pPr>
+      <w:r>
+        <w:rPr>
+          <w:rFonts w:ascii="Cambria" w:cs="Cambria" w:eastAsia="Cambria" w:hAnsi="Cambria"/>
+          <w:b/>
+          <w:bCs/>
+          <w:sz w:val="21"/>
+          <w:szCs w:val="21"/>
+        </w:rPr>
+        <w:t xml:space="preserve">Gaps — </w:t>
+      </w:r>
+      <w:r>
+        <w:rPr>
+          <w:rFonts w:ascii="Cambria" w:cs="Cambria" w:eastAsia="Cambria" w:hAnsi="Cambria"/>
+          <w:sz w:val="21"/>
+          <w:szCs w:val="21"/>
+        </w:rPr>
+        <w:t xml:space="preserve">in-demand skills you don’t show. For each, Claude asks a numbered yes/no question (Q1, Q2…); where it’s a real gap, it suggests the fastest credible way to close it.</w:t>
+      </w:r>
+    </w:p>
+    <w:p>
+      <w:pPr>
+        <w:pStyle w:val="ListParagraph"/>
+        <w:numPr>
+          <w:ilvl w:val="0"/>
+          <w:numId w:val="2"/>
+        </w:numPr>
+        <w:spacing w:after="80" w:line="276"/>
+      </w:pPr>
+      <w:r>
+        <w:rPr>
+          <w:rFonts w:ascii="Cambria" w:cs="Cambria" w:eastAsia="Cambria" w:hAnsi="Cambria"/>
+          <w:b/>
+          <w:bCs/>
+          <w:sz w:val="21"/>
+          <w:szCs w:val="21"/>
+        </w:rPr>
+        <w:t xml:space="preserve">Keyword consistency — </w:t>
+      </w:r>
+      <w:r>
+        <w:rPr>
+          <w:rFonts w:ascii="Cambria" w:cs="Cambria" w:eastAsia="Cambria" w:hAnsi="Cambria"/>
+          <w:sz w:val="21"/>
+          <w:szCs w:val="21"/>
+        </w:rPr>
+        <w:t xml:space="preserve">your top 10 skills woven into the headline, About, and experience text written in the same run.</w:t>
+      </w:r>
+    </w:p>
+    <w:p>
+      <w:pPr>
+        <w:pStyle w:val="ListParagraph"/>
+        <w:numPr>
+          <w:ilvl w:val="0"/>
+          <w:numId w:val="2"/>
+        </w:numPr>
+        <w:spacing w:after="80" w:line="276"/>
+      </w:pPr>
+      <w:r>
+        <w:rPr>
+          <w:rFonts w:ascii="Cambria" w:cs="Cambria" w:eastAsia="Cambria" w:hAnsi="Cambria"/>
+          <w:b/>
+          <w:bCs/>
+          <w:sz w:val="21"/>
+          <w:szCs w:val="21"/>
+        </w:rPr>
+        <w:t xml:space="preserve">A copy-ready list, </w:t>
+      </w:r>
+      <w:r>
+        <w:rPr>
+          <w:rFonts w:ascii="Cambria" w:cs="Cambria" w:eastAsia="Cambria" w:hAnsi="Cambria"/>
+          <w:sz w:val="21"/>
+          <w:szCs w:val="21"/>
+        </w:rPr>
+        <w:t xml:space="preserve">one skill per line in the order to add them.</w:t>
+      </w:r>
+    </w:p>
+    <w:p>
+      <w:pPr>
+        <w:spacing w:after="120" w:line="276"/>
+      </w:pPr>
+      <w:r>
+        <w:rPr>
+          <w:rFonts w:ascii="Cambria" w:cs="Cambria" w:eastAsia="Cambria" w:hAnsi="Cambria"/>
+          <w:sz w:val="21"/>
+          <w:szCs w:val="21"/>
+        </w:rPr>
+        <w:t xml:space="preserve">Focused list (15–25) is the shorter, original skills section, for when you just want the essentials.</w:t>
+      </w:r>
+    </w:p>
+    <w:p>
+      <w:pPr>
+        <w:pStyle w:val="Heading3"/>
+      </w:pPr>
+      <w:r>
+        <w:t xml:space="preserve">Step 2 — Answer the Gap Questions (Full Build)</w:t>
+      </w:r>
+    </w:p>
+    <w:p>
+      <w:pPr>
+        <w:spacing w:after="120" w:line="276"/>
+      </w:pPr>
+      <w:r>
+        <w:rPr>
+          <w:rFonts w:ascii="Cambria" w:cs="Cambria" w:eastAsia="Cambria" w:hAnsi="Cambria"/>
+          <w:sz w:val="21"/>
+          <w:szCs w:val="21"/>
+        </w:rPr>
+        <w:t xml:space="preserve">After the first run, a Copy follow-up prompt card appears below the generated prompt. Paste it into the same Claude conversation and fill in a yes or no (plus one line of detail for each yes) beside each Q number. Claude adds every confirmed skill in the right tier, drops nothing you said no to, keeps the total at 100 or fewer, updates the Headline and About if a new skill lands in your top 10, and regenerates the Word document with new skills marked (NEW). For most people this is where the list grows the most.</w:t>
+      </w:r>
+    </w:p>
+    <w:p>
+      <w:pPr>
+        <w:pStyle w:val="Heading3"/>
+      </w:pPr>
+      <w:r>
+        <w:t xml:space="preserve">Worth Knowing</w:t>
+      </w:r>
+    </w:p>
+    <w:p>
+      <w:pPr>
+        <w:pStyle w:val="ListParagraph"/>
+        <w:numPr>
+          <w:ilvl w:val="0"/>
+          <w:numId w:val="2"/>
+        </w:numPr>
+        <w:spacing w:after="80" w:line="276"/>
+      </w:pPr>
+      <w:r>
+        <w:rPr>
+          <w:rFonts w:ascii="Cambria" w:cs="Cambria" w:eastAsia="Cambria" w:hAnsi="Cambria"/>
+          <w:b/>
+          <w:bCs/>
+          <w:sz w:val="21"/>
+          <w:szCs w:val="21"/>
+        </w:rPr>
+        <w:t xml:space="preserve">Nothing is invented.</w:t>
+      </w:r>
+      <w:r>
+        <w:rPr>
+          <w:rFonts w:ascii="Cambria" w:cs="Cambria" w:eastAsia="Cambria" w:hAnsi="Cambria"/>
+          <w:sz w:val="21"/>
+          <w:szCs w:val="21"/>
+        </w:rPr>
+        <w:t xml:space="preserve"> A real number, dollar figure, or percentage leads a bullet only where one genuinely exists in your background — a strong qualitative bullet is always the correct substitute for a fabricated metric, never the other way around.</w:t>
+      </w:r>
+    </w:p>
+    <w:p>
+      <w:pPr>
+        <w:pStyle w:val="ListParagraph"/>
+        <w:numPr>
+          <w:ilvl w:val="0"/>
+          <w:numId w:val="2"/>
+        </w:numPr>
+        <w:spacing w:after="80" w:line="276"/>
+      </w:pPr>
+      <w:r>
+        <w:rPr>
+          <w:rFonts w:ascii="Cambria" w:cs="Cambria" w:eastAsia="Cambria" w:hAnsi="Cambria"/>
+          <w:b/>
+          <w:bCs/>
+          <w:sz w:val="21"/>
+          <w:szCs w:val="21"/>
+        </w:rPr>
+        <w:t xml:space="preserve">Skills are researched, not recited. </w:t>
+      </w:r>
+      <w:r>
+        <w:rPr>
+          <w:rFonts w:ascii="Cambria" w:cs="Cambria" w:eastAsia="Cambria" w:hAnsi="Cambria"/>
+          <w:sz w:val="21"/>
+          <w:szCs w:val="21"/>
+        </w:rPr>
+        <w:t xml:space="preserve">The prompt instructs Claude to ground the skills list in real current hiring signal for your specific target role and industry — live postings, category demand, and any postings you pasted — and to only include a skill if something in your actual background supports it, not a static “top skills” list memorized from training. No skill is added just because a job posting asks for it.</w:t>
+      </w:r>
+    </w:p>
+    <w:p>
+      <w:pPr>
+        <w:pStyle w:val="ListParagraph"/>
+        <w:numPr>
+          <w:ilvl w:val="0"/>
+          <w:numId w:val="2"/>
+        </w:numPr>
+        <w:spacing w:after="80" w:line="276"/>
+      </w:pPr>
+      <w:r>
+        <w:rPr>
+          <w:rFonts w:ascii="Cambria" w:cs="Cambria" w:eastAsia="Cambria" w:hAnsi="Cambria"/>
+          <w:b/>
+          <w:bCs/>
+          <w:sz w:val="21"/>
+          <w:szCs w:val="21"/>
+        </w:rPr>
+        <w:t xml:space="preserve">Claude never pads to reach 100. </w:t>
+      </w:r>
+      <w:r>
+        <w:rPr>
+          <w:rFonts w:ascii="Cambria" w:cs="Cambria" w:eastAsia="Cambria" w:hAnsi="Cambria"/>
+          <w:sz w:val="21"/>
+          <w:szCs w:val="21"/>
+        </w:rPr>
+        <w:t xml:space="preserve">If your background honestly supports fewer, it stops, says how many slots remain, and tells you what you’d need to document to earn them.</w:t>
+      </w:r>
+    </w:p>
+    <w:p>
+      <w:pPr>
+        <w:pStyle w:val="ListParagraph"/>
+        <w:numPr>
+          <w:ilvl w:val="0"/>
+          <w:numId w:val="2"/>
+        </w:numPr>
+        <w:spacing w:after="80" w:line="276"/>
+      </w:pPr>
+      <w:r>
+        <w:rPr>
+          <w:rFonts w:ascii="Cambria" w:cs="Cambria" w:eastAsia="Cambria" w:hAnsi="Cambria"/>
+          <w:b/>
+          <w:bCs/>
+          <w:sz w:val="21"/>
+          <w:szCs w:val="21"/>
+        </w:rPr>
+        <w:t xml:space="preserve">Add skills in tier order. </w:t>
+      </w:r>
+      <w:r>
+        <w:rPr>
+          <w:rFonts w:ascii="Cambria" w:cs="Cambria" w:eastAsia="Cambria" w:hAnsi="Cambria"/>
+          <w:sz w:val="21"/>
+          <w:szCs w:val="21"/>
+        </w:rPr>
+        <w:t xml:space="preserve">Entering 100 skills by hand takes a while — add Tiers 1 and 2 first, since they carry the most search value, and fill in Tiers 3 and 4 over the following week or two.</w:t>
+      </w:r>
+    </w:p>
+    <w:p>
+      <w:pPr>
+        <w:pStyle w:val="ListParagraph"/>
+        <w:numPr>
+          <w:ilvl w:val="0"/>
+          <w:numId w:val="2"/>
+        </w:numPr>
+        <w:spacing w:after="80" w:line="276"/>
+      </w:pPr>
+      <w:r>
+        <w:rPr>
+          <w:rFonts w:ascii="Cambria" w:cs="Cambria" w:eastAsia="Cambria" w:hAnsi="Cambria"/>
+          <w:b/>
+          <w:bCs/>
+          <w:sz w:val="21"/>
+          <w:szCs w:val="21"/>
+        </w:rPr>
+        <w:t xml:space="preserve">Recommendation guidance is never ghostwritten.</w:t>
+      </w:r>
+      <w:r>
+        <w:rPr>
+          <w:rFonts w:ascii="Cambria" w:cs="Cambria" w:eastAsia="Cambria" w:hAnsi="Cambria"/>
+          <w:sz w:val="21"/>
+          <w:szCs w:val="21"/>
+        </w:rPr>
+        <w:t xml:space="preserve"> It tells you who to ask and what real talking points to hand them — putting fabricated words in a real colleague’s mouth isn’t acceptable under any framing.</w:t>
+      </w:r>
+    </w:p>
+    <w:p>
+      <w:pPr>
+        <w:pStyle w:val="ListParagraph"/>
+        <w:numPr>
+          <w:ilvl w:val="0"/>
+          <w:numId w:val="2"/>
+        </w:numPr>
+        <w:spacing w:after="80" w:line="276"/>
+      </w:pPr>
+      <w:r>
+        <w:rPr>
+          <w:rFonts w:ascii="Cambria" w:cs="Cambria" w:eastAsia="Cambria" w:hAnsi="Cambria"/>
           <w:sz w:val="21"/>
           <w:szCs w:val="21"/>
         </w:rPr>
         <w:t xml:space="preserve">Banner image generation and the skills-research step both depend on capabilities specific to Claude — running the prompt in a different AI tool will still produce the text sections, but likely not those two.</w:t>
+      </w:r>
+    </w:p>
+    <w:p>
+      <w:pPr>
+        <w:pStyle w:val="ListParagraph"/>
+        <w:numPr>
+          <w:ilvl w:val="0"/>
+          <w:numId w:val="2"/>
+        </w:numPr>
+        <w:spacing w:after="80" w:line="276"/>
+      </w:pPr>
+      <w:r>
+        <w:rPr>
+          <w:rFonts w:ascii="Cambria" w:cs="Cambria" w:eastAsia="Cambria" w:hAnsi="Cambria"/>
+          <w:b/>
+          <w:bCs/>
+          <w:sz w:val="21"/>
+          <w:szCs w:val="21"/>
+        </w:rPr>
+        <w:t xml:space="preserve">Save and come back later. </w:t>
+      </w:r>
+      <w:r>
+        <w:rPr>
+          <w:rFonts w:ascii="Cambria" w:cs="Cambria" w:eastAsia="Cambria" w:hAnsi="Cambria"/>
+          <w:sz w:val="21"/>
+          <w:szCs w:val="21"/>
+        </w:rPr>
+        <w:t xml:space="preserve">Download .txt saves your generated prompt, and Load .txt to edit brings a saved prompt back into the tool so you can change it instead of starting over.</w:t>
       </w:r>
     </w:p>
     <w:p>
